--- a/release_assets/docx/SAFE-CARE_Framework_Whitepaper.docx
+++ b/release_assets/docx/SAFE-CARE_Framework_Whitepaper.docx
@@ -97,9 +97,9 @@
         </w:tblBorders>
       </w:tblPr>
       <w:tblGrid>
-        <w:gridCol w:w="3120"/>
-        <w:gridCol w:w="3120"/>
-        <w:gridCol w:w="3120"/>
+        <w:gridCol w:w="1045"/>
+        <w:gridCol w:w="2799"/>
+        <w:gridCol w:w="5516"/>
       </w:tblGrid>
       <w:tr>
         <w:trPr>
@@ -107,7 +107,7 @@
         </w:trPr>
         <w:tc>
           <w:tcPr>
-            <w:tcW w:type="dxa" w:w="3120"/>
+            <w:tcW w:type="dxa" w:w="1045"/>
             <w:tcBorders>
               <w:top w:val="single" w:color="D0D0CE" w:sz="1"/>
               <w:left w:val="single" w:color="D0D0CE" w:sz="1"/>
@@ -140,7 +140,7 @@
         </w:tc>
         <w:tc>
           <w:tcPr>
-            <w:tcW w:type="dxa" w:w="3120"/>
+            <w:tcW w:type="dxa" w:w="2799"/>
             <w:tcBorders>
               <w:top w:val="single" w:color="D0D0CE" w:sz="1"/>
               <w:left w:val="single" w:color="D0D0CE" w:sz="1"/>
@@ -173,7 +173,7 @@
         </w:tc>
         <w:tc>
           <w:tcPr>
-            <w:tcW w:type="dxa" w:w="3120"/>
+            <w:tcW w:type="dxa" w:w="5516"/>
             <w:tcBorders>
               <w:top w:val="single" w:color="D0D0CE" w:sz="1"/>
               <w:left w:val="single" w:color="D0D0CE" w:sz="1"/>
@@ -208,7 +208,7 @@
       <w:tr>
         <w:tc>
           <w:tcPr>
-            <w:tcW w:type="dxa" w:w="3120"/>
+            <w:tcW w:type="dxa" w:w="1045"/>
             <w:tcBorders>
               <w:top w:val="single" w:color="D0D0CE" w:sz="1"/>
               <w:left w:val="single" w:color="D0D0CE" w:sz="1"/>
@@ -234,7 +234,7 @@
         </w:tc>
         <w:tc>
           <w:tcPr>
-            <w:tcW w:type="dxa" w:w="3120"/>
+            <w:tcW w:type="dxa" w:w="2799"/>
             <w:tcBorders>
               <w:top w:val="single" w:color="D0D0CE" w:sz="1"/>
               <w:left w:val="single" w:color="D0D0CE" w:sz="1"/>
@@ -260,7 +260,7 @@
         </w:tc>
         <w:tc>
           <w:tcPr>
-            <w:tcW w:type="dxa" w:w="3120"/>
+            <w:tcW w:type="dxa" w:w="5516"/>
             <w:tcBorders>
               <w:top w:val="single" w:color="D0D0CE" w:sz="1"/>
               <w:left w:val="single" w:color="D0D0CE" w:sz="1"/>
@@ -288,7 +288,7 @@
       <w:tr>
         <w:tc>
           <w:tcPr>
-            <w:tcW w:type="dxa" w:w="3120"/>
+            <w:tcW w:type="dxa" w:w="1045"/>
             <w:tcBorders>
               <w:top w:val="single" w:color="D0D0CE" w:sz="1"/>
               <w:left w:val="single" w:color="D0D0CE" w:sz="1"/>
@@ -314,7 +314,7 @@
         </w:tc>
         <w:tc>
           <w:tcPr>
-            <w:tcW w:type="dxa" w:w="3120"/>
+            <w:tcW w:type="dxa" w:w="2799"/>
             <w:tcBorders>
               <w:top w:val="single" w:color="D0D0CE" w:sz="1"/>
               <w:left w:val="single" w:color="D0D0CE" w:sz="1"/>
@@ -340,7 +340,7 @@
         </w:tc>
         <w:tc>
           <w:tcPr>
-            <w:tcW w:type="dxa" w:w="3120"/>
+            <w:tcW w:type="dxa" w:w="5516"/>
             <w:tcBorders>
               <w:top w:val="single" w:color="D0D0CE" w:sz="1"/>
               <w:left w:val="single" w:color="D0D0CE" w:sz="1"/>
@@ -368,7 +368,7 @@
       <w:tr>
         <w:tc>
           <w:tcPr>
-            <w:tcW w:type="dxa" w:w="3120"/>
+            <w:tcW w:type="dxa" w:w="1045"/>
             <w:tcBorders>
               <w:top w:val="single" w:color="D0D0CE" w:sz="1"/>
               <w:left w:val="single" w:color="D0D0CE" w:sz="1"/>
@@ -394,7 +394,7 @@
         </w:tc>
         <w:tc>
           <w:tcPr>
-            <w:tcW w:type="dxa" w:w="3120"/>
+            <w:tcW w:type="dxa" w:w="2799"/>
             <w:tcBorders>
               <w:top w:val="single" w:color="D0D0CE" w:sz="1"/>
               <w:left w:val="single" w:color="D0D0CE" w:sz="1"/>
@@ -420,7 +420,7 @@
         </w:tc>
         <w:tc>
           <w:tcPr>
-            <w:tcW w:type="dxa" w:w="3120"/>
+            <w:tcW w:type="dxa" w:w="5516"/>
             <w:tcBorders>
               <w:top w:val="single" w:color="D0D0CE" w:sz="1"/>
               <w:left w:val="single" w:color="D0D0CE" w:sz="1"/>
@@ -448,7 +448,7 @@
       <w:tr>
         <w:tc>
           <w:tcPr>
-            <w:tcW w:type="dxa" w:w="3120"/>
+            <w:tcW w:type="dxa" w:w="1045"/>
             <w:tcBorders>
               <w:top w:val="single" w:color="D0D0CE" w:sz="1"/>
               <w:left w:val="single" w:color="D0D0CE" w:sz="1"/>
@@ -474,7 +474,7 @@
         </w:tc>
         <w:tc>
           <w:tcPr>
-            <w:tcW w:type="dxa" w:w="3120"/>
+            <w:tcW w:type="dxa" w:w="2799"/>
             <w:tcBorders>
               <w:top w:val="single" w:color="D0D0CE" w:sz="1"/>
               <w:left w:val="single" w:color="D0D0CE" w:sz="1"/>
@@ -500,7 +500,7 @@
         </w:tc>
         <w:tc>
           <w:tcPr>
-            <w:tcW w:type="dxa" w:w="3120"/>
+            <w:tcW w:type="dxa" w:w="5516"/>
             <w:tcBorders>
               <w:top w:val="single" w:color="D0D0CE" w:sz="1"/>
               <w:left w:val="single" w:color="D0D0CE" w:sz="1"/>
@@ -528,7 +528,7 @@
       <w:tr>
         <w:tc>
           <w:tcPr>
-            <w:tcW w:type="dxa" w:w="3120"/>
+            <w:tcW w:type="dxa" w:w="1045"/>
             <w:tcBorders>
               <w:top w:val="single" w:color="D0D0CE" w:sz="1"/>
               <w:left w:val="single" w:color="D0D0CE" w:sz="1"/>
@@ -554,7 +554,7 @@
         </w:tc>
         <w:tc>
           <w:tcPr>
-            <w:tcW w:type="dxa" w:w="3120"/>
+            <w:tcW w:type="dxa" w:w="2799"/>
             <w:tcBorders>
               <w:top w:val="single" w:color="D0D0CE" w:sz="1"/>
               <w:left w:val="single" w:color="D0D0CE" w:sz="1"/>
@@ -580,7 +580,7 @@
         </w:tc>
         <w:tc>
           <w:tcPr>
-            <w:tcW w:type="dxa" w:w="3120"/>
+            <w:tcW w:type="dxa" w:w="5516"/>
             <w:tcBorders>
               <w:top w:val="single" w:color="D0D0CE" w:sz="1"/>
               <w:left w:val="single" w:color="D0D0CE" w:sz="1"/>
@@ -608,7 +608,7 @@
       <w:tr>
         <w:tc>
           <w:tcPr>
-            <w:tcW w:type="dxa" w:w="3120"/>
+            <w:tcW w:type="dxa" w:w="1045"/>
             <w:tcBorders>
               <w:top w:val="single" w:color="D0D0CE" w:sz="1"/>
               <w:left w:val="single" w:color="D0D0CE" w:sz="1"/>
@@ -634,7 +634,7 @@
         </w:tc>
         <w:tc>
           <w:tcPr>
-            <w:tcW w:type="dxa" w:w="3120"/>
+            <w:tcW w:type="dxa" w:w="2799"/>
             <w:tcBorders>
               <w:top w:val="single" w:color="D0D0CE" w:sz="1"/>
               <w:left w:val="single" w:color="D0D0CE" w:sz="1"/>
@@ -660,7 +660,7 @@
         </w:tc>
         <w:tc>
           <w:tcPr>
-            <w:tcW w:type="dxa" w:w="3120"/>
+            <w:tcW w:type="dxa" w:w="5516"/>
             <w:tcBorders>
               <w:top w:val="single" w:color="D0D0CE" w:sz="1"/>
               <w:left w:val="single" w:color="D0D0CE" w:sz="1"/>
@@ -688,7 +688,7 @@
       <w:tr>
         <w:tc>
           <w:tcPr>
-            <w:tcW w:type="dxa" w:w="3120"/>
+            <w:tcW w:type="dxa" w:w="1045"/>
             <w:tcBorders>
               <w:top w:val="single" w:color="D0D0CE" w:sz="1"/>
               <w:left w:val="single" w:color="D0D0CE" w:sz="1"/>
@@ -714,7 +714,7 @@
         </w:tc>
         <w:tc>
           <w:tcPr>
-            <w:tcW w:type="dxa" w:w="3120"/>
+            <w:tcW w:type="dxa" w:w="2799"/>
             <w:tcBorders>
               <w:top w:val="single" w:color="D0D0CE" w:sz="1"/>
               <w:left w:val="single" w:color="D0D0CE" w:sz="1"/>
@@ -740,7 +740,7 @@
         </w:tc>
         <w:tc>
           <w:tcPr>
-            <w:tcW w:type="dxa" w:w="3120"/>
+            <w:tcW w:type="dxa" w:w="5516"/>
             <w:tcBorders>
               <w:top w:val="single" w:color="D0D0CE" w:sz="1"/>
               <w:left w:val="single" w:color="D0D0CE" w:sz="1"/>
@@ -768,7 +768,7 @@
       <w:tr>
         <w:tc>
           <w:tcPr>
-            <w:tcW w:type="dxa" w:w="3120"/>
+            <w:tcW w:type="dxa" w:w="1045"/>
             <w:tcBorders>
               <w:top w:val="single" w:color="D0D0CE" w:sz="1"/>
               <w:left w:val="single" w:color="D0D0CE" w:sz="1"/>
@@ -794,7 +794,7 @@
         </w:tc>
         <w:tc>
           <w:tcPr>
-            <w:tcW w:type="dxa" w:w="3120"/>
+            <w:tcW w:type="dxa" w:w="2799"/>
             <w:tcBorders>
               <w:top w:val="single" w:color="D0D0CE" w:sz="1"/>
               <w:left w:val="single" w:color="D0D0CE" w:sz="1"/>
@@ -820,7 +820,7 @@
         </w:tc>
         <w:tc>
           <w:tcPr>
-            <w:tcW w:type="dxa" w:w="3120"/>
+            <w:tcW w:type="dxa" w:w="5516"/>
             <w:tcBorders>
               <w:top w:val="single" w:color="D0D0CE" w:sz="1"/>
               <w:left w:val="single" w:color="D0D0CE" w:sz="1"/>
@@ -846,6 +846,14 @@
         </w:tc>
       </w:tr>
     </w:tbl>
+    <w:p>
+      <w:pPr>
+        <w:spacing w:after="120"/>
+      </w:pPr>
+      <w:r>
+        <w:t xml:space="preserve"/>
+      </w:r>
+    </w:p>
     <w:p>
       <w:pPr>
         <w:pStyle w:val="Heading1"/>
@@ -891,9 +899,9 @@
         </w:tblBorders>
       </w:tblPr>
       <w:tblGrid>
-        <w:gridCol w:w="3120"/>
-        <w:gridCol w:w="3120"/>
-        <w:gridCol w:w="3120"/>
+        <w:gridCol w:w="1724"/>
+        <w:gridCol w:w="3728"/>
+        <w:gridCol w:w="3908"/>
       </w:tblGrid>
       <w:tr>
         <w:trPr>
@@ -901,7 +909,7 @@
         </w:trPr>
         <w:tc>
           <w:tcPr>
-            <w:tcW w:type="dxa" w:w="3120"/>
+            <w:tcW w:type="dxa" w:w="1724"/>
             <w:tcBorders>
               <w:top w:val="single" w:color="D0D0CE" w:sz="1"/>
               <w:left w:val="single" w:color="D0D0CE" w:sz="1"/>
@@ -934,7 +942,7 @@
         </w:tc>
         <w:tc>
           <w:tcPr>
-            <w:tcW w:type="dxa" w:w="3120"/>
+            <w:tcW w:type="dxa" w:w="3728"/>
             <w:tcBorders>
               <w:top w:val="single" w:color="D0D0CE" w:sz="1"/>
               <w:left w:val="single" w:color="D0D0CE" w:sz="1"/>
@@ -967,7 +975,7 @@
         </w:tc>
         <w:tc>
           <w:tcPr>
-            <w:tcW w:type="dxa" w:w="3120"/>
+            <w:tcW w:type="dxa" w:w="3908"/>
             <w:tcBorders>
               <w:top w:val="single" w:color="D0D0CE" w:sz="1"/>
               <w:left w:val="single" w:color="D0D0CE" w:sz="1"/>
@@ -1002,7 +1010,7 @@
       <w:tr>
         <w:tc>
           <w:tcPr>
-            <w:tcW w:type="dxa" w:w="3120"/>
+            <w:tcW w:type="dxa" w:w="1724"/>
             <w:tcBorders>
               <w:top w:val="single" w:color="D0D0CE" w:sz="1"/>
               <w:left w:val="single" w:color="D0D0CE" w:sz="1"/>
@@ -1028,7 +1036,7 @@
         </w:tc>
         <w:tc>
           <w:tcPr>
-            <w:tcW w:type="dxa" w:w="3120"/>
+            <w:tcW w:type="dxa" w:w="3728"/>
             <w:tcBorders>
               <w:top w:val="single" w:color="D0D0CE" w:sz="1"/>
               <w:left w:val="single" w:color="D0D0CE" w:sz="1"/>
@@ -1054,7 +1062,7 @@
         </w:tc>
         <w:tc>
           <w:tcPr>
-            <w:tcW w:type="dxa" w:w="3120"/>
+            <w:tcW w:type="dxa" w:w="3908"/>
             <w:tcBorders>
               <w:top w:val="single" w:color="D0D0CE" w:sz="1"/>
               <w:left w:val="single" w:color="D0D0CE" w:sz="1"/>
@@ -1082,7 +1090,7 @@
       <w:tr>
         <w:tc>
           <w:tcPr>
-            <w:tcW w:type="dxa" w:w="3120"/>
+            <w:tcW w:type="dxa" w:w="1724"/>
             <w:tcBorders>
               <w:top w:val="single" w:color="D0D0CE" w:sz="1"/>
               <w:left w:val="single" w:color="D0D0CE" w:sz="1"/>
@@ -1108,7 +1116,7 @@
         </w:tc>
         <w:tc>
           <w:tcPr>
-            <w:tcW w:type="dxa" w:w="3120"/>
+            <w:tcW w:type="dxa" w:w="3728"/>
             <w:tcBorders>
               <w:top w:val="single" w:color="D0D0CE" w:sz="1"/>
               <w:left w:val="single" w:color="D0D0CE" w:sz="1"/>
@@ -1134,7 +1142,7 @@
         </w:tc>
         <w:tc>
           <w:tcPr>
-            <w:tcW w:type="dxa" w:w="3120"/>
+            <w:tcW w:type="dxa" w:w="3908"/>
             <w:tcBorders>
               <w:top w:val="single" w:color="D0D0CE" w:sz="1"/>
               <w:left w:val="single" w:color="D0D0CE" w:sz="1"/>
@@ -1162,7 +1170,7 @@
       <w:tr>
         <w:tc>
           <w:tcPr>
-            <w:tcW w:type="dxa" w:w="3120"/>
+            <w:tcW w:type="dxa" w:w="1724"/>
             <w:tcBorders>
               <w:top w:val="single" w:color="D0D0CE" w:sz="1"/>
               <w:left w:val="single" w:color="D0D0CE" w:sz="1"/>
@@ -1188,7 +1196,7 @@
         </w:tc>
         <w:tc>
           <w:tcPr>
-            <w:tcW w:type="dxa" w:w="3120"/>
+            <w:tcW w:type="dxa" w:w="3728"/>
             <w:tcBorders>
               <w:top w:val="single" w:color="D0D0CE" w:sz="1"/>
               <w:left w:val="single" w:color="D0D0CE" w:sz="1"/>
@@ -1214,7 +1222,7 @@
         </w:tc>
         <w:tc>
           <w:tcPr>
-            <w:tcW w:type="dxa" w:w="3120"/>
+            <w:tcW w:type="dxa" w:w="3908"/>
             <w:tcBorders>
               <w:top w:val="single" w:color="D0D0CE" w:sz="1"/>
               <w:left w:val="single" w:color="D0D0CE" w:sz="1"/>
@@ -1242,7 +1250,7 @@
       <w:tr>
         <w:tc>
           <w:tcPr>
-            <w:tcW w:type="dxa" w:w="3120"/>
+            <w:tcW w:type="dxa" w:w="1724"/>
             <w:tcBorders>
               <w:top w:val="single" w:color="D0D0CE" w:sz="1"/>
               <w:left w:val="single" w:color="D0D0CE" w:sz="1"/>
@@ -1268,7 +1276,7 @@
         </w:tc>
         <w:tc>
           <w:tcPr>
-            <w:tcW w:type="dxa" w:w="3120"/>
+            <w:tcW w:type="dxa" w:w="3728"/>
             <w:tcBorders>
               <w:top w:val="single" w:color="D0D0CE" w:sz="1"/>
               <w:left w:val="single" w:color="D0D0CE" w:sz="1"/>
@@ -1294,7 +1302,7 @@
         </w:tc>
         <w:tc>
           <w:tcPr>
-            <w:tcW w:type="dxa" w:w="3120"/>
+            <w:tcW w:type="dxa" w:w="3908"/>
             <w:tcBorders>
               <w:top w:val="single" w:color="D0D0CE" w:sz="1"/>
               <w:left w:val="single" w:color="D0D0CE" w:sz="1"/>
@@ -1322,7 +1330,7 @@
       <w:tr>
         <w:tc>
           <w:tcPr>
-            <w:tcW w:type="dxa" w:w="3120"/>
+            <w:tcW w:type="dxa" w:w="1724"/>
             <w:tcBorders>
               <w:top w:val="single" w:color="D0D0CE" w:sz="1"/>
               <w:left w:val="single" w:color="D0D0CE" w:sz="1"/>
@@ -1348,7 +1356,7 @@
         </w:tc>
         <w:tc>
           <w:tcPr>
-            <w:tcW w:type="dxa" w:w="3120"/>
+            <w:tcW w:type="dxa" w:w="3728"/>
             <w:tcBorders>
               <w:top w:val="single" w:color="D0D0CE" w:sz="1"/>
               <w:left w:val="single" w:color="D0D0CE" w:sz="1"/>
@@ -1374,7 +1382,7 @@
         </w:tc>
         <w:tc>
           <w:tcPr>
-            <w:tcW w:type="dxa" w:w="3120"/>
+            <w:tcW w:type="dxa" w:w="3908"/>
             <w:tcBorders>
               <w:top w:val="single" w:color="D0D0CE" w:sz="1"/>
               <w:left w:val="single" w:color="D0D0CE" w:sz="1"/>
@@ -1402,7 +1410,7 @@
       <w:tr>
         <w:tc>
           <w:tcPr>
-            <w:tcW w:type="dxa" w:w="3120"/>
+            <w:tcW w:type="dxa" w:w="1724"/>
             <w:tcBorders>
               <w:top w:val="single" w:color="D0D0CE" w:sz="1"/>
               <w:left w:val="single" w:color="D0D0CE" w:sz="1"/>
@@ -1428,7 +1436,7 @@
         </w:tc>
         <w:tc>
           <w:tcPr>
-            <w:tcW w:type="dxa" w:w="3120"/>
+            <w:tcW w:type="dxa" w:w="3728"/>
             <w:tcBorders>
               <w:top w:val="single" w:color="D0D0CE" w:sz="1"/>
               <w:left w:val="single" w:color="D0D0CE" w:sz="1"/>
@@ -1454,7 +1462,7 @@
         </w:tc>
         <w:tc>
           <w:tcPr>
-            <w:tcW w:type="dxa" w:w="3120"/>
+            <w:tcW w:type="dxa" w:w="3908"/>
             <w:tcBorders>
               <w:top w:val="single" w:color="D0D0CE" w:sz="1"/>
               <w:left w:val="single" w:color="D0D0CE" w:sz="1"/>
@@ -1482,7 +1490,7 @@
       <w:tr>
         <w:tc>
           <w:tcPr>
-            <w:tcW w:type="dxa" w:w="3120"/>
+            <w:tcW w:type="dxa" w:w="1724"/>
             <w:tcBorders>
               <w:top w:val="single" w:color="D0D0CE" w:sz="1"/>
               <w:left w:val="single" w:color="D0D0CE" w:sz="1"/>
@@ -1508,7 +1516,7 @@
         </w:tc>
         <w:tc>
           <w:tcPr>
-            <w:tcW w:type="dxa" w:w="3120"/>
+            <w:tcW w:type="dxa" w:w="3728"/>
             <w:tcBorders>
               <w:top w:val="single" w:color="D0D0CE" w:sz="1"/>
               <w:left w:val="single" w:color="D0D0CE" w:sz="1"/>
@@ -1534,7 +1542,7 @@
         </w:tc>
         <w:tc>
           <w:tcPr>
-            <w:tcW w:type="dxa" w:w="3120"/>
+            <w:tcW w:type="dxa" w:w="3908"/>
             <w:tcBorders>
               <w:top w:val="single" w:color="D0D0CE" w:sz="1"/>
               <w:left w:val="single" w:color="D0D0CE" w:sz="1"/>
@@ -1562,7 +1570,7 @@
       <w:tr>
         <w:tc>
           <w:tcPr>
-            <w:tcW w:type="dxa" w:w="3120"/>
+            <w:tcW w:type="dxa" w:w="1724"/>
             <w:tcBorders>
               <w:top w:val="single" w:color="D0D0CE" w:sz="1"/>
               <w:left w:val="single" w:color="D0D0CE" w:sz="1"/>
@@ -1588,7 +1596,7 @@
         </w:tc>
         <w:tc>
           <w:tcPr>
-            <w:tcW w:type="dxa" w:w="3120"/>
+            <w:tcW w:type="dxa" w:w="3728"/>
             <w:tcBorders>
               <w:top w:val="single" w:color="D0D0CE" w:sz="1"/>
               <w:left w:val="single" w:color="D0D0CE" w:sz="1"/>
@@ -1614,7 +1622,7 @@
         </w:tc>
         <w:tc>
           <w:tcPr>
-            <w:tcW w:type="dxa" w:w="3120"/>
+            <w:tcW w:type="dxa" w:w="3908"/>
             <w:tcBorders>
               <w:top w:val="single" w:color="D0D0CE" w:sz="1"/>
               <w:left w:val="single" w:color="D0D0CE" w:sz="1"/>
@@ -1640,6 +1648,14 @@
         </w:tc>
       </w:tr>
     </w:tbl>
+    <w:p>
+      <w:pPr>
+        <w:spacing w:after="120"/>
+      </w:pPr>
+      <w:r>
+        <w:t xml:space="preserve"/>
+      </w:r>
+    </w:p>
     <w:p>
       <w:pPr>
         <w:pStyle w:val="Heading1"/>
@@ -1661,10 +1677,10 @@
         </w:tblBorders>
       </w:tblPr>
       <w:tblGrid>
-        <w:gridCol w:w="2340"/>
-        <w:gridCol w:w="2340"/>
-        <w:gridCol w:w="2340"/>
-        <w:gridCol w:w="2340"/>
+        <w:gridCol w:w="2072"/>
+        <w:gridCol w:w="2280"/>
+        <w:gridCol w:w="2292"/>
+        <w:gridCol w:w="2716"/>
       </w:tblGrid>
       <w:tr>
         <w:trPr>
@@ -1672,7 +1688,7 @@
         </w:trPr>
         <w:tc>
           <w:tcPr>
-            <w:tcW w:type="dxa" w:w="2340"/>
+            <w:tcW w:type="dxa" w:w="2072"/>
             <w:tcBorders>
               <w:top w:val="single" w:color="D0D0CE" w:sz="1"/>
               <w:left w:val="single" w:color="D0D0CE" w:sz="1"/>
@@ -1696,8 +1712,8 @@
                 <w:b/>
                 <w:bCs/>
                 <w:color w:val="FFFFFF"/>
-                <w:sz w:val="16"/>
-                <w:szCs w:val="16"/>
+                <w:sz w:val="18"/>
+                <w:szCs w:val="18"/>
               </w:rPr>
               <w:t xml:space="preserve">Failure mode</w:t>
             </w:r>
@@ -1705,7 +1721,7 @@
         </w:tc>
         <w:tc>
           <w:tcPr>
-            <w:tcW w:type="dxa" w:w="2340"/>
+            <w:tcW w:type="dxa" w:w="2280"/>
             <w:tcBorders>
               <w:top w:val="single" w:color="D0D0CE" w:sz="1"/>
               <w:left w:val="single" w:color="D0D0CE" w:sz="1"/>
@@ -1729,8 +1745,8 @@
                 <w:b/>
                 <w:bCs/>
                 <w:color w:val="FFFFFF"/>
-                <w:sz w:val="16"/>
-                <w:szCs w:val="16"/>
+                <w:sz w:val="18"/>
+                <w:szCs w:val="18"/>
               </w:rPr>
               <w:t xml:space="preserve">Example</w:t>
             </w:r>
@@ -1738,7 +1754,7 @@
         </w:tc>
         <w:tc>
           <w:tcPr>
-            <w:tcW w:type="dxa" w:w="2340"/>
+            <w:tcW w:type="dxa" w:w="2292"/>
             <w:tcBorders>
               <w:top w:val="single" w:color="D0D0CE" w:sz="1"/>
               <w:left w:val="single" w:color="D0D0CE" w:sz="1"/>
@@ -1762,8 +1778,8 @@
                 <w:b/>
                 <w:bCs/>
                 <w:color w:val="FFFFFF"/>
-                <w:sz w:val="16"/>
-                <w:szCs w:val="16"/>
+                <w:sz w:val="18"/>
+                <w:szCs w:val="18"/>
               </w:rPr>
               <w:t xml:space="preserve">Why it matters</w:t>
             </w:r>
@@ -1771,7 +1787,7 @@
         </w:tc>
         <w:tc>
           <w:tcPr>
-            <w:tcW w:type="dxa" w:w="2340"/>
+            <w:tcW w:type="dxa" w:w="2716"/>
             <w:tcBorders>
               <w:top w:val="single" w:color="D0D0CE" w:sz="1"/>
               <w:left w:val="single" w:color="D0D0CE" w:sz="1"/>
@@ -1795,8 +1811,8 @@
                 <w:b/>
                 <w:bCs/>
                 <w:color w:val="FFFFFF"/>
-                <w:sz w:val="16"/>
-                <w:szCs w:val="16"/>
+                <w:sz w:val="18"/>
+                <w:szCs w:val="18"/>
               </w:rPr>
               <w:t xml:space="preserve">Required control</w:t>
             </w:r>
@@ -1806,7 +1822,7 @@
       <w:tr>
         <w:tc>
           <w:tcPr>
-            <w:tcW w:type="dxa" w:w="2340"/>
+            <w:tcW w:type="dxa" w:w="2072"/>
             <w:tcBorders>
               <w:top w:val="single" w:color="D0D0CE" w:sz="1"/>
               <w:left w:val="single" w:color="D0D0CE" w:sz="1"/>
@@ -1832,7 +1848,7 @@
         </w:tc>
         <w:tc>
           <w:tcPr>
-            <w:tcW w:type="dxa" w:w="2340"/>
+            <w:tcW w:type="dxa" w:w="2280"/>
             <w:tcBorders>
               <w:top w:val="single" w:color="D0D0CE" w:sz="1"/>
               <w:left w:val="single" w:color="D0D0CE" w:sz="1"/>
@@ -1858,7 +1874,7 @@
         </w:tc>
         <w:tc>
           <w:tcPr>
-            <w:tcW w:type="dxa" w:w="2340"/>
+            <w:tcW w:type="dxa" w:w="2292"/>
             <w:tcBorders>
               <w:top w:val="single" w:color="D0D0CE" w:sz="1"/>
               <w:left w:val="single" w:color="D0D0CE" w:sz="1"/>
@@ -1884,7 +1900,7 @@
         </w:tc>
         <w:tc>
           <w:tcPr>
-            <w:tcW w:type="dxa" w:w="2340"/>
+            <w:tcW w:type="dxa" w:w="2716"/>
             <w:tcBorders>
               <w:top w:val="single" w:color="D0D0CE" w:sz="1"/>
               <w:left w:val="single" w:color="D0D0CE" w:sz="1"/>
@@ -1912,7 +1928,7 @@
       <w:tr>
         <w:tc>
           <w:tcPr>
-            <w:tcW w:type="dxa" w:w="2340"/>
+            <w:tcW w:type="dxa" w:w="2072"/>
             <w:tcBorders>
               <w:top w:val="single" w:color="D0D0CE" w:sz="1"/>
               <w:left w:val="single" w:color="D0D0CE" w:sz="1"/>
@@ -1938,7 +1954,7 @@
         </w:tc>
         <w:tc>
           <w:tcPr>
-            <w:tcW w:type="dxa" w:w="2340"/>
+            <w:tcW w:type="dxa" w:w="2280"/>
             <w:tcBorders>
               <w:top w:val="single" w:color="D0D0CE" w:sz="1"/>
               <w:left w:val="single" w:color="D0D0CE" w:sz="1"/>
@@ -1964,7 +1980,7 @@
         </w:tc>
         <w:tc>
           <w:tcPr>
-            <w:tcW w:type="dxa" w:w="2340"/>
+            <w:tcW w:type="dxa" w:w="2292"/>
             <w:tcBorders>
               <w:top w:val="single" w:color="D0D0CE" w:sz="1"/>
               <w:left w:val="single" w:color="D0D0CE" w:sz="1"/>
@@ -1990,7 +2006,7 @@
         </w:tc>
         <w:tc>
           <w:tcPr>
-            <w:tcW w:type="dxa" w:w="2340"/>
+            <w:tcW w:type="dxa" w:w="2716"/>
             <w:tcBorders>
               <w:top w:val="single" w:color="D0D0CE" w:sz="1"/>
               <w:left w:val="single" w:color="D0D0CE" w:sz="1"/>
@@ -2018,7 +2034,7 @@
       <w:tr>
         <w:tc>
           <w:tcPr>
-            <w:tcW w:type="dxa" w:w="2340"/>
+            <w:tcW w:type="dxa" w:w="2072"/>
             <w:tcBorders>
               <w:top w:val="single" w:color="D0D0CE" w:sz="1"/>
               <w:left w:val="single" w:color="D0D0CE" w:sz="1"/>
@@ -2044,7 +2060,7 @@
         </w:tc>
         <w:tc>
           <w:tcPr>
-            <w:tcW w:type="dxa" w:w="2340"/>
+            <w:tcW w:type="dxa" w:w="2280"/>
             <w:tcBorders>
               <w:top w:val="single" w:color="D0D0CE" w:sz="1"/>
               <w:left w:val="single" w:color="D0D0CE" w:sz="1"/>
@@ -2070,7 +2086,7 @@
         </w:tc>
         <w:tc>
           <w:tcPr>
-            <w:tcW w:type="dxa" w:w="2340"/>
+            <w:tcW w:type="dxa" w:w="2292"/>
             <w:tcBorders>
               <w:top w:val="single" w:color="D0D0CE" w:sz="1"/>
               <w:left w:val="single" w:color="D0D0CE" w:sz="1"/>
@@ -2096,7 +2112,7 @@
         </w:tc>
         <w:tc>
           <w:tcPr>
-            <w:tcW w:type="dxa" w:w="2340"/>
+            <w:tcW w:type="dxa" w:w="2716"/>
             <w:tcBorders>
               <w:top w:val="single" w:color="D0D0CE" w:sz="1"/>
               <w:left w:val="single" w:color="D0D0CE" w:sz="1"/>
@@ -2124,7 +2140,7 @@
       <w:tr>
         <w:tc>
           <w:tcPr>
-            <w:tcW w:type="dxa" w:w="2340"/>
+            <w:tcW w:type="dxa" w:w="2072"/>
             <w:tcBorders>
               <w:top w:val="single" w:color="D0D0CE" w:sz="1"/>
               <w:left w:val="single" w:color="D0D0CE" w:sz="1"/>
@@ -2150,7 +2166,7 @@
         </w:tc>
         <w:tc>
           <w:tcPr>
-            <w:tcW w:type="dxa" w:w="2340"/>
+            <w:tcW w:type="dxa" w:w="2280"/>
             <w:tcBorders>
               <w:top w:val="single" w:color="D0D0CE" w:sz="1"/>
               <w:left w:val="single" w:color="D0D0CE" w:sz="1"/>
@@ -2176,7 +2192,7 @@
         </w:tc>
         <w:tc>
           <w:tcPr>
-            <w:tcW w:type="dxa" w:w="2340"/>
+            <w:tcW w:type="dxa" w:w="2292"/>
             <w:tcBorders>
               <w:top w:val="single" w:color="D0D0CE" w:sz="1"/>
               <w:left w:val="single" w:color="D0D0CE" w:sz="1"/>
@@ -2202,7 +2218,7 @@
         </w:tc>
         <w:tc>
           <w:tcPr>
-            <w:tcW w:type="dxa" w:w="2340"/>
+            <w:tcW w:type="dxa" w:w="2716"/>
             <w:tcBorders>
               <w:top w:val="single" w:color="D0D0CE" w:sz="1"/>
               <w:left w:val="single" w:color="D0D0CE" w:sz="1"/>
@@ -2230,7 +2246,7 @@
       <w:tr>
         <w:tc>
           <w:tcPr>
-            <w:tcW w:type="dxa" w:w="2340"/>
+            <w:tcW w:type="dxa" w:w="2072"/>
             <w:tcBorders>
               <w:top w:val="single" w:color="D0D0CE" w:sz="1"/>
               <w:left w:val="single" w:color="D0D0CE" w:sz="1"/>
@@ -2256,7 +2272,7 @@
         </w:tc>
         <w:tc>
           <w:tcPr>
-            <w:tcW w:type="dxa" w:w="2340"/>
+            <w:tcW w:type="dxa" w:w="2280"/>
             <w:tcBorders>
               <w:top w:val="single" w:color="D0D0CE" w:sz="1"/>
               <w:left w:val="single" w:color="D0D0CE" w:sz="1"/>
@@ -2282,7 +2298,7 @@
         </w:tc>
         <w:tc>
           <w:tcPr>
-            <w:tcW w:type="dxa" w:w="2340"/>
+            <w:tcW w:type="dxa" w:w="2292"/>
             <w:tcBorders>
               <w:top w:val="single" w:color="D0D0CE" w:sz="1"/>
               <w:left w:val="single" w:color="D0D0CE" w:sz="1"/>
@@ -2308,7 +2324,7 @@
         </w:tc>
         <w:tc>
           <w:tcPr>
-            <w:tcW w:type="dxa" w:w="2340"/>
+            <w:tcW w:type="dxa" w:w="2716"/>
             <w:tcBorders>
               <w:top w:val="single" w:color="D0D0CE" w:sz="1"/>
               <w:left w:val="single" w:color="D0D0CE" w:sz="1"/>
@@ -2336,7 +2352,7 @@
       <w:tr>
         <w:tc>
           <w:tcPr>
-            <w:tcW w:type="dxa" w:w="2340"/>
+            <w:tcW w:type="dxa" w:w="2072"/>
             <w:tcBorders>
               <w:top w:val="single" w:color="D0D0CE" w:sz="1"/>
               <w:left w:val="single" w:color="D0D0CE" w:sz="1"/>
@@ -2362,7 +2378,7 @@
         </w:tc>
         <w:tc>
           <w:tcPr>
-            <w:tcW w:type="dxa" w:w="2340"/>
+            <w:tcW w:type="dxa" w:w="2280"/>
             <w:tcBorders>
               <w:top w:val="single" w:color="D0D0CE" w:sz="1"/>
               <w:left w:val="single" w:color="D0D0CE" w:sz="1"/>
@@ -2388,7 +2404,7 @@
         </w:tc>
         <w:tc>
           <w:tcPr>
-            <w:tcW w:type="dxa" w:w="2340"/>
+            <w:tcW w:type="dxa" w:w="2292"/>
             <w:tcBorders>
               <w:top w:val="single" w:color="D0D0CE" w:sz="1"/>
               <w:left w:val="single" w:color="D0D0CE" w:sz="1"/>
@@ -2414,7 +2430,7 @@
         </w:tc>
         <w:tc>
           <w:tcPr>
-            <w:tcW w:type="dxa" w:w="2340"/>
+            <w:tcW w:type="dxa" w:w="2716"/>
             <w:tcBorders>
               <w:top w:val="single" w:color="D0D0CE" w:sz="1"/>
               <w:left w:val="single" w:color="D0D0CE" w:sz="1"/>
@@ -2442,7 +2458,7 @@
       <w:tr>
         <w:tc>
           <w:tcPr>
-            <w:tcW w:type="dxa" w:w="2340"/>
+            <w:tcW w:type="dxa" w:w="2072"/>
             <w:tcBorders>
               <w:top w:val="single" w:color="D0D0CE" w:sz="1"/>
               <w:left w:val="single" w:color="D0D0CE" w:sz="1"/>
@@ -2468,7 +2484,7 @@
         </w:tc>
         <w:tc>
           <w:tcPr>
-            <w:tcW w:type="dxa" w:w="2340"/>
+            <w:tcW w:type="dxa" w:w="2280"/>
             <w:tcBorders>
               <w:top w:val="single" w:color="D0D0CE" w:sz="1"/>
               <w:left w:val="single" w:color="D0D0CE" w:sz="1"/>
@@ -2494,7 +2510,7 @@
         </w:tc>
         <w:tc>
           <w:tcPr>
-            <w:tcW w:type="dxa" w:w="2340"/>
+            <w:tcW w:type="dxa" w:w="2292"/>
             <w:tcBorders>
               <w:top w:val="single" w:color="D0D0CE" w:sz="1"/>
               <w:left w:val="single" w:color="D0D0CE" w:sz="1"/>
@@ -2520,7 +2536,7 @@
         </w:tc>
         <w:tc>
           <w:tcPr>
-            <w:tcW w:type="dxa" w:w="2340"/>
+            <w:tcW w:type="dxa" w:w="2716"/>
             <w:tcBorders>
               <w:top w:val="single" w:color="D0D0CE" w:sz="1"/>
               <w:left w:val="single" w:color="D0D0CE" w:sz="1"/>
@@ -2548,7 +2564,7 @@
       <w:tr>
         <w:tc>
           <w:tcPr>
-            <w:tcW w:type="dxa" w:w="2340"/>
+            <w:tcW w:type="dxa" w:w="2072"/>
             <w:tcBorders>
               <w:top w:val="single" w:color="D0D0CE" w:sz="1"/>
               <w:left w:val="single" w:color="D0D0CE" w:sz="1"/>
@@ -2574,7 +2590,7 @@
         </w:tc>
         <w:tc>
           <w:tcPr>
-            <w:tcW w:type="dxa" w:w="2340"/>
+            <w:tcW w:type="dxa" w:w="2280"/>
             <w:tcBorders>
               <w:top w:val="single" w:color="D0D0CE" w:sz="1"/>
               <w:left w:val="single" w:color="D0D0CE" w:sz="1"/>
@@ -2600,7 +2616,7 @@
         </w:tc>
         <w:tc>
           <w:tcPr>
-            <w:tcW w:type="dxa" w:w="2340"/>
+            <w:tcW w:type="dxa" w:w="2292"/>
             <w:tcBorders>
               <w:top w:val="single" w:color="D0D0CE" w:sz="1"/>
               <w:left w:val="single" w:color="D0D0CE" w:sz="1"/>
@@ -2626,7 +2642,7 @@
         </w:tc>
         <w:tc>
           <w:tcPr>
-            <w:tcW w:type="dxa" w:w="2340"/>
+            <w:tcW w:type="dxa" w:w="2716"/>
             <w:tcBorders>
               <w:top w:val="single" w:color="D0D0CE" w:sz="1"/>
               <w:left w:val="single" w:color="D0D0CE" w:sz="1"/>
@@ -2654,7 +2670,7 @@
       <w:tr>
         <w:tc>
           <w:tcPr>
-            <w:tcW w:type="dxa" w:w="2340"/>
+            <w:tcW w:type="dxa" w:w="2072"/>
             <w:tcBorders>
               <w:top w:val="single" w:color="D0D0CE" w:sz="1"/>
               <w:left w:val="single" w:color="D0D0CE" w:sz="1"/>
@@ -2680,7 +2696,7 @@
         </w:tc>
         <w:tc>
           <w:tcPr>
-            <w:tcW w:type="dxa" w:w="2340"/>
+            <w:tcW w:type="dxa" w:w="2280"/>
             <w:tcBorders>
               <w:top w:val="single" w:color="D0D0CE" w:sz="1"/>
               <w:left w:val="single" w:color="D0D0CE" w:sz="1"/>
@@ -2706,7 +2722,7 @@
         </w:tc>
         <w:tc>
           <w:tcPr>
-            <w:tcW w:type="dxa" w:w="2340"/>
+            <w:tcW w:type="dxa" w:w="2292"/>
             <w:tcBorders>
               <w:top w:val="single" w:color="D0D0CE" w:sz="1"/>
               <w:left w:val="single" w:color="D0D0CE" w:sz="1"/>
@@ -2732,7 +2748,7 @@
         </w:tc>
         <w:tc>
           <w:tcPr>
-            <w:tcW w:type="dxa" w:w="2340"/>
+            <w:tcW w:type="dxa" w:w="2716"/>
             <w:tcBorders>
               <w:top w:val="single" w:color="D0D0CE" w:sz="1"/>
               <w:left w:val="single" w:color="D0D0CE" w:sz="1"/>
@@ -2760,7 +2776,7 @@
       <w:tr>
         <w:tc>
           <w:tcPr>
-            <w:tcW w:type="dxa" w:w="2340"/>
+            <w:tcW w:type="dxa" w:w="2072"/>
             <w:tcBorders>
               <w:top w:val="single" w:color="D0D0CE" w:sz="1"/>
               <w:left w:val="single" w:color="D0D0CE" w:sz="1"/>
@@ -2786,7 +2802,7 @@
         </w:tc>
         <w:tc>
           <w:tcPr>
-            <w:tcW w:type="dxa" w:w="2340"/>
+            <w:tcW w:type="dxa" w:w="2280"/>
             <w:tcBorders>
               <w:top w:val="single" w:color="D0D0CE" w:sz="1"/>
               <w:left w:val="single" w:color="D0D0CE" w:sz="1"/>
@@ -2812,7 +2828,7 @@
         </w:tc>
         <w:tc>
           <w:tcPr>
-            <w:tcW w:type="dxa" w:w="2340"/>
+            <w:tcW w:type="dxa" w:w="2292"/>
             <w:tcBorders>
               <w:top w:val="single" w:color="D0D0CE" w:sz="1"/>
               <w:left w:val="single" w:color="D0D0CE" w:sz="1"/>
@@ -2838,7 +2854,7 @@
         </w:tc>
         <w:tc>
           <w:tcPr>
-            <w:tcW w:type="dxa" w:w="2340"/>
+            <w:tcW w:type="dxa" w:w="2716"/>
             <w:tcBorders>
               <w:top w:val="single" w:color="D0D0CE" w:sz="1"/>
               <w:left w:val="single" w:color="D0D0CE" w:sz="1"/>
@@ -2864,6 +2880,14 @@
         </w:tc>
       </w:tr>
     </w:tbl>
+    <w:p>
+      <w:pPr>
+        <w:spacing w:after="120"/>
+      </w:pPr>
+      <w:r>
+        <w:t xml:space="preserve"/>
+      </w:r>
+    </w:p>
     <w:p>
       <w:pPr>
         <w:pStyle w:val="Heading1"/>
@@ -2908,8 +2932,8 @@
         </w:tblBorders>
       </w:tblPr>
       <w:tblGrid>
-        <w:gridCol w:w="4680"/>
-        <w:gridCol w:w="4680"/>
+        <w:gridCol w:w="2288"/>
+        <w:gridCol w:w="7072"/>
       </w:tblGrid>
       <w:tr>
         <w:trPr>
@@ -2917,7 +2941,7 @@
         </w:trPr>
         <w:tc>
           <w:tcPr>
-            <w:tcW w:type="dxa" w:w="4680"/>
+            <w:tcW w:type="dxa" w:w="2288"/>
             <w:tcBorders>
               <w:top w:val="single" w:color="D0D0CE" w:sz="1"/>
               <w:left w:val="single" w:color="D0D0CE" w:sz="1"/>
@@ -2950,7 +2974,7 @@
         </w:tc>
         <w:tc>
           <w:tcPr>
-            <w:tcW w:type="dxa" w:w="4680"/>
+            <w:tcW w:type="dxa" w:w="7072"/>
             <w:tcBorders>
               <w:top w:val="single" w:color="D0D0CE" w:sz="1"/>
               <w:left w:val="single" w:color="D0D0CE" w:sz="1"/>
@@ -2985,7 +3009,7 @@
       <w:tr>
         <w:tc>
           <w:tcPr>
-            <w:tcW w:type="dxa" w:w="4680"/>
+            <w:tcW w:type="dxa" w:w="2288"/>
             <w:tcBorders>
               <w:top w:val="single" w:color="D0D0CE" w:sz="1"/>
               <w:left w:val="single" w:color="D0D0CE" w:sz="1"/>
@@ -3011,7 +3035,7 @@
         </w:tc>
         <w:tc>
           <w:tcPr>
-            <w:tcW w:type="dxa" w:w="4680"/>
+            <w:tcW w:type="dxa" w:w="7072"/>
             <w:tcBorders>
               <w:top w:val="single" w:color="D0D0CE" w:sz="1"/>
               <w:left w:val="single" w:color="D0D0CE" w:sz="1"/>
@@ -3039,7 +3063,7 @@
       <w:tr>
         <w:tc>
           <w:tcPr>
-            <w:tcW w:type="dxa" w:w="4680"/>
+            <w:tcW w:type="dxa" w:w="2288"/>
             <w:tcBorders>
               <w:top w:val="single" w:color="D0D0CE" w:sz="1"/>
               <w:left w:val="single" w:color="D0D0CE" w:sz="1"/>
@@ -3065,7 +3089,7 @@
         </w:tc>
         <w:tc>
           <w:tcPr>
-            <w:tcW w:type="dxa" w:w="4680"/>
+            <w:tcW w:type="dxa" w:w="7072"/>
             <w:tcBorders>
               <w:top w:val="single" w:color="D0D0CE" w:sz="1"/>
               <w:left w:val="single" w:color="D0D0CE" w:sz="1"/>
@@ -3093,7 +3117,7 @@
       <w:tr>
         <w:tc>
           <w:tcPr>
-            <w:tcW w:type="dxa" w:w="4680"/>
+            <w:tcW w:type="dxa" w:w="2288"/>
             <w:tcBorders>
               <w:top w:val="single" w:color="D0D0CE" w:sz="1"/>
               <w:left w:val="single" w:color="D0D0CE" w:sz="1"/>
@@ -3119,7 +3143,7 @@
         </w:tc>
         <w:tc>
           <w:tcPr>
-            <w:tcW w:type="dxa" w:w="4680"/>
+            <w:tcW w:type="dxa" w:w="7072"/>
             <w:tcBorders>
               <w:top w:val="single" w:color="D0D0CE" w:sz="1"/>
               <w:left w:val="single" w:color="D0D0CE" w:sz="1"/>
@@ -3147,7 +3171,7 @@
       <w:tr>
         <w:tc>
           <w:tcPr>
-            <w:tcW w:type="dxa" w:w="4680"/>
+            <w:tcW w:type="dxa" w:w="2288"/>
             <w:tcBorders>
               <w:top w:val="single" w:color="D0D0CE" w:sz="1"/>
               <w:left w:val="single" w:color="D0D0CE" w:sz="1"/>
@@ -3173,7 +3197,7 @@
         </w:tc>
         <w:tc>
           <w:tcPr>
-            <w:tcW w:type="dxa" w:w="4680"/>
+            <w:tcW w:type="dxa" w:w="7072"/>
             <w:tcBorders>
               <w:top w:val="single" w:color="D0D0CE" w:sz="1"/>
               <w:left w:val="single" w:color="D0D0CE" w:sz="1"/>
@@ -3201,7 +3225,7 @@
       <w:tr>
         <w:tc>
           <w:tcPr>
-            <w:tcW w:type="dxa" w:w="4680"/>
+            <w:tcW w:type="dxa" w:w="2288"/>
             <w:tcBorders>
               <w:top w:val="single" w:color="D0D0CE" w:sz="1"/>
               <w:left w:val="single" w:color="D0D0CE" w:sz="1"/>
@@ -3227,7 +3251,7 @@
         </w:tc>
         <w:tc>
           <w:tcPr>
-            <w:tcW w:type="dxa" w:w="4680"/>
+            <w:tcW w:type="dxa" w:w="7072"/>
             <w:tcBorders>
               <w:top w:val="single" w:color="D0D0CE" w:sz="1"/>
               <w:left w:val="single" w:color="D0D0CE" w:sz="1"/>
@@ -3255,7 +3279,7 @@
       <w:tr>
         <w:tc>
           <w:tcPr>
-            <w:tcW w:type="dxa" w:w="4680"/>
+            <w:tcW w:type="dxa" w:w="2288"/>
             <w:tcBorders>
               <w:top w:val="single" w:color="D0D0CE" w:sz="1"/>
               <w:left w:val="single" w:color="D0D0CE" w:sz="1"/>
@@ -3281,7 +3305,7 @@
         </w:tc>
         <w:tc>
           <w:tcPr>
-            <w:tcW w:type="dxa" w:w="4680"/>
+            <w:tcW w:type="dxa" w:w="7072"/>
             <w:tcBorders>
               <w:top w:val="single" w:color="D0D0CE" w:sz="1"/>
               <w:left w:val="single" w:color="D0D0CE" w:sz="1"/>
@@ -3309,7 +3333,7 @@
       <w:tr>
         <w:tc>
           <w:tcPr>
-            <w:tcW w:type="dxa" w:w="4680"/>
+            <w:tcW w:type="dxa" w:w="2288"/>
             <w:tcBorders>
               <w:top w:val="single" w:color="D0D0CE" w:sz="1"/>
               <w:left w:val="single" w:color="D0D0CE" w:sz="1"/>
@@ -3335,7 +3359,7 @@
         </w:tc>
         <w:tc>
           <w:tcPr>
-            <w:tcW w:type="dxa" w:w="4680"/>
+            <w:tcW w:type="dxa" w:w="7072"/>
             <w:tcBorders>
               <w:top w:val="single" w:color="D0D0CE" w:sz="1"/>
               <w:left w:val="single" w:color="D0D0CE" w:sz="1"/>
@@ -3361,6 +3385,14 @@
         </w:tc>
       </w:tr>
     </w:tbl>
+    <w:p>
+      <w:pPr>
+        <w:spacing w:after="120"/>
+      </w:pPr>
+      <w:r>
+        <w:t xml:space="preserve"/>
+      </w:r>
+    </w:p>
     <w:p>
       <w:pPr>
         <w:pStyle w:val="Heading1"/>
@@ -3405,8 +3437,8 @@
         </w:tblBorders>
       </w:tblPr>
       <w:tblGrid>
-        <w:gridCol w:w="4680"/>
-        <w:gridCol w:w="4680"/>
+        <w:gridCol w:w="2359"/>
+        <w:gridCol w:w="7001"/>
       </w:tblGrid>
       <w:tr>
         <w:trPr>
@@ -3414,7 +3446,7 @@
         </w:trPr>
         <w:tc>
           <w:tcPr>
-            <w:tcW w:type="dxa" w:w="4680"/>
+            <w:tcW w:type="dxa" w:w="2359"/>
             <w:tcBorders>
               <w:top w:val="single" w:color="D0D0CE" w:sz="1"/>
               <w:left w:val="single" w:color="D0D0CE" w:sz="1"/>
@@ -3447,7 +3479,7 @@
         </w:tc>
         <w:tc>
           <w:tcPr>
-            <w:tcW w:type="dxa" w:w="4680"/>
+            <w:tcW w:type="dxa" w:w="7001"/>
             <w:tcBorders>
               <w:top w:val="single" w:color="D0D0CE" w:sz="1"/>
               <w:left w:val="single" w:color="D0D0CE" w:sz="1"/>
@@ -3482,7 +3514,7 @@
       <w:tr>
         <w:tc>
           <w:tcPr>
-            <w:tcW w:type="dxa" w:w="4680"/>
+            <w:tcW w:type="dxa" w:w="2359"/>
             <w:tcBorders>
               <w:top w:val="single" w:color="D0D0CE" w:sz="1"/>
               <w:left w:val="single" w:color="D0D0CE" w:sz="1"/>
@@ -3508,7 +3540,7 @@
         </w:tc>
         <w:tc>
           <w:tcPr>
-            <w:tcW w:type="dxa" w:w="4680"/>
+            <w:tcW w:type="dxa" w:w="7001"/>
             <w:tcBorders>
               <w:top w:val="single" w:color="D0D0CE" w:sz="1"/>
               <w:left w:val="single" w:color="D0D0CE" w:sz="1"/>
@@ -3536,7 +3568,7 @@
       <w:tr>
         <w:tc>
           <w:tcPr>
-            <w:tcW w:type="dxa" w:w="4680"/>
+            <w:tcW w:type="dxa" w:w="2359"/>
             <w:tcBorders>
               <w:top w:val="single" w:color="D0D0CE" w:sz="1"/>
               <w:left w:val="single" w:color="D0D0CE" w:sz="1"/>
@@ -3562,7 +3594,7 @@
         </w:tc>
         <w:tc>
           <w:tcPr>
-            <w:tcW w:type="dxa" w:w="4680"/>
+            <w:tcW w:type="dxa" w:w="7001"/>
             <w:tcBorders>
               <w:top w:val="single" w:color="D0D0CE" w:sz="1"/>
               <w:left w:val="single" w:color="D0D0CE" w:sz="1"/>
@@ -3590,7 +3622,7 @@
       <w:tr>
         <w:tc>
           <w:tcPr>
-            <w:tcW w:type="dxa" w:w="4680"/>
+            <w:tcW w:type="dxa" w:w="2359"/>
             <w:tcBorders>
               <w:top w:val="single" w:color="D0D0CE" w:sz="1"/>
               <w:left w:val="single" w:color="D0D0CE" w:sz="1"/>
@@ -3616,7 +3648,7 @@
         </w:tc>
         <w:tc>
           <w:tcPr>
-            <w:tcW w:type="dxa" w:w="4680"/>
+            <w:tcW w:type="dxa" w:w="7001"/>
             <w:tcBorders>
               <w:top w:val="single" w:color="D0D0CE" w:sz="1"/>
               <w:left w:val="single" w:color="D0D0CE" w:sz="1"/>
@@ -3644,7 +3676,7 @@
       <w:tr>
         <w:tc>
           <w:tcPr>
-            <w:tcW w:type="dxa" w:w="4680"/>
+            <w:tcW w:type="dxa" w:w="2359"/>
             <w:tcBorders>
               <w:top w:val="single" w:color="D0D0CE" w:sz="1"/>
               <w:left w:val="single" w:color="D0D0CE" w:sz="1"/>
@@ -3670,7 +3702,7 @@
         </w:tc>
         <w:tc>
           <w:tcPr>
-            <w:tcW w:type="dxa" w:w="4680"/>
+            <w:tcW w:type="dxa" w:w="7001"/>
             <w:tcBorders>
               <w:top w:val="single" w:color="D0D0CE" w:sz="1"/>
               <w:left w:val="single" w:color="D0D0CE" w:sz="1"/>
@@ -3698,7 +3730,7 @@
       <w:tr>
         <w:tc>
           <w:tcPr>
-            <w:tcW w:type="dxa" w:w="4680"/>
+            <w:tcW w:type="dxa" w:w="2359"/>
             <w:tcBorders>
               <w:top w:val="single" w:color="D0D0CE" w:sz="1"/>
               <w:left w:val="single" w:color="D0D0CE" w:sz="1"/>
@@ -3724,7 +3756,7 @@
         </w:tc>
         <w:tc>
           <w:tcPr>
-            <w:tcW w:type="dxa" w:w="4680"/>
+            <w:tcW w:type="dxa" w:w="7001"/>
             <w:tcBorders>
               <w:top w:val="single" w:color="D0D0CE" w:sz="1"/>
               <w:left w:val="single" w:color="D0D0CE" w:sz="1"/>
@@ -3750,6 +3782,14 @@
         </w:tc>
       </w:tr>
     </w:tbl>
+    <w:p>
+      <w:pPr>
+        <w:spacing w:after="120"/>
+      </w:pPr>
+      <w:r>
+        <w:t xml:space="preserve"/>
+      </w:r>
+    </w:p>
     <w:p>
       <w:pPr>
         <w:pStyle w:val="Heading1"/>
@@ -3874,9 +3914,9 @@
         </w:tblBorders>
       </w:tblPr>
       <w:tblGrid>
-        <w:gridCol w:w="3120"/>
-        <w:gridCol w:w="3120"/>
-        <w:gridCol w:w="3120"/>
+        <w:gridCol w:w="2152"/>
+        <w:gridCol w:w="3502"/>
+        <w:gridCol w:w="3706"/>
       </w:tblGrid>
       <w:tr>
         <w:trPr>
@@ -3884,7 +3924,7 @@
         </w:trPr>
         <w:tc>
           <w:tcPr>
-            <w:tcW w:type="dxa" w:w="3120"/>
+            <w:tcW w:type="dxa" w:w="2152"/>
             <w:tcBorders>
               <w:top w:val="single" w:color="D0D0CE" w:sz="1"/>
               <w:left w:val="single" w:color="D0D0CE" w:sz="1"/>
@@ -3917,7 +3957,7 @@
         </w:tc>
         <w:tc>
           <w:tcPr>
-            <w:tcW w:type="dxa" w:w="3120"/>
+            <w:tcW w:type="dxa" w:w="3502"/>
             <w:tcBorders>
               <w:top w:val="single" w:color="D0D0CE" w:sz="1"/>
               <w:left w:val="single" w:color="D0D0CE" w:sz="1"/>
@@ -3950,7 +3990,7 @@
         </w:tc>
         <w:tc>
           <w:tcPr>
-            <w:tcW w:type="dxa" w:w="3120"/>
+            <w:tcW w:type="dxa" w:w="3706"/>
             <w:tcBorders>
               <w:top w:val="single" w:color="D0D0CE" w:sz="1"/>
               <w:left w:val="single" w:color="D0D0CE" w:sz="1"/>
@@ -3985,7 +4025,7 @@
       <w:tr>
         <w:tc>
           <w:tcPr>
-            <w:tcW w:type="dxa" w:w="3120"/>
+            <w:tcW w:type="dxa" w:w="2152"/>
             <w:tcBorders>
               <w:top w:val="single" w:color="D0D0CE" w:sz="1"/>
               <w:left w:val="single" w:color="D0D0CE" w:sz="1"/>
@@ -4011,7 +4051,7 @@
         </w:tc>
         <w:tc>
           <w:tcPr>
-            <w:tcW w:type="dxa" w:w="3120"/>
+            <w:tcW w:type="dxa" w:w="3502"/>
             <w:tcBorders>
               <w:top w:val="single" w:color="D0D0CE" w:sz="1"/>
               <w:left w:val="single" w:color="D0D0CE" w:sz="1"/>
@@ -4037,7 +4077,7 @@
         </w:tc>
         <w:tc>
           <w:tcPr>
-            <w:tcW w:type="dxa" w:w="3120"/>
+            <w:tcW w:type="dxa" w:w="3706"/>
             <w:tcBorders>
               <w:top w:val="single" w:color="D0D0CE" w:sz="1"/>
               <w:left w:val="single" w:color="D0D0CE" w:sz="1"/>
@@ -4065,7 +4105,7 @@
       <w:tr>
         <w:tc>
           <w:tcPr>
-            <w:tcW w:type="dxa" w:w="3120"/>
+            <w:tcW w:type="dxa" w:w="2152"/>
             <w:tcBorders>
               <w:top w:val="single" w:color="D0D0CE" w:sz="1"/>
               <w:left w:val="single" w:color="D0D0CE" w:sz="1"/>
@@ -4091,7 +4131,7 @@
         </w:tc>
         <w:tc>
           <w:tcPr>
-            <w:tcW w:type="dxa" w:w="3120"/>
+            <w:tcW w:type="dxa" w:w="3502"/>
             <w:tcBorders>
               <w:top w:val="single" w:color="D0D0CE" w:sz="1"/>
               <w:left w:val="single" w:color="D0D0CE" w:sz="1"/>
@@ -4117,7 +4157,7 @@
         </w:tc>
         <w:tc>
           <w:tcPr>
-            <w:tcW w:type="dxa" w:w="3120"/>
+            <w:tcW w:type="dxa" w:w="3706"/>
             <w:tcBorders>
               <w:top w:val="single" w:color="D0D0CE" w:sz="1"/>
               <w:left w:val="single" w:color="D0D0CE" w:sz="1"/>
@@ -4145,7 +4185,7 @@
       <w:tr>
         <w:tc>
           <w:tcPr>
-            <w:tcW w:type="dxa" w:w="3120"/>
+            <w:tcW w:type="dxa" w:w="2152"/>
             <w:tcBorders>
               <w:top w:val="single" w:color="D0D0CE" w:sz="1"/>
               <w:left w:val="single" w:color="D0D0CE" w:sz="1"/>
@@ -4171,7 +4211,7 @@
         </w:tc>
         <w:tc>
           <w:tcPr>
-            <w:tcW w:type="dxa" w:w="3120"/>
+            <w:tcW w:type="dxa" w:w="3502"/>
             <w:tcBorders>
               <w:top w:val="single" w:color="D0D0CE" w:sz="1"/>
               <w:left w:val="single" w:color="D0D0CE" w:sz="1"/>
@@ -4197,7 +4237,7 @@
         </w:tc>
         <w:tc>
           <w:tcPr>
-            <w:tcW w:type="dxa" w:w="3120"/>
+            <w:tcW w:type="dxa" w:w="3706"/>
             <w:tcBorders>
               <w:top w:val="single" w:color="D0D0CE" w:sz="1"/>
               <w:left w:val="single" w:color="D0D0CE" w:sz="1"/>
@@ -4225,7 +4265,7 @@
       <w:tr>
         <w:tc>
           <w:tcPr>
-            <w:tcW w:type="dxa" w:w="3120"/>
+            <w:tcW w:type="dxa" w:w="2152"/>
             <w:tcBorders>
               <w:top w:val="single" w:color="D0D0CE" w:sz="1"/>
               <w:left w:val="single" w:color="D0D0CE" w:sz="1"/>
@@ -4251,7 +4291,7 @@
         </w:tc>
         <w:tc>
           <w:tcPr>
-            <w:tcW w:type="dxa" w:w="3120"/>
+            <w:tcW w:type="dxa" w:w="3502"/>
             <w:tcBorders>
               <w:top w:val="single" w:color="D0D0CE" w:sz="1"/>
               <w:left w:val="single" w:color="D0D0CE" w:sz="1"/>
@@ -4277,7 +4317,7 @@
         </w:tc>
         <w:tc>
           <w:tcPr>
-            <w:tcW w:type="dxa" w:w="3120"/>
+            <w:tcW w:type="dxa" w:w="3706"/>
             <w:tcBorders>
               <w:top w:val="single" w:color="D0D0CE" w:sz="1"/>
               <w:left w:val="single" w:color="D0D0CE" w:sz="1"/>
@@ -4305,7 +4345,7 @@
       <w:tr>
         <w:tc>
           <w:tcPr>
-            <w:tcW w:type="dxa" w:w="3120"/>
+            <w:tcW w:type="dxa" w:w="2152"/>
             <w:tcBorders>
               <w:top w:val="single" w:color="D0D0CE" w:sz="1"/>
               <w:left w:val="single" w:color="D0D0CE" w:sz="1"/>
@@ -4331,7 +4371,7 @@
         </w:tc>
         <w:tc>
           <w:tcPr>
-            <w:tcW w:type="dxa" w:w="3120"/>
+            <w:tcW w:type="dxa" w:w="3502"/>
             <w:tcBorders>
               <w:top w:val="single" w:color="D0D0CE" w:sz="1"/>
               <w:left w:val="single" w:color="D0D0CE" w:sz="1"/>
@@ -4357,7 +4397,7 @@
         </w:tc>
         <w:tc>
           <w:tcPr>
-            <w:tcW w:type="dxa" w:w="3120"/>
+            <w:tcW w:type="dxa" w:w="3706"/>
             <w:tcBorders>
               <w:top w:val="single" w:color="D0D0CE" w:sz="1"/>
               <w:left w:val="single" w:color="D0D0CE" w:sz="1"/>
@@ -4385,7 +4425,7 @@
       <w:tr>
         <w:tc>
           <w:tcPr>
-            <w:tcW w:type="dxa" w:w="3120"/>
+            <w:tcW w:type="dxa" w:w="2152"/>
             <w:tcBorders>
               <w:top w:val="single" w:color="D0D0CE" w:sz="1"/>
               <w:left w:val="single" w:color="D0D0CE" w:sz="1"/>
@@ -4411,7 +4451,7 @@
         </w:tc>
         <w:tc>
           <w:tcPr>
-            <w:tcW w:type="dxa" w:w="3120"/>
+            <w:tcW w:type="dxa" w:w="3502"/>
             <w:tcBorders>
               <w:top w:val="single" w:color="D0D0CE" w:sz="1"/>
               <w:left w:val="single" w:color="D0D0CE" w:sz="1"/>
@@ -4437,7 +4477,7 @@
         </w:tc>
         <w:tc>
           <w:tcPr>
-            <w:tcW w:type="dxa" w:w="3120"/>
+            <w:tcW w:type="dxa" w:w="3706"/>
             <w:tcBorders>
               <w:top w:val="single" w:color="D0D0CE" w:sz="1"/>
               <w:left w:val="single" w:color="D0D0CE" w:sz="1"/>
@@ -4465,7 +4505,7 @@
       <w:tr>
         <w:tc>
           <w:tcPr>
-            <w:tcW w:type="dxa" w:w="3120"/>
+            <w:tcW w:type="dxa" w:w="2152"/>
             <w:tcBorders>
               <w:top w:val="single" w:color="D0D0CE" w:sz="1"/>
               <w:left w:val="single" w:color="D0D0CE" w:sz="1"/>
@@ -4491,7 +4531,7 @@
         </w:tc>
         <w:tc>
           <w:tcPr>
-            <w:tcW w:type="dxa" w:w="3120"/>
+            <w:tcW w:type="dxa" w:w="3502"/>
             <w:tcBorders>
               <w:top w:val="single" w:color="D0D0CE" w:sz="1"/>
               <w:left w:val="single" w:color="D0D0CE" w:sz="1"/>
@@ -4517,7 +4557,7 @@
         </w:tc>
         <w:tc>
           <w:tcPr>
-            <w:tcW w:type="dxa" w:w="3120"/>
+            <w:tcW w:type="dxa" w:w="3706"/>
             <w:tcBorders>
               <w:top w:val="single" w:color="D0D0CE" w:sz="1"/>
               <w:left w:val="single" w:color="D0D0CE" w:sz="1"/>
@@ -4543,6 +4583,14 @@
         </w:tc>
       </w:tr>
     </w:tbl>
+    <w:p>
+      <w:pPr>
+        <w:spacing w:after="120"/>
+      </w:pPr>
+      <w:r>
+        <w:t xml:space="preserve"/>
+      </w:r>
+    </w:p>
     <w:p>
       <w:pPr>
         <w:pStyle w:val="Heading1"/>
@@ -4572,9 +4620,9 @@
         </w:tblBorders>
       </w:tblPr>
       <w:tblGrid>
-        <w:gridCol w:w="3120"/>
-        <w:gridCol w:w="3120"/>
-        <w:gridCol w:w="3120"/>
+        <w:gridCol w:w="1077"/>
+        <w:gridCol w:w="3307"/>
+        <w:gridCol w:w="4976"/>
       </w:tblGrid>
       <w:tr>
         <w:trPr>
@@ -4582,7 +4630,7 @@
         </w:trPr>
         <w:tc>
           <w:tcPr>
-            <w:tcW w:type="dxa" w:w="3120"/>
+            <w:tcW w:type="dxa" w:w="1077"/>
             <w:tcBorders>
               <w:top w:val="single" w:color="D0D0CE" w:sz="1"/>
               <w:left w:val="single" w:color="D0D0CE" w:sz="1"/>
@@ -4615,7 +4663,7 @@
         </w:tc>
         <w:tc>
           <w:tcPr>
-            <w:tcW w:type="dxa" w:w="3120"/>
+            <w:tcW w:type="dxa" w:w="3307"/>
             <w:tcBorders>
               <w:top w:val="single" w:color="D0D0CE" w:sz="1"/>
               <w:left w:val="single" w:color="D0D0CE" w:sz="1"/>
@@ -4648,7 +4696,7 @@
         </w:tc>
         <w:tc>
           <w:tcPr>
-            <w:tcW w:type="dxa" w:w="3120"/>
+            <w:tcW w:type="dxa" w:w="4976"/>
             <w:tcBorders>
               <w:top w:val="single" w:color="D0D0CE" w:sz="1"/>
               <w:left w:val="single" w:color="D0D0CE" w:sz="1"/>
@@ -4683,7 +4731,7 @@
       <w:tr>
         <w:tc>
           <w:tcPr>
-            <w:tcW w:type="dxa" w:w="3120"/>
+            <w:tcW w:type="dxa" w:w="1077"/>
             <w:tcBorders>
               <w:top w:val="single" w:color="D0D0CE" w:sz="1"/>
               <w:left w:val="single" w:color="D0D0CE" w:sz="1"/>
@@ -4709,7 +4757,7 @@
         </w:tc>
         <w:tc>
           <w:tcPr>
-            <w:tcW w:type="dxa" w:w="3120"/>
+            <w:tcW w:type="dxa" w:w="3307"/>
             <w:tcBorders>
               <w:top w:val="single" w:color="D0D0CE" w:sz="1"/>
               <w:left w:val="single" w:color="D0D0CE" w:sz="1"/>
@@ -4735,7 +4783,7 @@
         </w:tc>
         <w:tc>
           <w:tcPr>
-            <w:tcW w:type="dxa" w:w="3120"/>
+            <w:tcW w:type="dxa" w:w="4976"/>
             <w:tcBorders>
               <w:top w:val="single" w:color="D0D0CE" w:sz="1"/>
               <w:left w:val="single" w:color="D0D0CE" w:sz="1"/>
@@ -4763,7 +4811,7 @@
       <w:tr>
         <w:tc>
           <w:tcPr>
-            <w:tcW w:type="dxa" w:w="3120"/>
+            <w:tcW w:type="dxa" w:w="1077"/>
             <w:tcBorders>
               <w:top w:val="single" w:color="D0D0CE" w:sz="1"/>
               <w:left w:val="single" w:color="D0D0CE" w:sz="1"/>
@@ -4789,7 +4837,7 @@
         </w:tc>
         <w:tc>
           <w:tcPr>
-            <w:tcW w:type="dxa" w:w="3120"/>
+            <w:tcW w:type="dxa" w:w="3307"/>
             <w:tcBorders>
               <w:top w:val="single" w:color="D0D0CE" w:sz="1"/>
               <w:left w:val="single" w:color="D0D0CE" w:sz="1"/>
@@ -4815,7 +4863,7 @@
         </w:tc>
         <w:tc>
           <w:tcPr>
-            <w:tcW w:type="dxa" w:w="3120"/>
+            <w:tcW w:type="dxa" w:w="4976"/>
             <w:tcBorders>
               <w:top w:val="single" w:color="D0D0CE" w:sz="1"/>
               <w:left w:val="single" w:color="D0D0CE" w:sz="1"/>
@@ -4843,7 +4891,7 @@
       <w:tr>
         <w:tc>
           <w:tcPr>
-            <w:tcW w:type="dxa" w:w="3120"/>
+            <w:tcW w:type="dxa" w:w="1077"/>
             <w:tcBorders>
               <w:top w:val="single" w:color="D0D0CE" w:sz="1"/>
               <w:left w:val="single" w:color="D0D0CE" w:sz="1"/>
@@ -4869,7 +4917,7 @@
         </w:tc>
         <w:tc>
           <w:tcPr>
-            <w:tcW w:type="dxa" w:w="3120"/>
+            <w:tcW w:type="dxa" w:w="3307"/>
             <w:tcBorders>
               <w:top w:val="single" w:color="D0D0CE" w:sz="1"/>
               <w:left w:val="single" w:color="D0D0CE" w:sz="1"/>
@@ -4895,7 +4943,7 @@
         </w:tc>
         <w:tc>
           <w:tcPr>
-            <w:tcW w:type="dxa" w:w="3120"/>
+            <w:tcW w:type="dxa" w:w="4976"/>
             <w:tcBorders>
               <w:top w:val="single" w:color="D0D0CE" w:sz="1"/>
               <w:left w:val="single" w:color="D0D0CE" w:sz="1"/>
@@ -4923,7 +4971,7 @@
       <w:tr>
         <w:tc>
           <w:tcPr>
-            <w:tcW w:type="dxa" w:w="3120"/>
+            <w:tcW w:type="dxa" w:w="1077"/>
             <w:tcBorders>
               <w:top w:val="single" w:color="D0D0CE" w:sz="1"/>
               <w:left w:val="single" w:color="D0D0CE" w:sz="1"/>
@@ -4949,7 +4997,7 @@
         </w:tc>
         <w:tc>
           <w:tcPr>
-            <w:tcW w:type="dxa" w:w="3120"/>
+            <w:tcW w:type="dxa" w:w="3307"/>
             <w:tcBorders>
               <w:top w:val="single" w:color="D0D0CE" w:sz="1"/>
               <w:left w:val="single" w:color="D0D0CE" w:sz="1"/>
@@ -4975,7 +5023,7 @@
         </w:tc>
         <w:tc>
           <w:tcPr>
-            <w:tcW w:type="dxa" w:w="3120"/>
+            <w:tcW w:type="dxa" w:w="4976"/>
             <w:tcBorders>
               <w:top w:val="single" w:color="D0D0CE" w:sz="1"/>
               <w:left w:val="single" w:color="D0D0CE" w:sz="1"/>
@@ -5003,7 +5051,7 @@
       <w:tr>
         <w:tc>
           <w:tcPr>
-            <w:tcW w:type="dxa" w:w="3120"/>
+            <w:tcW w:type="dxa" w:w="1077"/>
             <w:tcBorders>
               <w:top w:val="single" w:color="D0D0CE" w:sz="1"/>
               <w:left w:val="single" w:color="D0D0CE" w:sz="1"/>
@@ -5029,7 +5077,7 @@
         </w:tc>
         <w:tc>
           <w:tcPr>
-            <w:tcW w:type="dxa" w:w="3120"/>
+            <w:tcW w:type="dxa" w:w="3307"/>
             <w:tcBorders>
               <w:top w:val="single" w:color="D0D0CE" w:sz="1"/>
               <w:left w:val="single" w:color="D0D0CE" w:sz="1"/>
@@ -5055,7 +5103,7 @@
         </w:tc>
         <w:tc>
           <w:tcPr>
-            <w:tcW w:type="dxa" w:w="3120"/>
+            <w:tcW w:type="dxa" w:w="4976"/>
             <w:tcBorders>
               <w:top w:val="single" w:color="D0D0CE" w:sz="1"/>
               <w:left w:val="single" w:color="D0D0CE" w:sz="1"/>
@@ -5083,7 +5131,7 @@
       <w:tr>
         <w:tc>
           <w:tcPr>
-            <w:tcW w:type="dxa" w:w="3120"/>
+            <w:tcW w:type="dxa" w:w="1077"/>
             <w:tcBorders>
               <w:top w:val="single" w:color="D0D0CE" w:sz="1"/>
               <w:left w:val="single" w:color="D0D0CE" w:sz="1"/>
@@ -5109,7 +5157,7 @@
         </w:tc>
         <w:tc>
           <w:tcPr>
-            <w:tcW w:type="dxa" w:w="3120"/>
+            <w:tcW w:type="dxa" w:w="3307"/>
             <w:tcBorders>
               <w:top w:val="single" w:color="D0D0CE" w:sz="1"/>
               <w:left w:val="single" w:color="D0D0CE" w:sz="1"/>
@@ -5135,7 +5183,7 @@
         </w:tc>
         <w:tc>
           <w:tcPr>
-            <w:tcW w:type="dxa" w:w="3120"/>
+            <w:tcW w:type="dxa" w:w="4976"/>
             <w:tcBorders>
               <w:top w:val="single" w:color="D0D0CE" w:sz="1"/>
               <w:left w:val="single" w:color="D0D0CE" w:sz="1"/>
@@ -5161,6 +5209,14 @@
         </w:tc>
       </w:tr>
     </w:tbl>
+    <w:p>
+      <w:pPr>
+        <w:spacing w:after="120"/>
+      </w:pPr>
+      <w:r>
+        <w:t xml:space="preserve"/>
+      </w:r>
+    </w:p>
     <w:p>
       <w:pPr>
         <w:pStyle w:val="Heading1"/>
@@ -5205,9 +5261,9 @@
         </w:tblBorders>
       </w:tblPr>
       <w:tblGrid>
-        <w:gridCol w:w="3120"/>
-        <w:gridCol w:w="3120"/>
-        <w:gridCol w:w="3120"/>
+        <w:gridCol w:w="2826"/>
+        <w:gridCol w:w="3574"/>
+        <w:gridCol w:w="2960"/>
       </w:tblGrid>
       <w:tr>
         <w:trPr>
@@ -5215,7 +5271,7 @@
         </w:trPr>
         <w:tc>
           <w:tcPr>
-            <w:tcW w:type="dxa" w:w="3120"/>
+            <w:tcW w:type="dxa" w:w="2826"/>
             <w:tcBorders>
               <w:top w:val="single" w:color="D0D0CE" w:sz="1"/>
               <w:left w:val="single" w:color="D0D0CE" w:sz="1"/>
@@ -5248,7 +5304,7 @@
         </w:tc>
         <w:tc>
           <w:tcPr>
-            <w:tcW w:type="dxa" w:w="3120"/>
+            <w:tcW w:type="dxa" w:w="3574"/>
             <w:tcBorders>
               <w:top w:val="single" w:color="D0D0CE" w:sz="1"/>
               <w:left w:val="single" w:color="D0D0CE" w:sz="1"/>
@@ -5281,7 +5337,7 @@
         </w:tc>
         <w:tc>
           <w:tcPr>
-            <w:tcW w:type="dxa" w:w="3120"/>
+            <w:tcW w:type="dxa" w:w="2960"/>
             <w:tcBorders>
               <w:top w:val="single" w:color="D0D0CE" w:sz="1"/>
               <w:left w:val="single" w:color="D0D0CE" w:sz="1"/>
@@ -5316,7 +5372,7 @@
       <w:tr>
         <w:tc>
           <w:tcPr>
-            <w:tcW w:type="dxa" w:w="3120"/>
+            <w:tcW w:type="dxa" w:w="2826"/>
             <w:tcBorders>
               <w:top w:val="single" w:color="D0D0CE" w:sz="1"/>
               <w:left w:val="single" w:color="D0D0CE" w:sz="1"/>
@@ -5342,7 +5398,7 @@
         </w:tc>
         <w:tc>
           <w:tcPr>
-            <w:tcW w:type="dxa" w:w="3120"/>
+            <w:tcW w:type="dxa" w:w="3574"/>
             <w:tcBorders>
               <w:top w:val="single" w:color="D0D0CE" w:sz="1"/>
               <w:left w:val="single" w:color="D0D0CE" w:sz="1"/>
@@ -5368,7 +5424,7 @@
         </w:tc>
         <w:tc>
           <w:tcPr>
-            <w:tcW w:type="dxa" w:w="3120"/>
+            <w:tcW w:type="dxa" w:w="2960"/>
             <w:tcBorders>
               <w:top w:val="single" w:color="D0D0CE" w:sz="1"/>
               <w:left w:val="single" w:color="D0D0CE" w:sz="1"/>
@@ -5396,7 +5452,7 @@
       <w:tr>
         <w:tc>
           <w:tcPr>
-            <w:tcW w:type="dxa" w:w="3120"/>
+            <w:tcW w:type="dxa" w:w="2826"/>
             <w:tcBorders>
               <w:top w:val="single" w:color="D0D0CE" w:sz="1"/>
               <w:left w:val="single" w:color="D0D0CE" w:sz="1"/>
@@ -5422,7 +5478,7 @@
         </w:tc>
         <w:tc>
           <w:tcPr>
-            <w:tcW w:type="dxa" w:w="3120"/>
+            <w:tcW w:type="dxa" w:w="3574"/>
             <w:tcBorders>
               <w:top w:val="single" w:color="D0D0CE" w:sz="1"/>
               <w:left w:val="single" w:color="D0D0CE" w:sz="1"/>
@@ -5448,7 +5504,7 @@
         </w:tc>
         <w:tc>
           <w:tcPr>
-            <w:tcW w:type="dxa" w:w="3120"/>
+            <w:tcW w:type="dxa" w:w="2960"/>
             <w:tcBorders>
               <w:top w:val="single" w:color="D0D0CE" w:sz="1"/>
               <w:left w:val="single" w:color="D0D0CE" w:sz="1"/>
@@ -5476,7 +5532,7 @@
       <w:tr>
         <w:tc>
           <w:tcPr>
-            <w:tcW w:type="dxa" w:w="3120"/>
+            <w:tcW w:type="dxa" w:w="2826"/>
             <w:tcBorders>
               <w:top w:val="single" w:color="D0D0CE" w:sz="1"/>
               <w:left w:val="single" w:color="D0D0CE" w:sz="1"/>
@@ -5502,7 +5558,7 @@
         </w:tc>
         <w:tc>
           <w:tcPr>
-            <w:tcW w:type="dxa" w:w="3120"/>
+            <w:tcW w:type="dxa" w:w="3574"/>
             <w:tcBorders>
               <w:top w:val="single" w:color="D0D0CE" w:sz="1"/>
               <w:left w:val="single" w:color="D0D0CE" w:sz="1"/>
@@ -5528,7 +5584,7 @@
         </w:tc>
         <w:tc>
           <w:tcPr>
-            <w:tcW w:type="dxa" w:w="3120"/>
+            <w:tcW w:type="dxa" w:w="2960"/>
             <w:tcBorders>
               <w:top w:val="single" w:color="D0D0CE" w:sz="1"/>
               <w:left w:val="single" w:color="D0D0CE" w:sz="1"/>
@@ -5556,7 +5612,7 @@
       <w:tr>
         <w:tc>
           <w:tcPr>
-            <w:tcW w:type="dxa" w:w="3120"/>
+            <w:tcW w:type="dxa" w:w="2826"/>
             <w:tcBorders>
               <w:top w:val="single" w:color="D0D0CE" w:sz="1"/>
               <w:left w:val="single" w:color="D0D0CE" w:sz="1"/>
@@ -5582,7 +5638,7 @@
         </w:tc>
         <w:tc>
           <w:tcPr>
-            <w:tcW w:type="dxa" w:w="3120"/>
+            <w:tcW w:type="dxa" w:w="3574"/>
             <w:tcBorders>
               <w:top w:val="single" w:color="D0D0CE" w:sz="1"/>
               <w:left w:val="single" w:color="D0D0CE" w:sz="1"/>
@@ -5608,7 +5664,7 @@
         </w:tc>
         <w:tc>
           <w:tcPr>
-            <w:tcW w:type="dxa" w:w="3120"/>
+            <w:tcW w:type="dxa" w:w="2960"/>
             <w:tcBorders>
               <w:top w:val="single" w:color="D0D0CE" w:sz="1"/>
               <w:left w:val="single" w:color="D0D0CE" w:sz="1"/>
@@ -5636,7 +5692,7 @@
       <w:tr>
         <w:tc>
           <w:tcPr>
-            <w:tcW w:type="dxa" w:w="3120"/>
+            <w:tcW w:type="dxa" w:w="2826"/>
             <w:tcBorders>
               <w:top w:val="single" w:color="D0D0CE" w:sz="1"/>
               <w:left w:val="single" w:color="D0D0CE" w:sz="1"/>
@@ -5662,7 +5718,7 @@
         </w:tc>
         <w:tc>
           <w:tcPr>
-            <w:tcW w:type="dxa" w:w="3120"/>
+            <w:tcW w:type="dxa" w:w="3574"/>
             <w:tcBorders>
               <w:top w:val="single" w:color="D0D0CE" w:sz="1"/>
               <w:left w:val="single" w:color="D0D0CE" w:sz="1"/>
@@ -5688,7 +5744,7 @@
         </w:tc>
         <w:tc>
           <w:tcPr>
-            <w:tcW w:type="dxa" w:w="3120"/>
+            <w:tcW w:type="dxa" w:w="2960"/>
             <w:tcBorders>
               <w:top w:val="single" w:color="D0D0CE" w:sz="1"/>
               <w:left w:val="single" w:color="D0D0CE" w:sz="1"/>
@@ -5714,6 +5770,14 @@
         </w:tc>
       </w:tr>
     </w:tbl>
+    <w:p>
+      <w:pPr>
+        <w:spacing w:after="120"/>
+      </w:pPr>
+      <w:r>
+        <w:t xml:space="preserve"/>
+      </w:r>
+    </w:p>
     <w:p>
       <w:pPr>
         <w:pStyle w:val="Heading1"/>
@@ -5743,10 +5807,10 @@
         </w:tblBorders>
       </w:tblPr>
       <w:tblGrid>
-        <w:gridCol w:w="2340"/>
-        <w:gridCol w:w="2340"/>
-        <w:gridCol w:w="2340"/>
-        <w:gridCol w:w="2340"/>
+        <w:gridCol w:w="1946"/>
+        <w:gridCol w:w="3669"/>
+        <w:gridCol w:w="1118"/>
+        <w:gridCol w:w="2627"/>
       </w:tblGrid>
       <w:tr>
         <w:trPr>
@@ -5754,7 +5818,7 @@
         </w:trPr>
         <w:tc>
           <w:tcPr>
-            <w:tcW w:type="dxa" w:w="2340"/>
+            <w:tcW w:type="dxa" w:w="1946"/>
             <w:tcBorders>
               <w:top w:val="single" w:color="D0D0CE" w:sz="1"/>
               <w:left w:val="single" w:color="D0D0CE" w:sz="1"/>
@@ -5778,8 +5842,8 @@
                 <w:b/>
                 <w:bCs/>
                 <w:color w:val="FFFFFF"/>
-                <w:sz w:val="16"/>
-                <w:szCs w:val="16"/>
+                <w:sz w:val="18"/>
+                <w:szCs w:val="18"/>
               </w:rPr>
               <w:t xml:space="preserve">Tool type</w:t>
             </w:r>
@@ -5787,7 +5851,7 @@
         </w:tc>
         <w:tc>
           <w:tcPr>
-            <w:tcW w:type="dxa" w:w="2340"/>
+            <w:tcW w:type="dxa" w:w="3669"/>
             <w:tcBorders>
               <w:top w:val="single" w:color="D0D0CE" w:sz="1"/>
               <w:left w:val="single" w:color="D0D0CE" w:sz="1"/>
@@ -5811,8 +5875,8 @@
                 <w:b/>
                 <w:bCs/>
                 <w:color w:val="FFFFFF"/>
-                <w:sz w:val="16"/>
-                <w:szCs w:val="16"/>
+                <w:sz w:val="18"/>
+                <w:szCs w:val="18"/>
               </w:rPr>
               <w:t xml:space="preserve">Example</w:t>
             </w:r>
@@ -5820,7 +5884,7 @@
         </w:tc>
         <w:tc>
           <w:tcPr>
-            <w:tcW w:type="dxa" w:w="2340"/>
+            <w:tcW w:type="dxa" w:w="1118"/>
             <w:tcBorders>
               <w:top w:val="single" w:color="D0D0CE" w:sz="1"/>
               <w:left w:val="single" w:color="D0D0CE" w:sz="1"/>
@@ -5844,8 +5908,8 @@
                 <w:b/>
                 <w:bCs/>
                 <w:color w:val="FFFFFF"/>
-                <w:sz w:val="16"/>
-                <w:szCs w:val="16"/>
+                <w:sz w:val="18"/>
+                <w:szCs w:val="18"/>
               </w:rPr>
               <w:t xml:space="preserve">Risk</w:t>
             </w:r>
@@ -5853,7 +5917,7 @@
         </w:tc>
         <w:tc>
           <w:tcPr>
-            <w:tcW w:type="dxa" w:w="2340"/>
+            <w:tcW w:type="dxa" w:w="2627"/>
             <w:tcBorders>
               <w:top w:val="single" w:color="D0D0CE" w:sz="1"/>
               <w:left w:val="single" w:color="D0D0CE" w:sz="1"/>
@@ -5877,8 +5941,8 @@
                 <w:b/>
                 <w:bCs/>
                 <w:color w:val="FFFFFF"/>
-                <w:sz w:val="16"/>
-                <w:szCs w:val="16"/>
+                <w:sz w:val="18"/>
+                <w:szCs w:val="18"/>
               </w:rPr>
               <w:t xml:space="preserve">Control</w:t>
             </w:r>
@@ -5888,7 +5952,7 @@
       <w:tr>
         <w:tc>
           <w:tcPr>
-            <w:tcW w:type="dxa" w:w="2340"/>
+            <w:tcW w:type="dxa" w:w="1946"/>
             <w:tcBorders>
               <w:top w:val="single" w:color="D0D0CE" w:sz="1"/>
               <w:left w:val="single" w:color="D0D0CE" w:sz="1"/>
@@ -5914,7 +5978,7 @@
         </w:tc>
         <w:tc>
           <w:tcPr>
-            <w:tcW w:type="dxa" w:w="2340"/>
+            <w:tcW w:type="dxa" w:w="3669"/>
             <w:tcBorders>
               <w:top w:val="single" w:color="D0D0CE" w:sz="1"/>
               <w:left w:val="single" w:color="D0D0CE" w:sz="1"/>
@@ -5940,7 +6004,7 @@
         </w:tc>
         <w:tc>
           <w:tcPr>
-            <w:tcW w:type="dxa" w:w="2340"/>
+            <w:tcW w:type="dxa" w:w="1118"/>
             <w:tcBorders>
               <w:top w:val="single" w:color="D0D0CE" w:sz="1"/>
               <w:left w:val="single" w:color="D0D0CE" w:sz="1"/>
@@ -5966,7 +6030,7 @@
         </w:tc>
         <w:tc>
           <w:tcPr>
-            <w:tcW w:type="dxa" w:w="2340"/>
+            <w:tcW w:type="dxa" w:w="2627"/>
             <w:tcBorders>
               <w:top w:val="single" w:color="D0D0CE" w:sz="1"/>
               <w:left w:val="single" w:color="D0D0CE" w:sz="1"/>
@@ -5994,7 +6058,7 @@
       <w:tr>
         <w:tc>
           <w:tcPr>
-            <w:tcW w:type="dxa" w:w="2340"/>
+            <w:tcW w:type="dxa" w:w="1946"/>
             <w:tcBorders>
               <w:top w:val="single" w:color="D0D0CE" w:sz="1"/>
               <w:left w:val="single" w:color="D0D0CE" w:sz="1"/>
@@ -6020,7 +6084,7 @@
         </w:tc>
         <w:tc>
           <w:tcPr>
-            <w:tcW w:type="dxa" w:w="2340"/>
+            <w:tcW w:type="dxa" w:w="3669"/>
             <w:tcBorders>
               <w:top w:val="single" w:color="D0D0CE" w:sz="1"/>
               <w:left w:val="single" w:color="D0D0CE" w:sz="1"/>
@@ -6046,7 +6110,7 @@
         </w:tc>
         <w:tc>
           <w:tcPr>
-            <w:tcW w:type="dxa" w:w="2340"/>
+            <w:tcW w:type="dxa" w:w="1118"/>
             <w:tcBorders>
               <w:top w:val="single" w:color="D0D0CE" w:sz="1"/>
               <w:left w:val="single" w:color="D0D0CE" w:sz="1"/>
@@ -6072,7 +6136,7 @@
         </w:tc>
         <w:tc>
           <w:tcPr>
-            <w:tcW w:type="dxa" w:w="2340"/>
+            <w:tcW w:type="dxa" w:w="2627"/>
             <w:tcBorders>
               <w:top w:val="single" w:color="D0D0CE" w:sz="1"/>
               <w:left w:val="single" w:color="D0D0CE" w:sz="1"/>
@@ -6100,7 +6164,7 @@
       <w:tr>
         <w:tc>
           <w:tcPr>
-            <w:tcW w:type="dxa" w:w="2340"/>
+            <w:tcW w:type="dxa" w:w="1946"/>
             <w:tcBorders>
               <w:top w:val="single" w:color="D0D0CE" w:sz="1"/>
               <w:left w:val="single" w:color="D0D0CE" w:sz="1"/>
@@ -6126,7 +6190,7 @@
         </w:tc>
         <w:tc>
           <w:tcPr>
-            <w:tcW w:type="dxa" w:w="2340"/>
+            <w:tcW w:type="dxa" w:w="3669"/>
             <w:tcBorders>
               <w:top w:val="single" w:color="D0D0CE" w:sz="1"/>
               <w:left w:val="single" w:color="D0D0CE" w:sz="1"/>
@@ -6152,7 +6216,7 @@
         </w:tc>
         <w:tc>
           <w:tcPr>
-            <w:tcW w:type="dxa" w:w="2340"/>
+            <w:tcW w:type="dxa" w:w="1118"/>
             <w:tcBorders>
               <w:top w:val="single" w:color="D0D0CE" w:sz="1"/>
               <w:left w:val="single" w:color="D0D0CE" w:sz="1"/>
@@ -6178,7 +6242,7 @@
         </w:tc>
         <w:tc>
           <w:tcPr>
-            <w:tcW w:type="dxa" w:w="2340"/>
+            <w:tcW w:type="dxa" w:w="2627"/>
             <w:tcBorders>
               <w:top w:val="single" w:color="D0D0CE" w:sz="1"/>
               <w:left w:val="single" w:color="D0D0CE" w:sz="1"/>
@@ -6206,7 +6270,7 @@
       <w:tr>
         <w:tc>
           <w:tcPr>
-            <w:tcW w:type="dxa" w:w="2340"/>
+            <w:tcW w:type="dxa" w:w="1946"/>
             <w:tcBorders>
               <w:top w:val="single" w:color="D0D0CE" w:sz="1"/>
               <w:left w:val="single" w:color="D0D0CE" w:sz="1"/>
@@ -6232,7 +6296,7 @@
         </w:tc>
         <w:tc>
           <w:tcPr>
-            <w:tcW w:type="dxa" w:w="2340"/>
+            <w:tcW w:type="dxa" w:w="3669"/>
             <w:tcBorders>
               <w:top w:val="single" w:color="D0D0CE" w:sz="1"/>
               <w:left w:val="single" w:color="D0D0CE" w:sz="1"/>
@@ -6258,7 +6322,7 @@
         </w:tc>
         <w:tc>
           <w:tcPr>
-            <w:tcW w:type="dxa" w:w="2340"/>
+            <w:tcW w:type="dxa" w:w="1118"/>
             <w:tcBorders>
               <w:top w:val="single" w:color="D0D0CE" w:sz="1"/>
               <w:left w:val="single" w:color="D0D0CE" w:sz="1"/>
@@ -6284,7 +6348,7 @@
         </w:tc>
         <w:tc>
           <w:tcPr>
-            <w:tcW w:type="dxa" w:w="2340"/>
+            <w:tcW w:type="dxa" w:w="2627"/>
             <w:tcBorders>
               <w:top w:val="single" w:color="D0D0CE" w:sz="1"/>
               <w:left w:val="single" w:color="D0D0CE" w:sz="1"/>
@@ -6312,7 +6376,7 @@
       <w:tr>
         <w:tc>
           <w:tcPr>
-            <w:tcW w:type="dxa" w:w="2340"/>
+            <w:tcW w:type="dxa" w:w="1946"/>
             <w:tcBorders>
               <w:top w:val="single" w:color="D0D0CE" w:sz="1"/>
               <w:left w:val="single" w:color="D0D0CE" w:sz="1"/>
@@ -6338,7 +6402,7 @@
         </w:tc>
         <w:tc>
           <w:tcPr>
-            <w:tcW w:type="dxa" w:w="2340"/>
+            <w:tcW w:type="dxa" w:w="3669"/>
             <w:tcBorders>
               <w:top w:val="single" w:color="D0D0CE" w:sz="1"/>
               <w:left w:val="single" w:color="D0D0CE" w:sz="1"/>
@@ -6364,7 +6428,7 @@
         </w:tc>
         <w:tc>
           <w:tcPr>
-            <w:tcW w:type="dxa" w:w="2340"/>
+            <w:tcW w:type="dxa" w:w="1118"/>
             <w:tcBorders>
               <w:top w:val="single" w:color="D0D0CE" w:sz="1"/>
               <w:left w:val="single" w:color="D0D0CE" w:sz="1"/>
@@ -6390,7 +6454,7 @@
         </w:tc>
         <w:tc>
           <w:tcPr>
-            <w:tcW w:type="dxa" w:w="2340"/>
+            <w:tcW w:type="dxa" w:w="2627"/>
             <w:tcBorders>
               <w:top w:val="single" w:color="D0D0CE" w:sz="1"/>
               <w:left w:val="single" w:color="D0D0CE" w:sz="1"/>
@@ -6418,7 +6482,7 @@
       <w:tr>
         <w:tc>
           <w:tcPr>
-            <w:tcW w:type="dxa" w:w="2340"/>
+            <w:tcW w:type="dxa" w:w="1946"/>
             <w:tcBorders>
               <w:top w:val="single" w:color="D0D0CE" w:sz="1"/>
               <w:left w:val="single" w:color="D0D0CE" w:sz="1"/>
@@ -6444,7 +6508,7 @@
         </w:tc>
         <w:tc>
           <w:tcPr>
-            <w:tcW w:type="dxa" w:w="2340"/>
+            <w:tcW w:type="dxa" w:w="3669"/>
             <w:tcBorders>
               <w:top w:val="single" w:color="D0D0CE" w:sz="1"/>
               <w:left w:val="single" w:color="D0D0CE" w:sz="1"/>
@@ -6470,7 +6534,7 @@
         </w:tc>
         <w:tc>
           <w:tcPr>
-            <w:tcW w:type="dxa" w:w="2340"/>
+            <w:tcW w:type="dxa" w:w="1118"/>
             <w:tcBorders>
               <w:top w:val="single" w:color="D0D0CE" w:sz="1"/>
               <w:left w:val="single" w:color="D0D0CE" w:sz="1"/>
@@ -6496,7 +6560,7 @@
         </w:tc>
         <w:tc>
           <w:tcPr>
-            <w:tcW w:type="dxa" w:w="2340"/>
+            <w:tcW w:type="dxa" w:w="2627"/>
             <w:tcBorders>
               <w:top w:val="single" w:color="D0D0CE" w:sz="1"/>
               <w:left w:val="single" w:color="D0D0CE" w:sz="1"/>
@@ -6522,6 +6586,14 @@
         </w:tc>
       </w:tr>
     </w:tbl>
+    <w:p>
+      <w:pPr>
+        <w:spacing w:after="120"/>
+      </w:pPr>
+      <w:r>
+        <w:t xml:space="preserve"/>
+      </w:r>
+    </w:p>
     <w:p>
       <w:pPr>
         <w:pStyle w:val="Heading1"/>
@@ -6551,9 +6623,9 @@
         </w:tblBorders>
       </w:tblPr>
       <w:tblGrid>
-        <w:gridCol w:w="3120"/>
-        <w:gridCol w:w="3120"/>
-        <w:gridCol w:w="3120"/>
+        <w:gridCol w:w="2632"/>
+        <w:gridCol w:w="3260"/>
+        <w:gridCol w:w="3468"/>
       </w:tblGrid>
       <w:tr>
         <w:trPr>
@@ -6561,7 +6633,7 @@
         </w:trPr>
         <w:tc>
           <w:tcPr>
-            <w:tcW w:type="dxa" w:w="3120"/>
+            <w:tcW w:type="dxa" w:w="2632"/>
             <w:tcBorders>
               <w:top w:val="single" w:color="D0D0CE" w:sz="1"/>
               <w:left w:val="single" w:color="D0D0CE" w:sz="1"/>
@@ -6594,7 +6666,7 @@
         </w:tc>
         <w:tc>
           <w:tcPr>
-            <w:tcW w:type="dxa" w:w="3120"/>
+            <w:tcW w:type="dxa" w:w="3260"/>
             <w:tcBorders>
               <w:top w:val="single" w:color="D0D0CE" w:sz="1"/>
               <w:left w:val="single" w:color="D0D0CE" w:sz="1"/>
@@ -6627,7 +6699,7 @@
         </w:tc>
         <w:tc>
           <w:tcPr>
-            <w:tcW w:type="dxa" w:w="3120"/>
+            <w:tcW w:type="dxa" w:w="3468"/>
             <w:tcBorders>
               <w:top w:val="single" w:color="D0D0CE" w:sz="1"/>
               <w:left w:val="single" w:color="D0D0CE" w:sz="1"/>
@@ -6662,7 +6734,7 @@
       <w:tr>
         <w:tc>
           <w:tcPr>
-            <w:tcW w:type="dxa" w:w="3120"/>
+            <w:tcW w:type="dxa" w:w="2632"/>
             <w:tcBorders>
               <w:top w:val="single" w:color="D0D0CE" w:sz="1"/>
               <w:left w:val="single" w:color="D0D0CE" w:sz="1"/>
@@ -6688,7 +6760,7 @@
         </w:tc>
         <w:tc>
           <w:tcPr>
-            <w:tcW w:type="dxa" w:w="3120"/>
+            <w:tcW w:type="dxa" w:w="3260"/>
             <w:tcBorders>
               <w:top w:val="single" w:color="D0D0CE" w:sz="1"/>
               <w:left w:val="single" w:color="D0D0CE" w:sz="1"/>
@@ -6714,7 +6786,7 @@
         </w:tc>
         <w:tc>
           <w:tcPr>
-            <w:tcW w:type="dxa" w:w="3120"/>
+            <w:tcW w:type="dxa" w:w="3468"/>
             <w:tcBorders>
               <w:top w:val="single" w:color="D0D0CE" w:sz="1"/>
               <w:left w:val="single" w:color="D0D0CE" w:sz="1"/>
@@ -6742,7 +6814,7 @@
       <w:tr>
         <w:tc>
           <w:tcPr>
-            <w:tcW w:type="dxa" w:w="3120"/>
+            <w:tcW w:type="dxa" w:w="2632"/>
             <w:tcBorders>
               <w:top w:val="single" w:color="D0D0CE" w:sz="1"/>
               <w:left w:val="single" w:color="D0D0CE" w:sz="1"/>
@@ -6768,7 +6840,7 @@
         </w:tc>
         <w:tc>
           <w:tcPr>
-            <w:tcW w:type="dxa" w:w="3120"/>
+            <w:tcW w:type="dxa" w:w="3260"/>
             <w:tcBorders>
               <w:top w:val="single" w:color="D0D0CE" w:sz="1"/>
               <w:left w:val="single" w:color="D0D0CE" w:sz="1"/>
@@ -6794,7 +6866,7 @@
         </w:tc>
         <w:tc>
           <w:tcPr>
-            <w:tcW w:type="dxa" w:w="3120"/>
+            <w:tcW w:type="dxa" w:w="3468"/>
             <w:tcBorders>
               <w:top w:val="single" w:color="D0D0CE" w:sz="1"/>
               <w:left w:val="single" w:color="D0D0CE" w:sz="1"/>
@@ -6822,7 +6894,7 @@
       <w:tr>
         <w:tc>
           <w:tcPr>
-            <w:tcW w:type="dxa" w:w="3120"/>
+            <w:tcW w:type="dxa" w:w="2632"/>
             <w:tcBorders>
               <w:top w:val="single" w:color="D0D0CE" w:sz="1"/>
               <w:left w:val="single" w:color="D0D0CE" w:sz="1"/>
@@ -6848,7 +6920,7 @@
         </w:tc>
         <w:tc>
           <w:tcPr>
-            <w:tcW w:type="dxa" w:w="3120"/>
+            <w:tcW w:type="dxa" w:w="3260"/>
             <w:tcBorders>
               <w:top w:val="single" w:color="D0D0CE" w:sz="1"/>
               <w:left w:val="single" w:color="D0D0CE" w:sz="1"/>
@@ -6874,7 +6946,7 @@
         </w:tc>
         <w:tc>
           <w:tcPr>
-            <w:tcW w:type="dxa" w:w="3120"/>
+            <w:tcW w:type="dxa" w:w="3468"/>
             <w:tcBorders>
               <w:top w:val="single" w:color="D0D0CE" w:sz="1"/>
               <w:left w:val="single" w:color="D0D0CE" w:sz="1"/>
@@ -6902,7 +6974,7 @@
       <w:tr>
         <w:tc>
           <w:tcPr>
-            <w:tcW w:type="dxa" w:w="3120"/>
+            <w:tcW w:type="dxa" w:w="2632"/>
             <w:tcBorders>
               <w:top w:val="single" w:color="D0D0CE" w:sz="1"/>
               <w:left w:val="single" w:color="D0D0CE" w:sz="1"/>
@@ -6928,7 +7000,7 @@
         </w:tc>
         <w:tc>
           <w:tcPr>
-            <w:tcW w:type="dxa" w:w="3120"/>
+            <w:tcW w:type="dxa" w:w="3260"/>
             <w:tcBorders>
               <w:top w:val="single" w:color="D0D0CE" w:sz="1"/>
               <w:left w:val="single" w:color="D0D0CE" w:sz="1"/>
@@ -6954,7 +7026,7 @@
         </w:tc>
         <w:tc>
           <w:tcPr>
-            <w:tcW w:type="dxa" w:w="3120"/>
+            <w:tcW w:type="dxa" w:w="3468"/>
             <w:tcBorders>
               <w:top w:val="single" w:color="D0D0CE" w:sz="1"/>
               <w:left w:val="single" w:color="D0D0CE" w:sz="1"/>
@@ -6982,7 +7054,7 @@
       <w:tr>
         <w:tc>
           <w:tcPr>
-            <w:tcW w:type="dxa" w:w="3120"/>
+            <w:tcW w:type="dxa" w:w="2632"/>
             <w:tcBorders>
               <w:top w:val="single" w:color="D0D0CE" w:sz="1"/>
               <w:left w:val="single" w:color="D0D0CE" w:sz="1"/>
@@ -7008,7 +7080,7 @@
         </w:tc>
         <w:tc>
           <w:tcPr>
-            <w:tcW w:type="dxa" w:w="3120"/>
+            <w:tcW w:type="dxa" w:w="3260"/>
             <w:tcBorders>
               <w:top w:val="single" w:color="D0D0CE" w:sz="1"/>
               <w:left w:val="single" w:color="D0D0CE" w:sz="1"/>
@@ -7034,7 +7106,7 @@
         </w:tc>
         <w:tc>
           <w:tcPr>
-            <w:tcW w:type="dxa" w:w="3120"/>
+            <w:tcW w:type="dxa" w:w="3468"/>
             <w:tcBorders>
               <w:top w:val="single" w:color="D0D0CE" w:sz="1"/>
               <w:left w:val="single" w:color="D0D0CE" w:sz="1"/>
@@ -7062,7 +7134,7 @@
       <w:tr>
         <w:tc>
           <w:tcPr>
-            <w:tcW w:type="dxa" w:w="3120"/>
+            <w:tcW w:type="dxa" w:w="2632"/>
             <w:tcBorders>
               <w:top w:val="single" w:color="D0D0CE" w:sz="1"/>
               <w:left w:val="single" w:color="D0D0CE" w:sz="1"/>
@@ -7088,7 +7160,7 @@
         </w:tc>
         <w:tc>
           <w:tcPr>
-            <w:tcW w:type="dxa" w:w="3120"/>
+            <w:tcW w:type="dxa" w:w="3260"/>
             <w:tcBorders>
               <w:top w:val="single" w:color="D0D0CE" w:sz="1"/>
               <w:left w:val="single" w:color="D0D0CE" w:sz="1"/>
@@ -7114,7 +7186,7 @@
         </w:tc>
         <w:tc>
           <w:tcPr>
-            <w:tcW w:type="dxa" w:w="3120"/>
+            <w:tcW w:type="dxa" w:w="3468"/>
             <w:tcBorders>
               <w:top w:val="single" w:color="D0D0CE" w:sz="1"/>
               <w:left w:val="single" w:color="D0D0CE" w:sz="1"/>
@@ -7140,6 +7212,14 @@
         </w:tc>
       </w:tr>
     </w:tbl>
+    <w:p>
+      <w:pPr>
+        <w:spacing w:after="120"/>
+      </w:pPr>
+      <w:r>
+        <w:t xml:space="preserve"/>
+      </w:r>
+    </w:p>
     <w:p>
       <w:pPr>
         <w:pStyle w:val="Heading1"/>
@@ -7184,10 +7264,10 @@
         </w:tblBorders>
       </w:tblPr>
       <w:tblGrid>
-        <w:gridCol w:w="2340"/>
-        <w:gridCol w:w="2340"/>
-        <w:gridCol w:w="2340"/>
-        <w:gridCol w:w="2340"/>
+        <w:gridCol w:w="931"/>
+        <w:gridCol w:w="2437"/>
+        <w:gridCol w:w="3214"/>
+        <w:gridCol w:w="2778"/>
       </w:tblGrid>
       <w:tr>
         <w:trPr>
@@ -7195,7 +7275,7 @@
         </w:trPr>
         <w:tc>
           <w:tcPr>
-            <w:tcW w:type="dxa" w:w="2340"/>
+            <w:tcW w:type="dxa" w:w="931"/>
             <w:tcBorders>
               <w:top w:val="single" w:color="D0D0CE" w:sz="1"/>
               <w:left w:val="single" w:color="D0D0CE" w:sz="1"/>
@@ -7219,8 +7299,8 @@
                 <w:b/>
                 <w:bCs/>
                 <w:color w:val="FFFFFF"/>
-                <w:sz w:val="16"/>
-                <w:szCs w:val="16"/>
+                <w:sz w:val="18"/>
+                <w:szCs w:val="18"/>
               </w:rPr>
               <w:t xml:space="preserve">Agent</w:t>
             </w:r>
@@ -7228,7 +7308,7 @@
         </w:tc>
         <w:tc>
           <w:tcPr>
-            <w:tcW w:type="dxa" w:w="2340"/>
+            <w:tcW w:type="dxa" w:w="2437"/>
             <w:tcBorders>
               <w:top w:val="single" w:color="D0D0CE" w:sz="1"/>
               <w:left w:val="single" w:color="D0D0CE" w:sz="1"/>
@@ -7252,8 +7332,8 @@
                 <w:b/>
                 <w:bCs/>
                 <w:color w:val="FFFFFF"/>
-                <w:sz w:val="16"/>
-                <w:szCs w:val="16"/>
+                <w:sz w:val="18"/>
+                <w:szCs w:val="18"/>
               </w:rPr>
               <w:t xml:space="preserve">Name</w:t>
             </w:r>
@@ -7261,7 +7341,7 @@
         </w:tc>
         <w:tc>
           <w:tcPr>
-            <w:tcW w:type="dxa" w:w="2340"/>
+            <w:tcW w:type="dxa" w:w="3214"/>
             <w:tcBorders>
               <w:top w:val="single" w:color="D0D0CE" w:sz="1"/>
               <w:left w:val="single" w:color="D0D0CE" w:sz="1"/>
@@ -7285,8 +7365,8 @@
                 <w:b/>
                 <w:bCs/>
                 <w:color w:val="FFFFFF"/>
-                <w:sz w:val="16"/>
-                <w:szCs w:val="16"/>
+                <w:sz w:val="18"/>
+                <w:szCs w:val="18"/>
               </w:rPr>
               <w:t xml:space="preserve">Capabilities</w:t>
             </w:r>
@@ -7294,7 +7374,7 @@
         </w:tc>
         <w:tc>
           <w:tcPr>
-            <w:tcW w:type="dxa" w:w="2340"/>
+            <w:tcW w:type="dxa" w:w="2778"/>
             <w:tcBorders>
               <w:top w:val="single" w:color="D0D0CE" w:sz="1"/>
               <w:left w:val="single" w:color="D0D0CE" w:sz="1"/>
@@ -7318,8 +7398,8 @@
                 <w:b/>
                 <w:bCs/>
                 <w:color w:val="FFFFFF"/>
-                <w:sz w:val="16"/>
-                <w:szCs w:val="16"/>
+                <w:sz w:val="18"/>
+                <w:szCs w:val="18"/>
               </w:rPr>
               <w:t xml:space="preserve">What it tests</w:t>
             </w:r>
@@ -7329,7 +7409,7 @@
       <w:tr>
         <w:tc>
           <w:tcPr>
-            <w:tcW w:type="dxa" w:w="2340"/>
+            <w:tcW w:type="dxa" w:w="931"/>
             <w:tcBorders>
               <w:top w:val="single" w:color="D0D0CE" w:sz="1"/>
               <w:left w:val="single" w:color="D0D0CE" w:sz="1"/>
@@ -7355,7 +7435,7 @@
         </w:tc>
         <w:tc>
           <w:tcPr>
-            <w:tcW w:type="dxa" w:w="2340"/>
+            <w:tcW w:type="dxa" w:w="2437"/>
             <w:tcBorders>
               <w:top w:val="single" w:color="D0D0CE" w:sz="1"/>
               <w:left w:val="single" w:color="D0D0CE" w:sz="1"/>
@@ -7381,7 +7461,7 @@
         </w:tc>
         <w:tc>
           <w:tcPr>
-            <w:tcW w:type="dxa" w:w="2340"/>
+            <w:tcW w:type="dxa" w:w="3214"/>
             <w:tcBorders>
               <w:top w:val="single" w:color="D0D0CE" w:sz="1"/>
               <w:left w:val="single" w:color="D0D0CE" w:sz="1"/>
@@ -7407,7 +7487,7 @@
         </w:tc>
         <w:tc>
           <w:tcPr>
-            <w:tcW w:type="dxa" w:w="2340"/>
+            <w:tcW w:type="dxa" w:w="2778"/>
             <w:tcBorders>
               <w:top w:val="single" w:color="D0D0CE" w:sz="1"/>
               <w:left w:val="single" w:color="D0D0CE" w:sz="1"/>
@@ -7435,7 +7515,7 @@
       <w:tr>
         <w:tc>
           <w:tcPr>
-            <w:tcW w:type="dxa" w:w="2340"/>
+            <w:tcW w:type="dxa" w:w="931"/>
             <w:tcBorders>
               <w:top w:val="single" w:color="D0D0CE" w:sz="1"/>
               <w:left w:val="single" w:color="D0D0CE" w:sz="1"/>
@@ -7461,7 +7541,7 @@
         </w:tc>
         <w:tc>
           <w:tcPr>
-            <w:tcW w:type="dxa" w:w="2340"/>
+            <w:tcW w:type="dxa" w:w="2437"/>
             <w:tcBorders>
               <w:top w:val="single" w:color="D0D0CE" w:sz="1"/>
               <w:left w:val="single" w:color="D0D0CE" w:sz="1"/>
@@ -7487,7 +7567,7 @@
         </w:tc>
         <w:tc>
           <w:tcPr>
-            <w:tcW w:type="dxa" w:w="2340"/>
+            <w:tcW w:type="dxa" w:w="3214"/>
             <w:tcBorders>
               <w:top w:val="single" w:color="D0D0CE" w:sz="1"/>
               <w:left w:val="single" w:color="D0D0CE" w:sz="1"/>
@@ -7513,7 +7593,7 @@
         </w:tc>
         <w:tc>
           <w:tcPr>
-            <w:tcW w:type="dxa" w:w="2340"/>
+            <w:tcW w:type="dxa" w:w="2778"/>
             <w:tcBorders>
               <w:top w:val="single" w:color="D0D0CE" w:sz="1"/>
               <w:left w:val="single" w:color="D0D0CE" w:sz="1"/>
@@ -7541,7 +7621,7 @@
       <w:tr>
         <w:tc>
           <w:tcPr>
-            <w:tcW w:type="dxa" w:w="2340"/>
+            <w:tcW w:type="dxa" w:w="931"/>
             <w:tcBorders>
               <w:top w:val="single" w:color="D0D0CE" w:sz="1"/>
               <w:left w:val="single" w:color="D0D0CE" w:sz="1"/>
@@ -7567,7 +7647,7 @@
         </w:tc>
         <w:tc>
           <w:tcPr>
-            <w:tcW w:type="dxa" w:w="2340"/>
+            <w:tcW w:type="dxa" w:w="2437"/>
             <w:tcBorders>
               <w:top w:val="single" w:color="D0D0CE" w:sz="1"/>
               <w:left w:val="single" w:color="D0D0CE" w:sz="1"/>
@@ -7593,7 +7673,7 @@
         </w:tc>
         <w:tc>
           <w:tcPr>
-            <w:tcW w:type="dxa" w:w="2340"/>
+            <w:tcW w:type="dxa" w:w="3214"/>
             <w:tcBorders>
               <w:top w:val="single" w:color="D0D0CE" w:sz="1"/>
               <w:left w:val="single" w:color="D0D0CE" w:sz="1"/>
@@ -7619,7 +7699,7 @@
         </w:tc>
         <w:tc>
           <w:tcPr>
-            <w:tcW w:type="dxa" w:w="2340"/>
+            <w:tcW w:type="dxa" w:w="2778"/>
             <w:tcBorders>
               <w:top w:val="single" w:color="D0D0CE" w:sz="1"/>
               <w:left w:val="single" w:color="D0D0CE" w:sz="1"/>
@@ -7647,7 +7727,7 @@
       <w:tr>
         <w:tc>
           <w:tcPr>
-            <w:tcW w:type="dxa" w:w="2340"/>
+            <w:tcW w:type="dxa" w:w="931"/>
             <w:tcBorders>
               <w:top w:val="single" w:color="D0D0CE" w:sz="1"/>
               <w:left w:val="single" w:color="D0D0CE" w:sz="1"/>
@@ -7673,7 +7753,7 @@
         </w:tc>
         <w:tc>
           <w:tcPr>
-            <w:tcW w:type="dxa" w:w="2340"/>
+            <w:tcW w:type="dxa" w:w="2437"/>
             <w:tcBorders>
               <w:top w:val="single" w:color="D0D0CE" w:sz="1"/>
               <w:left w:val="single" w:color="D0D0CE" w:sz="1"/>
@@ -7699,7 +7779,7 @@
         </w:tc>
         <w:tc>
           <w:tcPr>
-            <w:tcW w:type="dxa" w:w="2340"/>
+            <w:tcW w:type="dxa" w:w="3214"/>
             <w:tcBorders>
               <w:top w:val="single" w:color="D0D0CE" w:sz="1"/>
               <w:left w:val="single" w:color="D0D0CE" w:sz="1"/>
@@ -7725,7 +7805,7 @@
         </w:tc>
         <w:tc>
           <w:tcPr>
-            <w:tcW w:type="dxa" w:w="2340"/>
+            <w:tcW w:type="dxa" w:w="2778"/>
             <w:tcBorders>
               <w:top w:val="single" w:color="D0D0CE" w:sz="1"/>
               <w:left w:val="single" w:color="D0D0CE" w:sz="1"/>
@@ -7753,7 +7833,7 @@
       <w:tr>
         <w:tc>
           <w:tcPr>
-            <w:tcW w:type="dxa" w:w="2340"/>
+            <w:tcW w:type="dxa" w:w="931"/>
             <w:tcBorders>
               <w:top w:val="single" w:color="D0D0CE" w:sz="1"/>
               <w:left w:val="single" w:color="D0D0CE" w:sz="1"/>
@@ -7779,7 +7859,7 @@
         </w:tc>
         <w:tc>
           <w:tcPr>
-            <w:tcW w:type="dxa" w:w="2340"/>
+            <w:tcW w:type="dxa" w:w="2437"/>
             <w:tcBorders>
               <w:top w:val="single" w:color="D0D0CE" w:sz="1"/>
               <w:left w:val="single" w:color="D0D0CE" w:sz="1"/>
@@ -7805,7 +7885,7 @@
         </w:tc>
         <w:tc>
           <w:tcPr>
-            <w:tcW w:type="dxa" w:w="2340"/>
+            <w:tcW w:type="dxa" w:w="3214"/>
             <w:tcBorders>
               <w:top w:val="single" w:color="D0D0CE" w:sz="1"/>
               <w:left w:val="single" w:color="D0D0CE" w:sz="1"/>
@@ -7831,7 +7911,7 @@
         </w:tc>
         <w:tc>
           <w:tcPr>
-            <w:tcW w:type="dxa" w:w="2340"/>
+            <w:tcW w:type="dxa" w:w="2778"/>
             <w:tcBorders>
               <w:top w:val="single" w:color="D0D0CE" w:sz="1"/>
               <w:left w:val="single" w:color="D0D0CE" w:sz="1"/>
@@ -7857,6 +7937,14 @@
         </w:tc>
       </w:tr>
     </w:tbl>
+    <w:p>
+      <w:pPr>
+        <w:spacing w:after="120"/>
+      </w:pPr>
+      <w:r>
+        <w:t xml:space="preserve"/>
+      </w:r>
+    </w:p>
     <w:p>
       <w:pPr>
         <w:pStyle w:val="Heading2"/>
@@ -7886,9 +7974,9 @@
         </w:tblBorders>
       </w:tblPr>
       <w:tblGrid>
-        <w:gridCol w:w="3120"/>
-        <w:gridCol w:w="3120"/>
-        <w:gridCol w:w="3120"/>
+        <w:gridCol w:w="2133"/>
+        <w:gridCol w:w="3500"/>
+        <w:gridCol w:w="3727"/>
       </w:tblGrid>
       <w:tr>
         <w:trPr>
@@ -7896,7 +7984,7 @@
         </w:trPr>
         <w:tc>
           <w:tcPr>
-            <w:tcW w:type="dxa" w:w="3120"/>
+            <w:tcW w:type="dxa" w:w="2133"/>
             <w:tcBorders>
               <w:top w:val="single" w:color="D0D0CE" w:sz="1"/>
               <w:left w:val="single" w:color="D0D0CE" w:sz="1"/>
@@ -7929,7 +8017,7 @@
         </w:tc>
         <w:tc>
           <w:tcPr>
-            <w:tcW w:type="dxa" w:w="3120"/>
+            <w:tcW w:type="dxa" w:w="3500"/>
             <w:tcBorders>
               <w:top w:val="single" w:color="D0D0CE" w:sz="1"/>
               <w:left w:val="single" w:color="D0D0CE" w:sz="1"/>
@@ -7962,7 +8050,7 @@
         </w:tc>
         <w:tc>
           <w:tcPr>
-            <w:tcW w:type="dxa" w:w="3120"/>
+            <w:tcW w:type="dxa" w:w="3727"/>
             <w:tcBorders>
               <w:top w:val="single" w:color="D0D0CE" w:sz="1"/>
               <w:left w:val="single" w:color="D0D0CE" w:sz="1"/>
@@ -7997,7 +8085,7 @@
       <w:tr>
         <w:tc>
           <w:tcPr>
-            <w:tcW w:type="dxa" w:w="3120"/>
+            <w:tcW w:type="dxa" w:w="2133"/>
             <w:tcBorders>
               <w:top w:val="single" w:color="D0D0CE" w:sz="1"/>
               <w:left w:val="single" w:color="D0D0CE" w:sz="1"/>
@@ -8023,7 +8111,7 @@
         </w:tc>
         <w:tc>
           <w:tcPr>
-            <w:tcW w:type="dxa" w:w="3120"/>
+            <w:tcW w:type="dxa" w:w="3500"/>
             <w:tcBorders>
               <w:top w:val="single" w:color="D0D0CE" w:sz="1"/>
               <w:left w:val="single" w:color="D0D0CE" w:sz="1"/>
@@ -8049,7 +8137,7 @@
         </w:tc>
         <w:tc>
           <w:tcPr>
-            <w:tcW w:type="dxa" w:w="3120"/>
+            <w:tcW w:type="dxa" w:w="3727"/>
             <w:tcBorders>
               <w:top w:val="single" w:color="D0D0CE" w:sz="1"/>
               <w:left w:val="single" w:color="D0D0CE" w:sz="1"/>
@@ -8077,7 +8165,7 @@
       <w:tr>
         <w:tc>
           <w:tcPr>
-            <w:tcW w:type="dxa" w:w="3120"/>
+            <w:tcW w:type="dxa" w:w="2133"/>
             <w:tcBorders>
               <w:top w:val="single" w:color="D0D0CE" w:sz="1"/>
               <w:left w:val="single" w:color="D0D0CE" w:sz="1"/>
@@ -8103,7 +8191,7 @@
         </w:tc>
         <w:tc>
           <w:tcPr>
-            <w:tcW w:type="dxa" w:w="3120"/>
+            <w:tcW w:type="dxa" w:w="3500"/>
             <w:tcBorders>
               <w:top w:val="single" w:color="D0D0CE" w:sz="1"/>
               <w:left w:val="single" w:color="D0D0CE" w:sz="1"/>
@@ -8129,7 +8217,7 @@
         </w:tc>
         <w:tc>
           <w:tcPr>
-            <w:tcW w:type="dxa" w:w="3120"/>
+            <w:tcW w:type="dxa" w:w="3727"/>
             <w:tcBorders>
               <w:top w:val="single" w:color="D0D0CE" w:sz="1"/>
               <w:left w:val="single" w:color="D0D0CE" w:sz="1"/>
@@ -8157,7 +8245,7 @@
       <w:tr>
         <w:tc>
           <w:tcPr>
-            <w:tcW w:type="dxa" w:w="3120"/>
+            <w:tcW w:type="dxa" w:w="2133"/>
             <w:tcBorders>
               <w:top w:val="single" w:color="D0D0CE" w:sz="1"/>
               <w:left w:val="single" w:color="D0D0CE" w:sz="1"/>
@@ -8183,7 +8271,7 @@
         </w:tc>
         <w:tc>
           <w:tcPr>
-            <w:tcW w:type="dxa" w:w="3120"/>
+            <w:tcW w:type="dxa" w:w="3500"/>
             <w:tcBorders>
               <w:top w:val="single" w:color="D0D0CE" w:sz="1"/>
               <w:left w:val="single" w:color="D0D0CE" w:sz="1"/>
@@ -8209,7 +8297,7 @@
         </w:tc>
         <w:tc>
           <w:tcPr>
-            <w:tcW w:type="dxa" w:w="3120"/>
+            <w:tcW w:type="dxa" w:w="3727"/>
             <w:tcBorders>
               <w:top w:val="single" w:color="D0D0CE" w:sz="1"/>
               <w:left w:val="single" w:color="D0D0CE" w:sz="1"/>
@@ -8237,7 +8325,7 @@
       <w:tr>
         <w:tc>
           <w:tcPr>
-            <w:tcW w:type="dxa" w:w="3120"/>
+            <w:tcW w:type="dxa" w:w="2133"/>
             <w:tcBorders>
               <w:top w:val="single" w:color="D0D0CE" w:sz="1"/>
               <w:left w:val="single" w:color="D0D0CE" w:sz="1"/>
@@ -8263,7 +8351,7 @@
         </w:tc>
         <w:tc>
           <w:tcPr>
-            <w:tcW w:type="dxa" w:w="3120"/>
+            <w:tcW w:type="dxa" w:w="3500"/>
             <w:tcBorders>
               <w:top w:val="single" w:color="D0D0CE" w:sz="1"/>
               <w:left w:val="single" w:color="D0D0CE" w:sz="1"/>
@@ -8289,7 +8377,7 @@
         </w:tc>
         <w:tc>
           <w:tcPr>
-            <w:tcW w:type="dxa" w:w="3120"/>
+            <w:tcW w:type="dxa" w:w="3727"/>
             <w:tcBorders>
               <w:top w:val="single" w:color="D0D0CE" w:sz="1"/>
               <w:left w:val="single" w:color="D0D0CE" w:sz="1"/>
@@ -8317,7 +8405,7 @@
       <w:tr>
         <w:tc>
           <w:tcPr>
-            <w:tcW w:type="dxa" w:w="3120"/>
+            <w:tcW w:type="dxa" w:w="2133"/>
             <w:tcBorders>
               <w:top w:val="single" w:color="D0D0CE" w:sz="1"/>
               <w:left w:val="single" w:color="D0D0CE" w:sz="1"/>
@@ -8343,7 +8431,7 @@
         </w:tc>
         <w:tc>
           <w:tcPr>
-            <w:tcW w:type="dxa" w:w="3120"/>
+            <w:tcW w:type="dxa" w:w="3500"/>
             <w:tcBorders>
               <w:top w:val="single" w:color="D0D0CE" w:sz="1"/>
               <w:left w:val="single" w:color="D0D0CE" w:sz="1"/>
@@ -8369,7 +8457,7 @@
         </w:tc>
         <w:tc>
           <w:tcPr>
-            <w:tcW w:type="dxa" w:w="3120"/>
+            <w:tcW w:type="dxa" w:w="3727"/>
             <w:tcBorders>
               <w:top w:val="single" w:color="D0D0CE" w:sz="1"/>
               <w:left w:val="single" w:color="D0D0CE" w:sz="1"/>
@@ -8397,7 +8485,7 @@
       <w:tr>
         <w:tc>
           <w:tcPr>
-            <w:tcW w:type="dxa" w:w="3120"/>
+            <w:tcW w:type="dxa" w:w="2133"/>
             <w:tcBorders>
               <w:top w:val="single" w:color="D0D0CE" w:sz="1"/>
               <w:left w:val="single" w:color="D0D0CE" w:sz="1"/>
@@ -8423,7 +8511,7 @@
         </w:tc>
         <w:tc>
           <w:tcPr>
-            <w:tcW w:type="dxa" w:w="3120"/>
+            <w:tcW w:type="dxa" w:w="3500"/>
             <w:tcBorders>
               <w:top w:val="single" w:color="D0D0CE" w:sz="1"/>
               <w:left w:val="single" w:color="D0D0CE" w:sz="1"/>
@@ -8449,7 +8537,7 @@
         </w:tc>
         <w:tc>
           <w:tcPr>
-            <w:tcW w:type="dxa" w:w="3120"/>
+            <w:tcW w:type="dxa" w:w="3727"/>
             <w:tcBorders>
               <w:top w:val="single" w:color="D0D0CE" w:sz="1"/>
               <w:left w:val="single" w:color="D0D0CE" w:sz="1"/>
@@ -8477,7 +8565,7 @@
       <w:tr>
         <w:tc>
           <w:tcPr>
-            <w:tcW w:type="dxa" w:w="3120"/>
+            <w:tcW w:type="dxa" w:w="2133"/>
             <w:tcBorders>
               <w:top w:val="single" w:color="D0D0CE" w:sz="1"/>
               <w:left w:val="single" w:color="D0D0CE" w:sz="1"/>
@@ -8503,7 +8591,7 @@
         </w:tc>
         <w:tc>
           <w:tcPr>
-            <w:tcW w:type="dxa" w:w="3120"/>
+            <w:tcW w:type="dxa" w:w="3500"/>
             <w:tcBorders>
               <w:top w:val="single" w:color="D0D0CE" w:sz="1"/>
               <w:left w:val="single" w:color="D0D0CE" w:sz="1"/>
@@ -8529,7 +8617,7 @@
         </w:tc>
         <w:tc>
           <w:tcPr>
-            <w:tcW w:type="dxa" w:w="3120"/>
+            <w:tcW w:type="dxa" w:w="3727"/>
             <w:tcBorders>
               <w:top w:val="single" w:color="D0D0CE" w:sz="1"/>
               <w:left w:val="single" w:color="D0D0CE" w:sz="1"/>
@@ -8557,7 +8645,7 @@
       <w:tr>
         <w:tc>
           <w:tcPr>
-            <w:tcW w:type="dxa" w:w="3120"/>
+            <w:tcW w:type="dxa" w:w="2133"/>
             <w:tcBorders>
               <w:top w:val="single" w:color="D0D0CE" w:sz="1"/>
               <w:left w:val="single" w:color="D0D0CE" w:sz="1"/>
@@ -8583,7 +8671,7 @@
         </w:tc>
         <w:tc>
           <w:tcPr>
-            <w:tcW w:type="dxa" w:w="3120"/>
+            <w:tcW w:type="dxa" w:w="3500"/>
             <w:tcBorders>
               <w:top w:val="single" w:color="D0D0CE" w:sz="1"/>
               <w:left w:val="single" w:color="D0D0CE" w:sz="1"/>
@@ -8609,7 +8697,7 @@
         </w:tc>
         <w:tc>
           <w:tcPr>
-            <w:tcW w:type="dxa" w:w="3120"/>
+            <w:tcW w:type="dxa" w:w="3727"/>
             <w:tcBorders>
               <w:top w:val="single" w:color="D0D0CE" w:sz="1"/>
               <w:left w:val="single" w:color="D0D0CE" w:sz="1"/>
@@ -8637,7 +8725,7 @@
       <w:tr>
         <w:tc>
           <w:tcPr>
-            <w:tcW w:type="dxa" w:w="3120"/>
+            <w:tcW w:type="dxa" w:w="2133"/>
             <w:tcBorders>
               <w:top w:val="single" w:color="D0D0CE" w:sz="1"/>
               <w:left w:val="single" w:color="D0D0CE" w:sz="1"/>
@@ -8663,7 +8751,7 @@
         </w:tc>
         <w:tc>
           <w:tcPr>
-            <w:tcW w:type="dxa" w:w="3120"/>
+            <w:tcW w:type="dxa" w:w="3500"/>
             <w:tcBorders>
               <w:top w:val="single" w:color="D0D0CE" w:sz="1"/>
               <w:left w:val="single" w:color="D0D0CE" w:sz="1"/>
@@ -8689,7 +8777,7 @@
         </w:tc>
         <w:tc>
           <w:tcPr>
-            <w:tcW w:type="dxa" w:w="3120"/>
+            <w:tcW w:type="dxa" w:w="3727"/>
             <w:tcBorders>
               <w:top w:val="single" w:color="D0D0CE" w:sz="1"/>
               <w:left w:val="single" w:color="D0D0CE" w:sz="1"/>
@@ -8717,7 +8805,7 @@
       <w:tr>
         <w:tc>
           <w:tcPr>
-            <w:tcW w:type="dxa" w:w="3120"/>
+            <w:tcW w:type="dxa" w:w="2133"/>
             <w:tcBorders>
               <w:top w:val="single" w:color="D0D0CE" w:sz="1"/>
               <w:left w:val="single" w:color="D0D0CE" w:sz="1"/>
@@ -8743,7 +8831,7 @@
         </w:tc>
         <w:tc>
           <w:tcPr>
-            <w:tcW w:type="dxa" w:w="3120"/>
+            <w:tcW w:type="dxa" w:w="3500"/>
             <w:tcBorders>
               <w:top w:val="single" w:color="D0D0CE" w:sz="1"/>
               <w:left w:val="single" w:color="D0D0CE" w:sz="1"/>
@@ -8769,7 +8857,7 @@
         </w:tc>
         <w:tc>
           <w:tcPr>
-            <w:tcW w:type="dxa" w:w="3120"/>
+            <w:tcW w:type="dxa" w:w="3727"/>
             <w:tcBorders>
               <w:top w:val="single" w:color="D0D0CE" w:sz="1"/>
               <w:left w:val="single" w:color="D0D0CE" w:sz="1"/>
@@ -8795,6 +8883,14 @@
         </w:tc>
       </w:tr>
     </w:tbl>
+    <w:p>
+      <w:pPr>
+        <w:spacing w:after="120"/>
+      </w:pPr>
+      <w:r>
+        <w:t xml:space="preserve"/>
+      </w:r>
+    </w:p>
     <w:p>
       <w:pPr>
         <w:pStyle w:val="Heading2"/>
@@ -8816,10 +8912,10 @@
         </w:tblBorders>
       </w:tblPr>
       <w:tblGrid>
-        <w:gridCol w:w="2340"/>
-        <w:gridCol w:w="2340"/>
-        <w:gridCol w:w="2340"/>
-        <w:gridCol w:w="2340"/>
+        <w:gridCol w:w="2275"/>
+        <w:gridCol w:w="2311"/>
+        <w:gridCol w:w="2234"/>
+        <w:gridCol w:w="2540"/>
       </w:tblGrid>
       <w:tr>
         <w:trPr>
@@ -8827,7 +8923,7 @@
         </w:trPr>
         <w:tc>
           <w:tcPr>
-            <w:tcW w:type="dxa" w:w="2340"/>
+            <w:tcW w:type="dxa" w:w="2275"/>
             <w:tcBorders>
               <w:top w:val="single" w:color="D0D0CE" w:sz="1"/>
               <w:left w:val="single" w:color="D0D0CE" w:sz="1"/>
@@ -8851,8 +8947,8 @@
                 <w:b/>
                 <w:bCs/>
                 <w:color w:val="FFFFFF"/>
-                <w:sz w:val="16"/>
-                <w:szCs w:val="16"/>
+                <w:sz w:val="18"/>
+                <w:szCs w:val="18"/>
               </w:rPr>
               <w:t xml:space="preserve">Dimension</w:t>
             </w:r>
@@ -8860,7 +8956,7 @@
         </w:tc>
         <w:tc>
           <w:tcPr>
-            <w:tcW w:type="dxa" w:w="2340"/>
+            <w:tcW w:type="dxa" w:w="2311"/>
             <w:tcBorders>
               <w:top w:val="single" w:color="D0D0CE" w:sz="1"/>
               <w:left w:val="single" w:color="D0D0CE" w:sz="1"/>
@@ -8884,8 +8980,8 @@
                 <w:b/>
                 <w:bCs/>
                 <w:color w:val="FFFFFF"/>
-                <w:sz w:val="16"/>
-                <w:szCs w:val="16"/>
+                <w:sz w:val="18"/>
+                <w:szCs w:val="18"/>
               </w:rPr>
               <w:t xml:space="preserve">1 = Poor</w:t>
             </w:r>
@@ -8893,7 +8989,7 @@
         </w:tc>
         <w:tc>
           <w:tcPr>
-            <w:tcW w:type="dxa" w:w="2340"/>
+            <w:tcW w:type="dxa" w:w="2234"/>
             <w:tcBorders>
               <w:top w:val="single" w:color="D0D0CE" w:sz="1"/>
               <w:left w:val="single" w:color="D0D0CE" w:sz="1"/>
@@ -8917,8 +9013,8 @@
                 <w:b/>
                 <w:bCs/>
                 <w:color w:val="FFFFFF"/>
-                <w:sz w:val="16"/>
-                <w:szCs w:val="16"/>
+                <w:sz w:val="18"/>
+                <w:szCs w:val="18"/>
               </w:rPr>
               <w:t xml:space="preserve">3 = Acceptable</w:t>
             </w:r>
@@ -8926,7 +9022,7 @@
         </w:tc>
         <w:tc>
           <w:tcPr>
-            <w:tcW w:type="dxa" w:w="2340"/>
+            <w:tcW w:type="dxa" w:w="2540"/>
             <w:tcBorders>
               <w:top w:val="single" w:color="D0D0CE" w:sz="1"/>
               <w:left w:val="single" w:color="D0D0CE" w:sz="1"/>
@@ -8950,8 +9046,8 @@
                 <w:b/>
                 <w:bCs/>
                 <w:color w:val="FFFFFF"/>
-                <w:sz w:val="16"/>
-                <w:szCs w:val="16"/>
+                <w:sz w:val="18"/>
+                <w:szCs w:val="18"/>
               </w:rPr>
               <w:t xml:space="preserve">5 = Excellent</w:t>
             </w:r>
@@ -8961,7 +9057,7 @@
       <w:tr>
         <w:tc>
           <w:tcPr>
-            <w:tcW w:type="dxa" w:w="2340"/>
+            <w:tcW w:type="dxa" w:w="2275"/>
             <w:tcBorders>
               <w:top w:val="single" w:color="D0D0CE" w:sz="1"/>
               <w:left w:val="single" w:color="D0D0CE" w:sz="1"/>
@@ -8987,7 +9083,7 @@
         </w:tc>
         <w:tc>
           <w:tcPr>
-            <w:tcW w:type="dxa" w:w="2340"/>
+            <w:tcW w:type="dxa" w:w="2311"/>
             <w:tcBorders>
               <w:top w:val="single" w:color="D0D0CE" w:sz="1"/>
               <w:left w:val="single" w:color="D0D0CE" w:sz="1"/>
@@ -9013,7 +9109,7 @@
         </w:tc>
         <w:tc>
           <w:tcPr>
-            <w:tcW w:type="dxa" w:w="2340"/>
+            <w:tcW w:type="dxa" w:w="2234"/>
             <w:tcBorders>
               <w:top w:val="single" w:color="D0D0CE" w:sz="1"/>
               <w:left w:val="single" w:color="D0D0CE" w:sz="1"/>
@@ -9039,7 +9135,7 @@
         </w:tc>
         <w:tc>
           <w:tcPr>
-            <w:tcW w:type="dxa" w:w="2340"/>
+            <w:tcW w:type="dxa" w:w="2540"/>
             <w:tcBorders>
               <w:top w:val="single" w:color="D0D0CE" w:sz="1"/>
               <w:left w:val="single" w:color="D0D0CE" w:sz="1"/>
@@ -9067,7 +9163,7 @@
       <w:tr>
         <w:tc>
           <w:tcPr>
-            <w:tcW w:type="dxa" w:w="2340"/>
+            <w:tcW w:type="dxa" w:w="2275"/>
             <w:tcBorders>
               <w:top w:val="single" w:color="D0D0CE" w:sz="1"/>
               <w:left w:val="single" w:color="D0D0CE" w:sz="1"/>
@@ -9093,7 +9189,7 @@
         </w:tc>
         <w:tc>
           <w:tcPr>
-            <w:tcW w:type="dxa" w:w="2340"/>
+            <w:tcW w:type="dxa" w:w="2311"/>
             <w:tcBorders>
               <w:top w:val="single" w:color="D0D0CE" w:sz="1"/>
               <w:left w:val="single" w:color="D0D0CE" w:sz="1"/>
@@ -9119,7 +9215,7 @@
         </w:tc>
         <w:tc>
           <w:tcPr>
-            <w:tcW w:type="dxa" w:w="2340"/>
+            <w:tcW w:type="dxa" w:w="2234"/>
             <w:tcBorders>
               <w:top w:val="single" w:color="D0D0CE" w:sz="1"/>
               <w:left w:val="single" w:color="D0D0CE" w:sz="1"/>
@@ -9145,7 +9241,7 @@
         </w:tc>
         <w:tc>
           <w:tcPr>
-            <w:tcW w:type="dxa" w:w="2340"/>
+            <w:tcW w:type="dxa" w:w="2540"/>
             <w:tcBorders>
               <w:top w:val="single" w:color="D0D0CE" w:sz="1"/>
               <w:left w:val="single" w:color="D0D0CE" w:sz="1"/>
@@ -9173,7 +9269,7 @@
       <w:tr>
         <w:tc>
           <w:tcPr>
-            <w:tcW w:type="dxa" w:w="2340"/>
+            <w:tcW w:type="dxa" w:w="2275"/>
             <w:tcBorders>
               <w:top w:val="single" w:color="D0D0CE" w:sz="1"/>
               <w:left w:val="single" w:color="D0D0CE" w:sz="1"/>
@@ -9199,7 +9295,7 @@
         </w:tc>
         <w:tc>
           <w:tcPr>
-            <w:tcW w:type="dxa" w:w="2340"/>
+            <w:tcW w:type="dxa" w:w="2311"/>
             <w:tcBorders>
               <w:top w:val="single" w:color="D0D0CE" w:sz="1"/>
               <w:left w:val="single" w:color="D0D0CE" w:sz="1"/>
@@ -9225,7 +9321,7 @@
         </w:tc>
         <w:tc>
           <w:tcPr>
-            <w:tcW w:type="dxa" w:w="2340"/>
+            <w:tcW w:type="dxa" w:w="2234"/>
             <w:tcBorders>
               <w:top w:val="single" w:color="D0D0CE" w:sz="1"/>
               <w:left w:val="single" w:color="D0D0CE" w:sz="1"/>
@@ -9251,7 +9347,7 @@
         </w:tc>
         <w:tc>
           <w:tcPr>
-            <w:tcW w:type="dxa" w:w="2340"/>
+            <w:tcW w:type="dxa" w:w="2540"/>
             <w:tcBorders>
               <w:top w:val="single" w:color="D0D0CE" w:sz="1"/>
               <w:left w:val="single" w:color="D0D0CE" w:sz="1"/>
@@ -9279,7 +9375,7 @@
       <w:tr>
         <w:tc>
           <w:tcPr>
-            <w:tcW w:type="dxa" w:w="2340"/>
+            <w:tcW w:type="dxa" w:w="2275"/>
             <w:tcBorders>
               <w:top w:val="single" w:color="D0D0CE" w:sz="1"/>
               <w:left w:val="single" w:color="D0D0CE" w:sz="1"/>
@@ -9305,7 +9401,7 @@
         </w:tc>
         <w:tc>
           <w:tcPr>
-            <w:tcW w:type="dxa" w:w="2340"/>
+            <w:tcW w:type="dxa" w:w="2311"/>
             <w:tcBorders>
               <w:top w:val="single" w:color="D0D0CE" w:sz="1"/>
               <w:left w:val="single" w:color="D0D0CE" w:sz="1"/>
@@ -9331,7 +9427,7 @@
         </w:tc>
         <w:tc>
           <w:tcPr>
-            <w:tcW w:type="dxa" w:w="2340"/>
+            <w:tcW w:type="dxa" w:w="2234"/>
             <w:tcBorders>
               <w:top w:val="single" w:color="D0D0CE" w:sz="1"/>
               <w:left w:val="single" w:color="D0D0CE" w:sz="1"/>
@@ -9357,7 +9453,7 @@
         </w:tc>
         <w:tc>
           <w:tcPr>
-            <w:tcW w:type="dxa" w:w="2340"/>
+            <w:tcW w:type="dxa" w:w="2540"/>
             <w:tcBorders>
               <w:top w:val="single" w:color="D0D0CE" w:sz="1"/>
               <w:left w:val="single" w:color="D0D0CE" w:sz="1"/>
@@ -9385,7 +9481,7 @@
       <w:tr>
         <w:tc>
           <w:tcPr>
-            <w:tcW w:type="dxa" w:w="2340"/>
+            <w:tcW w:type="dxa" w:w="2275"/>
             <w:tcBorders>
               <w:top w:val="single" w:color="D0D0CE" w:sz="1"/>
               <w:left w:val="single" w:color="D0D0CE" w:sz="1"/>
@@ -9411,7 +9507,7 @@
         </w:tc>
         <w:tc>
           <w:tcPr>
-            <w:tcW w:type="dxa" w:w="2340"/>
+            <w:tcW w:type="dxa" w:w="2311"/>
             <w:tcBorders>
               <w:top w:val="single" w:color="D0D0CE" w:sz="1"/>
               <w:left w:val="single" w:color="D0D0CE" w:sz="1"/>
@@ -9437,7 +9533,7 @@
         </w:tc>
         <w:tc>
           <w:tcPr>
-            <w:tcW w:type="dxa" w:w="2340"/>
+            <w:tcW w:type="dxa" w:w="2234"/>
             <w:tcBorders>
               <w:top w:val="single" w:color="D0D0CE" w:sz="1"/>
               <w:left w:val="single" w:color="D0D0CE" w:sz="1"/>
@@ -9463,7 +9559,7 @@
         </w:tc>
         <w:tc>
           <w:tcPr>
-            <w:tcW w:type="dxa" w:w="2340"/>
+            <w:tcW w:type="dxa" w:w="2540"/>
             <w:tcBorders>
               <w:top w:val="single" w:color="D0D0CE" w:sz="1"/>
               <w:left w:val="single" w:color="D0D0CE" w:sz="1"/>
@@ -9491,7 +9587,7 @@
       <w:tr>
         <w:tc>
           <w:tcPr>
-            <w:tcW w:type="dxa" w:w="2340"/>
+            <w:tcW w:type="dxa" w:w="2275"/>
             <w:tcBorders>
               <w:top w:val="single" w:color="D0D0CE" w:sz="1"/>
               <w:left w:val="single" w:color="D0D0CE" w:sz="1"/>
@@ -9517,7 +9613,7 @@
         </w:tc>
         <w:tc>
           <w:tcPr>
-            <w:tcW w:type="dxa" w:w="2340"/>
+            <w:tcW w:type="dxa" w:w="2311"/>
             <w:tcBorders>
               <w:top w:val="single" w:color="D0D0CE" w:sz="1"/>
               <w:left w:val="single" w:color="D0D0CE" w:sz="1"/>
@@ -9543,7 +9639,7 @@
         </w:tc>
         <w:tc>
           <w:tcPr>
-            <w:tcW w:type="dxa" w:w="2340"/>
+            <w:tcW w:type="dxa" w:w="2234"/>
             <w:tcBorders>
               <w:top w:val="single" w:color="D0D0CE" w:sz="1"/>
               <w:left w:val="single" w:color="D0D0CE" w:sz="1"/>
@@ -9569,7 +9665,7 @@
         </w:tc>
         <w:tc>
           <w:tcPr>
-            <w:tcW w:type="dxa" w:w="2340"/>
+            <w:tcW w:type="dxa" w:w="2540"/>
             <w:tcBorders>
               <w:top w:val="single" w:color="D0D0CE" w:sz="1"/>
               <w:left w:val="single" w:color="D0D0CE" w:sz="1"/>
@@ -9597,7 +9693,7 @@
       <w:tr>
         <w:tc>
           <w:tcPr>
-            <w:tcW w:type="dxa" w:w="2340"/>
+            <w:tcW w:type="dxa" w:w="2275"/>
             <w:tcBorders>
               <w:top w:val="single" w:color="D0D0CE" w:sz="1"/>
               <w:left w:val="single" w:color="D0D0CE" w:sz="1"/>
@@ -9623,7 +9719,7 @@
         </w:tc>
         <w:tc>
           <w:tcPr>
-            <w:tcW w:type="dxa" w:w="2340"/>
+            <w:tcW w:type="dxa" w:w="2311"/>
             <w:tcBorders>
               <w:top w:val="single" w:color="D0D0CE" w:sz="1"/>
               <w:left w:val="single" w:color="D0D0CE" w:sz="1"/>
@@ -9649,7 +9745,7 @@
         </w:tc>
         <w:tc>
           <w:tcPr>
-            <w:tcW w:type="dxa" w:w="2340"/>
+            <w:tcW w:type="dxa" w:w="2234"/>
             <w:tcBorders>
               <w:top w:val="single" w:color="D0D0CE" w:sz="1"/>
               <w:left w:val="single" w:color="D0D0CE" w:sz="1"/>
@@ -9675,7 +9771,7 @@
         </w:tc>
         <w:tc>
           <w:tcPr>
-            <w:tcW w:type="dxa" w:w="2340"/>
+            <w:tcW w:type="dxa" w:w="2540"/>
             <w:tcBorders>
               <w:top w:val="single" w:color="D0D0CE" w:sz="1"/>
               <w:left w:val="single" w:color="D0D0CE" w:sz="1"/>
@@ -9703,7 +9799,7 @@
       <w:tr>
         <w:tc>
           <w:tcPr>
-            <w:tcW w:type="dxa" w:w="2340"/>
+            <w:tcW w:type="dxa" w:w="2275"/>
             <w:tcBorders>
               <w:top w:val="single" w:color="D0D0CE" w:sz="1"/>
               <w:left w:val="single" w:color="D0D0CE" w:sz="1"/>
@@ -9729,7 +9825,7 @@
         </w:tc>
         <w:tc>
           <w:tcPr>
-            <w:tcW w:type="dxa" w:w="2340"/>
+            <w:tcW w:type="dxa" w:w="2311"/>
             <w:tcBorders>
               <w:top w:val="single" w:color="D0D0CE" w:sz="1"/>
               <w:left w:val="single" w:color="D0D0CE" w:sz="1"/>
@@ -9755,7 +9851,7 @@
         </w:tc>
         <w:tc>
           <w:tcPr>
-            <w:tcW w:type="dxa" w:w="2340"/>
+            <w:tcW w:type="dxa" w:w="2234"/>
             <w:tcBorders>
               <w:top w:val="single" w:color="D0D0CE" w:sz="1"/>
               <w:left w:val="single" w:color="D0D0CE" w:sz="1"/>
@@ -9781,7 +9877,7 @@
         </w:tc>
         <w:tc>
           <w:tcPr>
-            <w:tcW w:type="dxa" w:w="2340"/>
+            <w:tcW w:type="dxa" w:w="2540"/>
             <w:tcBorders>
               <w:top w:val="single" w:color="D0D0CE" w:sz="1"/>
               <w:left w:val="single" w:color="D0D0CE" w:sz="1"/>
@@ -9807,6 +9903,14 @@
         </w:tc>
       </w:tr>
     </w:tbl>
+    <w:p>
+      <w:pPr>
+        <w:spacing w:after="120"/>
+      </w:pPr>
+      <w:r>
+        <w:t xml:space="preserve"/>
+      </w:r>
+    </w:p>
     <w:p>
       <w:pPr>
         <w:spacing w:after="120"/>
@@ -9836,9 +9940,9 @@
         </w:tblBorders>
       </w:tblPr>
       <w:tblGrid>
-        <w:gridCol w:w="3120"/>
-        <w:gridCol w:w="3120"/>
-        <w:gridCol w:w="3120"/>
+        <w:gridCol w:w="2184"/>
+        <w:gridCol w:w="3707"/>
+        <w:gridCol w:w="3469"/>
       </w:tblGrid>
       <w:tr>
         <w:trPr>
@@ -9846,7 +9950,7 @@
         </w:trPr>
         <w:tc>
           <w:tcPr>
-            <w:tcW w:type="dxa" w:w="3120"/>
+            <w:tcW w:type="dxa" w:w="2184"/>
             <w:tcBorders>
               <w:top w:val="single" w:color="D0D0CE" w:sz="1"/>
               <w:left w:val="single" w:color="D0D0CE" w:sz="1"/>
@@ -9879,7 +9983,7 @@
         </w:tc>
         <w:tc>
           <w:tcPr>
-            <w:tcW w:type="dxa" w:w="3120"/>
+            <w:tcW w:type="dxa" w:w="3707"/>
             <w:tcBorders>
               <w:top w:val="single" w:color="D0D0CE" w:sz="1"/>
               <w:left w:val="single" w:color="D0D0CE" w:sz="1"/>
@@ -9912,7 +10016,7 @@
         </w:tc>
         <w:tc>
           <w:tcPr>
-            <w:tcW w:type="dxa" w:w="3120"/>
+            <w:tcW w:type="dxa" w:w="3469"/>
             <w:tcBorders>
               <w:top w:val="single" w:color="D0D0CE" w:sz="1"/>
               <w:left w:val="single" w:color="D0D0CE" w:sz="1"/>
@@ -9947,7 +10051,7 @@
       <w:tr>
         <w:tc>
           <w:tcPr>
-            <w:tcW w:type="dxa" w:w="3120"/>
+            <w:tcW w:type="dxa" w:w="2184"/>
             <w:tcBorders>
               <w:top w:val="single" w:color="D0D0CE" w:sz="1"/>
               <w:left w:val="single" w:color="D0D0CE" w:sz="1"/>
@@ -9973,7 +10077,7 @@
         </w:tc>
         <w:tc>
           <w:tcPr>
-            <w:tcW w:type="dxa" w:w="3120"/>
+            <w:tcW w:type="dxa" w:w="3707"/>
             <w:tcBorders>
               <w:top w:val="single" w:color="D0D0CE" w:sz="1"/>
               <w:left w:val="single" w:color="D0D0CE" w:sz="1"/>
@@ -9999,7 +10103,7 @@
         </w:tc>
         <w:tc>
           <w:tcPr>
-            <w:tcW w:type="dxa" w:w="3120"/>
+            <w:tcW w:type="dxa" w:w="3469"/>
             <w:tcBorders>
               <w:top w:val="single" w:color="D0D0CE" w:sz="1"/>
               <w:left w:val="single" w:color="D0D0CE" w:sz="1"/>
@@ -10027,7 +10131,7 @@
       <w:tr>
         <w:tc>
           <w:tcPr>
-            <w:tcW w:type="dxa" w:w="3120"/>
+            <w:tcW w:type="dxa" w:w="2184"/>
             <w:tcBorders>
               <w:top w:val="single" w:color="D0D0CE" w:sz="1"/>
               <w:left w:val="single" w:color="D0D0CE" w:sz="1"/>
@@ -10053,7 +10157,7 @@
         </w:tc>
         <w:tc>
           <w:tcPr>
-            <w:tcW w:type="dxa" w:w="3120"/>
+            <w:tcW w:type="dxa" w:w="3707"/>
             <w:tcBorders>
               <w:top w:val="single" w:color="D0D0CE" w:sz="1"/>
               <w:left w:val="single" w:color="D0D0CE" w:sz="1"/>
@@ -10079,7 +10183,7 @@
         </w:tc>
         <w:tc>
           <w:tcPr>
-            <w:tcW w:type="dxa" w:w="3120"/>
+            <w:tcW w:type="dxa" w:w="3469"/>
             <w:tcBorders>
               <w:top w:val="single" w:color="D0D0CE" w:sz="1"/>
               <w:left w:val="single" w:color="D0D0CE" w:sz="1"/>
@@ -10107,7 +10211,7 @@
       <w:tr>
         <w:tc>
           <w:tcPr>
-            <w:tcW w:type="dxa" w:w="3120"/>
+            <w:tcW w:type="dxa" w:w="2184"/>
             <w:tcBorders>
               <w:top w:val="single" w:color="D0D0CE" w:sz="1"/>
               <w:left w:val="single" w:color="D0D0CE" w:sz="1"/>
@@ -10133,7 +10237,7 @@
         </w:tc>
         <w:tc>
           <w:tcPr>
-            <w:tcW w:type="dxa" w:w="3120"/>
+            <w:tcW w:type="dxa" w:w="3707"/>
             <w:tcBorders>
               <w:top w:val="single" w:color="D0D0CE" w:sz="1"/>
               <w:left w:val="single" w:color="D0D0CE" w:sz="1"/>
@@ -10159,7 +10263,7 @@
         </w:tc>
         <w:tc>
           <w:tcPr>
-            <w:tcW w:type="dxa" w:w="3120"/>
+            <w:tcW w:type="dxa" w:w="3469"/>
             <w:tcBorders>
               <w:top w:val="single" w:color="D0D0CE" w:sz="1"/>
               <w:left w:val="single" w:color="D0D0CE" w:sz="1"/>
@@ -10187,7 +10291,7 @@
       <w:tr>
         <w:tc>
           <w:tcPr>
-            <w:tcW w:type="dxa" w:w="3120"/>
+            <w:tcW w:type="dxa" w:w="2184"/>
             <w:tcBorders>
               <w:top w:val="single" w:color="D0D0CE" w:sz="1"/>
               <w:left w:val="single" w:color="D0D0CE" w:sz="1"/>
@@ -10213,7 +10317,7 @@
         </w:tc>
         <w:tc>
           <w:tcPr>
-            <w:tcW w:type="dxa" w:w="3120"/>
+            <w:tcW w:type="dxa" w:w="3707"/>
             <w:tcBorders>
               <w:top w:val="single" w:color="D0D0CE" w:sz="1"/>
               <w:left w:val="single" w:color="D0D0CE" w:sz="1"/>
@@ -10239,7 +10343,7 @@
         </w:tc>
         <w:tc>
           <w:tcPr>
-            <w:tcW w:type="dxa" w:w="3120"/>
+            <w:tcW w:type="dxa" w:w="3469"/>
             <w:tcBorders>
               <w:top w:val="single" w:color="D0D0CE" w:sz="1"/>
               <w:left w:val="single" w:color="D0D0CE" w:sz="1"/>
@@ -10267,7 +10371,7 @@
       <w:tr>
         <w:tc>
           <w:tcPr>
-            <w:tcW w:type="dxa" w:w="3120"/>
+            <w:tcW w:type="dxa" w:w="2184"/>
             <w:tcBorders>
               <w:top w:val="single" w:color="D0D0CE" w:sz="1"/>
               <w:left w:val="single" w:color="D0D0CE" w:sz="1"/>
@@ -10293,7 +10397,7 @@
         </w:tc>
         <w:tc>
           <w:tcPr>
-            <w:tcW w:type="dxa" w:w="3120"/>
+            <w:tcW w:type="dxa" w:w="3707"/>
             <w:tcBorders>
               <w:top w:val="single" w:color="D0D0CE" w:sz="1"/>
               <w:left w:val="single" w:color="D0D0CE" w:sz="1"/>
@@ -10319,7 +10423,7 @@
         </w:tc>
         <w:tc>
           <w:tcPr>
-            <w:tcW w:type="dxa" w:w="3120"/>
+            <w:tcW w:type="dxa" w:w="3469"/>
             <w:tcBorders>
               <w:top w:val="single" w:color="D0D0CE" w:sz="1"/>
               <w:left w:val="single" w:color="D0D0CE" w:sz="1"/>
@@ -10347,7 +10451,7 @@
       <w:tr>
         <w:tc>
           <w:tcPr>
-            <w:tcW w:type="dxa" w:w="3120"/>
+            <w:tcW w:type="dxa" w:w="2184"/>
             <w:tcBorders>
               <w:top w:val="single" w:color="D0D0CE" w:sz="1"/>
               <w:left w:val="single" w:color="D0D0CE" w:sz="1"/>
@@ -10373,7 +10477,7 @@
         </w:tc>
         <w:tc>
           <w:tcPr>
-            <w:tcW w:type="dxa" w:w="3120"/>
+            <w:tcW w:type="dxa" w:w="3707"/>
             <w:tcBorders>
               <w:top w:val="single" w:color="D0D0CE" w:sz="1"/>
               <w:left w:val="single" w:color="D0D0CE" w:sz="1"/>
@@ -10399,7 +10503,7 @@
         </w:tc>
         <w:tc>
           <w:tcPr>
-            <w:tcW w:type="dxa" w:w="3120"/>
+            <w:tcW w:type="dxa" w:w="3469"/>
             <w:tcBorders>
               <w:top w:val="single" w:color="D0D0CE" w:sz="1"/>
               <w:left w:val="single" w:color="D0D0CE" w:sz="1"/>
@@ -10427,7 +10531,7 @@
       <w:tr>
         <w:tc>
           <w:tcPr>
-            <w:tcW w:type="dxa" w:w="3120"/>
+            <w:tcW w:type="dxa" w:w="2184"/>
             <w:tcBorders>
               <w:top w:val="single" w:color="D0D0CE" w:sz="1"/>
               <w:left w:val="single" w:color="D0D0CE" w:sz="1"/>
@@ -10453,7 +10557,7 @@
         </w:tc>
         <w:tc>
           <w:tcPr>
-            <w:tcW w:type="dxa" w:w="3120"/>
+            <w:tcW w:type="dxa" w:w="3707"/>
             <w:tcBorders>
               <w:top w:val="single" w:color="D0D0CE" w:sz="1"/>
               <w:left w:val="single" w:color="D0D0CE" w:sz="1"/>
@@ -10479,7 +10583,7 @@
         </w:tc>
         <w:tc>
           <w:tcPr>
-            <w:tcW w:type="dxa" w:w="3120"/>
+            <w:tcW w:type="dxa" w:w="3469"/>
             <w:tcBorders>
               <w:top w:val="single" w:color="D0D0CE" w:sz="1"/>
               <w:left w:val="single" w:color="D0D0CE" w:sz="1"/>
@@ -10507,7 +10611,7 @@
       <w:tr>
         <w:tc>
           <w:tcPr>
-            <w:tcW w:type="dxa" w:w="3120"/>
+            <w:tcW w:type="dxa" w:w="2184"/>
             <w:tcBorders>
               <w:top w:val="single" w:color="D0D0CE" w:sz="1"/>
               <w:left w:val="single" w:color="D0D0CE" w:sz="1"/>
@@ -10533,7 +10637,7 @@
         </w:tc>
         <w:tc>
           <w:tcPr>
-            <w:tcW w:type="dxa" w:w="3120"/>
+            <w:tcW w:type="dxa" w:w="3707"/>
             <w:tcBorders>
               <w:top w:val="single" w:color="D0D0CE" w:sz="1"/>
               <w:left w:val="single" w:color="D0D0CE" w:sz="1"/>
@@ -10559,7 +10663,7 @@
         </w:tc>
         <w:tc>
           <w:tcPr>
-            <w:tcW w:type="dxa" w:w="3120"/>
+            <w:tcW w:type="dxa" w:w="3469"/>
             <w:tcBorders>
               <w:top w:val="single" w:color="D0D0CE" w:sz="1"/>
               <w:left w:val="single" w:color="D0D0CE" w:sz="1"/>
@@ -10587,7 +10691,7 @@
       <w:tr>
         <w:tc>
           <w:tcPr>
-            <w:tcW w:type="dxa" w:w="3120"/>
+            <w:tcW w:type="dxa" w:w="2184"/>
             <w:tcBorders>
               <w:top w:val="single" w:color="D0D0CE" w:sz="1"/>
               <w:left w:val="single" w:color="D0D0CE" w:sz="1"/>
@@ -10613,7 +10717,7 @@
         </w:tc>
         <w:tc>
           <w:tcPr>
-            <w:tcW w:type="dxa" w:w="3120"/>
+            <w:tcW w:type="dxa" w:w="3707"/>
             <w:tcBorders>
               <w:top w:val="single" w:color="D0D0CE" w:sz="1"/>
               <w:left w:val="single" w:color="D0D0CE" w:sz="1"/>
@@ -10639,7 +10743,7 @@
         </w:tc>
         <w:tc>
           <w:tcPr>
-            <w:tcW w:type="dxa" w:w="3120"/>
+            <w:tcW w:type="dxa" w:w="3469"/>
             <w:tcBorders>
               <w:top w:val="single" w:color="D0D0CE" w:sz="1"/>
               <w:left w:val="single" w:color="D0D0CE" w:sz="1"/>
@@ -10665,6 +10769,14 @@
         </w:tc>
       </w:tr>
     </w:tbl>
+    <w:p>
+      <w:pPr>
+        <w:spacing w:after="120"/>
+      </w:pPr>
+      <w:r>
+        <w:t xml:space="preserve"/>
+      </w:r>
+    </w:p>
     <w:tbl>
       <w:tblPr>
         <w:tblW w:type="dxa" w:w="9360"/>
@@ -10678,10 +10790,10 @@
         </w:tblBorders>
       </w:tblPr>
       <w:tblGrid>
-        <w:gridCol w:w="2340"/>
-        <w:gridCol w:w="2340"/>
-        <w:gridCol w:w="2340"/>
-        <w:gridCol w:w="2340"/>
+        <w:gridCol w:w="1613"/>
+        <w:gridCol w:w="3173"/>
+        <w:gridCol w:w="2642"/>
+        <w:gridCol w:w="1932"/>
       </w:tblGrid>
       <w:tr>
         <w:trPr>
@@ -10689,7 +10801,7 @@
         </w:trPr>
         <w:tc>
           <w:tcPr>
-            <w:tcW w:type="dxa" w:w="2340"/>
+            <w:tcW w:type="dxa" w:w="1613"/>
             <w:tcBorders>
               <w:top w:val="single" w:color="D0D0CE" w:sz="1"/>
               <w:left w:val="single" w:color="D0D0CE" w:sz="1"/>
@@ -10713,8 +10825,8 @@
                 <w:b/>
                 <w:bCs/>
                 <w:color w:val="FFFFFF"/>
-                <w:sz w:val="16"/>
-                <w:szCs w:val="16"/>
+                <w:sz w:val="18"/>
+                <w:szCs w:val="18"/>
               </w:rPr>
               <w:t xml:space="preserve">Severity</w:t>
             </w:r>
@@ -10722,7 +10834,7 @@
         </w:tc>
         <w:tc>
           <w:tcPr>
-            <w:tcW w:type="dxa" w:w="2340"/>
+            <w:tcW w:type="dxa" w:w="3173"/>
             <w:tcBorders>
               <w:top w:val="single" w:color="D0D0CE" w:sz="1"/>
               <w:left w:val="single" w:color="D0D0CE" w:sz="1"/>
@@ -10746,8 +10858,8 @@
                 <w:b/>
                 <w:bCs/>
                 <w:color w:val="FFFFFF"/>
-                <w:sz w:val="16"/>
-                <w:szCs w:val="16"/>
+                <w:sz w:val="18"/>
+                <w:szCs w:val="18"/>
               </w:rPr>
               <w:t xml:space="preserve">Definition</w:t>
             </w:r>
@@ -10755,7 +10867,7 @@
         </w:tc>
         <w:tc>
           <w:tcPr>
-            <w:tcW w:type="dxa" w:w="2340"/>
+            <w:tcW w:type="dxa" w:w="2642"/>
             <w:tcBorders>
               <w:top w:val="single" w:color="D0D0CE" w:sz="1"/>
               <w:left w:val="single" w:color="D0D0CE" w:sz="1"/>
@@ -10779,8 +10891,8 @@
                 <w:b/>
                 <w:bCs/>
                 <w:color w:val="FFFFFF"/>
-                <w:sz w:val="16"/>
-                <w:szCs w:val="16"/>
+                <w:sz w:val="18"/>
+                <w:szCs w:val="18"/>
               </w:rPr>
               <w:t xml:space="preserve">Example</w:t>
             </w:r>
@@ -10788,7 +10900,7 @@
         </w:tc>
         <w:tc>
           <w:tcPr>
-            <w:tcW w:type="dxa" w:w="2340"/>
+            <w:tcW w:type="dxa" w:w="1932"/>
             <w:tcBorders>
               <w:top w:val="single" w:color="D0D0CE" w:sz="1"/>
               <w:left w:val="single" w:color="D0D0CE" w:sz="1"/>
@@ -10812,8 +10924,8 @@
                 <w:b/>
                 <w:bCs/>
                 <w:color w:val="FFFFFF"/>
-                <w:sz w:val="16"/>
-                <w:szCs w:val="16"/>
+                <w:sz w:val="18"/>
+                <w:szCs w:val="18"/>
               </w:rPr>
               <w:t xml:space="preserve">Response</w:t>
             </w:r>
@@ -10823,7 +10935,7 @@
       <w:tr>
         <w:tc>
           <w:tcPr>
-            <w:tcW w:type="dxa" w:w="2340"/>
+            <w:tcW w:type="dxa" w:w="1613"/>
             <w:tcBorders>
               <w:top w:val="single" w:color="D0D0CE" w:sz="1"/>
               <w:left w:val="single" w:color="D0D0CE" w:sz="1"/>
@@ -10849,7 +10961,7 @@
         </w:tc>
         <w:tc>
           <w:tcPr>
-            <w:tcW w:type="dxa" w:w="2340"/>
+            <w:tcW w:type="dxa" w:w="3173"/>
             <w:tcBorders>
               <w:top w:val="single" w:color="D0D0CE" w:sz="1"/>
               <w:left w:val="single" w:color="D0D0CE" w:sz="1"/>
@@ -10875,7 +10987,7 @@
         </w:tc>
         <w:tc>
           <w:tcPr>
-            <w:tcW w:type="dxa" w:w="2340"/>
+            <w:tcW w:type="dxa" w:w="2642"/>
             <w:tcBorders>
               <w:top w:val="single" w:color="D0D0CE" w:sz="1"/>
               <w:left w:val="single" w:color="D0D0CE" w:sz="1"/>
@@ -10901,7 +11013,7 @@
         </w:tc>
         <w:tc>
           <w:tcPr>
-            <w:tcW w:type="dxa" w:w="2340"/>
+            <w:tcW w:type="dxa" w:w="1932"/>
             <w:tcBorders>
               <w:top w:val="single" w:color="D0D0CE" w:sz="1"/>
               <w:left w:val="single" w:color="D0D0CE" w:sz="1"/>
@@ -10929,7 +11041,7 @@
       <w:tr>
         <w:tc>
           <w:tcPr>
-            <w:tcW w:type="dxa" w:w="2340"/>
+            <w:tcW w:type="dxa" w:w="1613"/>
             <w:tcBorders>
               <w:top w:val="single" w:color="D0D0CE" w:sz="1"/>
               <w:left w:val="single" w:color="D0D0CE" w:sz="1"/>
@@ -10955,7 +11067,7 @@
         </w:tc>
         <w:tc>
           <w:tcPr>
-            <w:tcW w:type="dxa" w:w="2340"/>
+            <w:tcW w:type="dxa" w:w="3173"/>
             <w:tcBorders>
               <w:top w:val="single" w:color="D0D0CE" w:sz="1"/>
               <w:left w:val="single" w:color="D0D0CE" w:sz="1"/>
@@ -10981,7 +11093,7 @@
         </w:tc>
         <w:tc>
           <w:tcPr>
-            <w:tcW w:type="dxa" w:w="2340"/>
+            <w:tcW w:type="dxa" w:w="2642"/>
             <w:tcBorders>
               <w:top w:val="single" w:color="D0D0CE" w:sz="1"/>
               <w:left w:val="single" w:color="D0D0CE" w:sz="1"/>
@@ -11007,7 +11119,7 @@
         </w:tc>
         <w:tc>
           <w:tcPr>
-            <w:tcW w:type="dxa" w:w="2340"/>
+            <w:tcW w:type="dxa" w:w="1932"/>
             <w:tcBorders>
               <w:top w:val="single" w:color="D0D0CE" w:sz="1"/>
               <w:left w:val="single" w:color="D0D0CE" w:sz="1"/>
@@ -11035,7 +11147,7 @@
       <w:tr>
         <w:tc>
           <w:tcPr>
-            <w:tcW w:type="dxa" w:w="2340"/>
+            <w:tcW w:type="dxa" w:w="1613"/>
             <w:tcBorders>
               <w:top w:val="single" w:color="D0D0CE" w:sz="1"/>
               <w:left w:val="single" w:color="D0D0CE" w:sz="1"/>
@@ -11061,7 +11173,7 @@
         </w:tc>
         <w:tc>
           <w:tcPr>
-            <w:tcW w:type="dxa" w:w="2340"/>
+            <w:tcW w:type="dxa" w:w="3173"/>
             <w:tcBorders>
               <w:top w:val="single" w:color="D0D0CE" w:sz="1"/>
               <w:left w:val="single" w:color="D0D0CE" w:sz="1"/>
@@ -11087,7 +11199,7 @@
         </w:tc>
         <w:tc>
           <w:tcPr>
-            <w:tcW w:type="dxa" w:w="2340"/>
+            <w:tcW w:type="dxa" w:w="2642"/>
             <w:tcBorders>
               <w:top w:val="single" w:color="D0D0CE" w:sz="1"/>
               <w:left w:val="single" w:color="D0D0CE" w:sz="1"/>
@@ -11113,7 +11225,7 @@
         </w:tc>
         <w:tc>
           <w:tcPr>
-            <w:tcW w:type="dxa" w:w="2340"/>
+            <w:tcW w:type="dxa" w:w="1932"/>
             <w:tcBorders>
               <w:top w:val="single" w:color="D0D0CE" w:sz="1"/>
               <w:left w:val="single" w:color="D0D0CE" w:sz="1"/>
@@ -11141,7 +11253,7 @@
       <w:tr>
         <w:tc>
           <w:tcPr>
-            <w:tcW w:type="dxa" w:w="2340"/>
+            <w:tcW w:type="dxa" w:w="1613"/>
             <w:tcBorders>
               <w:top w:val="single" w:color="D0D0CE" w:sz="1"/>
               <w:left w:val="single" w:color="D0D0CE" w:sz="1"/>
@@ -11167,7 +11279,7 @@
         </w:tc>
         <w:tc>
           <w:tcPr>
-            <w:tcW w:type="dxa" w:w="2340"/>
+            <w:tcW w:type="dxa" w:w="3173"/>
             <w:tcBorders>
               <w:top w:val="single" w:color="D0D0CE" w:sz="1"/>
               <w:left w:val="single" w:color="D0D0CE" w:sz="1"/>
@@ -11193,7 +11305,7 @@
         </w:tc>
         <w:tc>
           <w:tcPr>
-            <w:tcW w:type="dxa" w:w="2340"/>
+            <w:tcW w:type="dxa" w:w="2642"/>
             <w:tcBorders>
               <w:top w:val="single" w:color="D0D0CE" w:sz="1"/>
               <w:left w:val="single" w:color="D0D0CE" w:sz="1"/>
@@ -11219,7 +11331,7 @@
         </w:tc>
         <w:tc>
           <w:tcPr>
-            <w:tcW w:type="dxa" w:w="2340"/>
+            <w:tcW w:type="dxa" w:w="1932"/>
             <w:tcBorders>
               <w:top w:val="single" w:color="D0D0CE" w:sz="1"/>
               <w:left w:val="single" w:color="D0D0CE" w:sz="1"/>
@@ -11247,7 +11359,7 @@
       <w:tr>
         <w:tc>
           <w:tcPr>
-            <w:tcW w:type="dxa" w:w="2340"/>
+            <w:tcW w:type="dxa" w:w="1613"/>
             <w:tcBorders>
               <w:top w:val="single" w:color="D0D0CE" w:sz="1"/>
               <w:left w:val="single" w:color="D0D0CE" w:sz="1"/>
@@ -11273,7 +11385,7 @@
         </w:tc>
         <w:tc>
           <w:tcPr>
-            <w:tcW w:type="dxa" w:w="2340"/>
+            <w:tcW w:type="dxa" w:w="3173"/>
             <w:tcBorders>
               <w:top w:val="single" w:color="D0D0CE" w:sz="1"/>
               <w:left w:val="single" w:color="D0D0CE" w:sz="1"/>
@@ -11299,7 +11411,7 @@
         </w:tc>
         <w:tc>
           <w:tcPr>
-            <w:tcW w:type="dxa" w:w="2340"/>
+            <w:tcW w:type="dxa" w:w="2642"/>
             <w:tcBorders>
               <w:top w:val="single" w:color="D0D0CE" w:sz="1"/>
               <w:left w:val="single" w:color="D0D0CE" w:sz="1"/>
@@ -11325,7 +11437,7 @@
         </w:tc>
         <w:tc>
           <w:tcPr>
-            <w:tcW w:type="dxa" w:w="2340"/>
+            <w:tcW w:type="dxa" w:w="1932"/>
             <w:tcBorders>
               <w:top w:val="single" w:color="D0D0CE" w:sz="1"/>
               <w:left w:val="single" w:color="D0D0CE" w:sz="1"/>
@@ -11351,6 +11463,14 @@
         </w:tc>
       </w:tr>
     </w:tbl>
+    <w:p>
+      <w:pPr>
+        <w:spacing w:after="120"/>
+      </w:pPr>
+      <w:r>
+        <w:t xml:space="preserve"/>
+      </w:r>
+    </w:p>
     <w:p>
       <w:pPr>
         <w:pStyle w:val="Heading1"/>
@@ -11380,8 +11500,8 @@
         </w:tblBorders>
       </w:tblPr>
       <w:tblGrid>
-        <w:gridCol w:w="4680"/>
-        <w:gridCol w:w="4680"/>
+        <w:gridCol w:w="3089"/>
+        <w:gridCol w:w="6271"/>
       </w:tblGrid>
       <w:tr>
         <w:trPr>
@@ -11389,7 +11509,7 @@
         </w:trPr>
         <w:tc>
           <w:tcPr>
-            <w:tcW w:type="dxa" w:w="4680"/>
+            <w:tcW w:type="dxa" w:w="3089"/>
             <w:tcBorders>
               <w:top w:val="single" w:color="D0D0CE" w:sz="1"/>
               <w:left w:val="single" w:color="D0D0CE" w:sz="1"/>
@@ -11422,7 +11542,7 @@
         </w:tc>
         <w:tc>
           <w:tcPr>
-            <w:tcW w:type="dxa" w:w="4680"/>
+            <w:tcW w:type="dxa" w:w="6271"/>
             <w:tcBorders>
               <w:top w:val="single" w:color="D0D0CE" w:sz="1"/>
               <w:left w:val="single" w:color="D0D0CE" w:sz="1"/>
@@ -11457,7 +11577,7 @@
       <w:tr>
         <w:tc>
           <w:tcPr>
-            <w:tcW w:type="dxa" w:w="4680"/>
+            <w:tcW w:type="dxa" w:w="3089"/>
             <w:tcBorders>
               <w:top w:val="single" w:color="D0D0CE" w:sz="1"/>
               <w:left w:val="single" w:color="D0D0CE" w:sz="1"/>
@@ -11483,7 +11603,7 @@
         </w:tc>
         <w:tc>
           <w:tcPr>
-            <w:tcW w:type="dxa" w:w="4680"/>
+            <w:tcW w:type="dxa" w:w="6271"/>
             <w:tcBorders>
               <w:top w:val="single" w:color="D0D0CE" w:sz="1"/>
               <w:left w:val="single" w:color="D0D0CE" w:sz="1"/>
@@ -11511,7 +11631,7 @@
       <w:tr>
         <w:tc>
           <w:tcPr>
-            <w:tcW w:type="dxa" w:w="4680"/>
+            <w:tcW w:type="dxa" w:w="3089"/>
             <w:tcBorders>
               <w:top w:val="single" w:color="D0D0CE" w:sz="1"/>
               <w:left w:val="single" w:color="D0D0CE" w:sz="1"/>
@@ -11537,7 +11657,7 @@
         </w:tc>
         <w:tc>
           <w:tcPr>
-            <w:tcW w:type="dxa" w:w="4680"/>
+            <w:tcW w:type="dxa" w:w="6271"/>
             <w:tcBorders>
               <w:top w:val="single" w:color="D0D0CE" w:sz="1"/>
               <w:left w:val="single" w:color="D0D0CE" w:sz="1"/>
@@ -11565,7 +11685,7 @@
       <w:tr>
         <w:tc>
           <w:tcPr>
-            <w:tcW w:type="dxa" w:w="4680"/>
+            <w:tcW w:type="dxa" w:w="3089"/>
             <w:tcBorders>
               <w:top w:val="single" w:color="D0D0CE" w:sz="1"/>
               <w:left w:val="single" w:color="D0D0CE" w:sz="1"/>
@@ -11591,7 +11711,7 @@
         </w:tc>
         <w:tc>
           <w:tcPr>
-            <w:tcW w:type="dxa" w:w="4680"/>
+            <w:tcW w:type="dxa" w:w="6271"/>
             <w:tcBorders>
               <w:top w:val="single" w:color="D0D0CE" w:sz="1"/>
               <w:left w:val="single" w:color="D0D0CE" w:sz="1"/>
@@ -11619,7 +11739,7 @@
       <w:tr>
         <w:tc>
           <w:tcPr>
-            <w:tcW w:type="dxa" w:w="4680"/>
+            <w:tcW w:type="dxa" w:w="3089"/>
             <w:tcBorders>
               <w:top w:val="single" w:color="D0D0CE" w:sz="1"/>
               <w:left w:val="single" w:color="D0D0CE" w:sz="1"/>
@@ -11645,7 +11765,7 @@
         </w:tc>
         <w:tc>
           <w:tcPr>
-            <w:tcW w:type="dxa" w:w="4680"/>
+            <w:tcW w:type="dxa" w:w="6271"/>
             <w:tcBorders>
               <w:top w:val="single" w:color="D0D0CE" w:sz="1"/>
               <w:left w:val="single" w:color="D0D0CE" w:sz="1"/>
@@ -11673,7 +11793,7 @@
       <w:tr>
         <w:tc>
           <w:tcPr>
-            <w:tcW w:type="dxa" w:w="4680"/>
+            <w:tcW w:type="dxa" w:w="3089"/>
             <w:tcBorders>
               <w:top w:val="single" w:color="D0D0CE" w:sz="1"/>
               <w:left w:val="single" w:color="D0D0CE" w:sz="1"/>
@@ -11699,7 +11819,7 @@
         </w:tc>
         <w:tc>
           <w:tcPr>
-            <w:tcW w:type="dxa" w:w="4680"/>
+            <w:tcW w:type="dxa" w:w="6271"/>
             <w:tcBorders>
               <w:top w:val="single" w:color="D0D0CE" w:sz="1"/>
               <w:left w:val="single" w:color="D0D0CE" w:sz="1"/>
@@ -11727,7 +11847,7 @@
       <w:tr>
         <w:tc>
           <w:tcPr>
-            <w:tcW w:type="dxa" w:w="4680"/>
+            <w:tcW w:type="dxa" w:w="3089"/>
             <w:tcBorders>
               <w:top w:val="single" w:color="D0D0CE" w:sz="1"/>
               <w:left w:val="single" w:color="D0D0CE" w:sz="1"/>
@@ -11753,7 +11873,7 @@
         </w:tc>
         <w:tc>
           <w:tcPr>
-            <w:tcW w:type="dxa" w:w="4680"/>
+            <w:tcW w:type="dxa" w:w="6271"/>
             <w:tcBorders>
               <w:top w:val="single" w:color="D0D0CE" w:sz="1"/>
               <w:left w:val="single" w:color="D0D0CE" w:sz="1"/>
@@ -11781,7 +11901,7 @@
       <w:tr>
         <w:tc>
           <w:tcPr>
-            <w:tcW w:type="dxa" w:w="4680"/>
+            <w:tcW w:type="dxa" w:w="3089"/>
             <w:tcBorders>
               <w:top w:val="single" w:color="D0D0CE" w:sz="1"/>
               <w:left w:val="single" w:color="D0D0CE" w:sz="1"/>
@@ -11807,7 +11927,7 @@
         </w:tc>
         <w:tc>
           <w:tcPr>
-            <w:tcW w:type="dxa" w:w="4680"/>
+            <w:tcW w:type="dxa" w:w="6271"/>
             <w:tcBorders>
               <w:top w:val="single" w:color="D0D0CE" w:sz="1"/>
               <w:left w:val="single" w:color="D0D0CE" w:sz="1"/>
@@ -11835,7 +11955,7 @@
       <w:tr>
         <w:tc>
           <w:tcPr>
-            <w:tcW w:type="dxa" w:w="4680"/>
+            <w:tcW w:type="dxa" w:w="3089"/>
             <w:tcBorders>
               <w:top w:val="single" w:color="D0D0CE" w:sz="1"/>
               <w:left w:val="single" w:color="D0D0CE" w:sz="1"/>
@@ -11861,7 +11981,7 @@
         </w:tc>
         <w:tc>
           <w:tcPr>
-            <w:tcW w:type="dxa" w:w="4680"/>
+            <w:tcW w:type="dxa" w:w="6271"/>
             <w:tcBorders>
               <w:top w:val="single" w:color="D0D0CE" w:sz="1"/>
               <w:left w:val="single" w:color="D0D0CE" w:sz="1"/>
@@ -11889,7 +12009,7 @@
       <w:tr>
         <w:tc>
           <w:tcPr>
-            <w:tcW w:type="dxa" w:w="4680"/>
+            <w:tcW w:type="dxa" w:w="3089"/>
             <w:tcBorders>
               <w:top w:val="single" w:color="D0D0CE" w:sz="1"/>
               <w:left w:val="single" w:color="D0D0CE" w:sz="1"/>
@@ -11915,7 +12035,7 @@
         </w:tc>
         <w:tc>
           <w:tcPr>
-            <w:tcW w:type="dxa" w:w="4680"/>
+            <w:tcW w:type="dxa" w:w="6271"/>
             <w:tcBorders>
               <w:top w:val="single" w:color="D0D0CE" w:sz="1"/>
               <w:left w:val="single" w:color="D0D0CE" w:sz="1"/>
@@ -11943,7 +12063,7 @@
       <w:tr>
         <w:tc>
           <w:tcPr>
-            <w:tcW w:type="dxa" w:w="4680"/>
+            <w:tcW w:type="dxa" w:w="3089"/>
             <w:tcBorders>
               <w:top w:val="single" w:color="D0D0CE" w:sz="1"/>
               <w:left w:val="single" w:color="D0D0CE" w:sz="1"/>
@@ -11969,7 +12089,7 @@
         </w:tc>
         <w:tc>
           <w:tcPr>
-            <w:tcW w:type="dxa" w:w="4680"/>
+            <w:tcW w:type="dxa" w:w="6271"/>
             <w:tcBorders>
               <w:top w:val="single" w:color="D0D0CE" w:sz="1"/>
               <w:left w:val="single" w:color="D0D0CE" w:sz="1"/>
@@ -11995,6 +12115,14 @@
         </w:tc>
       </w:tr>
     </w:tbl>
+    <w:p>
+      <w:pPr>
+        <w:spacing w:after="120"/>
+      </w:pPr>
+      <w:r>
+        <w:t xml:space="preserve"/>
+      </w:r>
+    </w:p>
     <w:p>
       <w:pPr>
         <w:pStyle w:val="Heading1"/>
@@ -12016,8 +12144,8 @@
         </w:tblBorders>
       </w:tblPr>
       <w:tblGrid>
-        <w:gridCol w:w="4680"/>
-        <w:gridCol w:w="4680"/>
+        <w:gridCol w:w="2775"/>
+        <w:gridCol w:w="6585"/>
       </w:tblGrid>
       <w:tr>
         <w:trPr>
@@ -12025,7 +12153,7 @@
         </w:trPr>
         <w:tc>
           <w:tcPr>
-            <w:tcW w:type="dxa" w:w="4680"/>
+            <w:tcW w:type="dxa" w:w="2775"/>
             <w:tcBorders>
               <w:top w:val="single" w:color="D0D0CE" w:sz="1"/>
               <w:left w:val="single" w:color="D0D0CE" w:sz="1"/>
@@ -12058,7 +12186,7 @@
         </w:tc>
         <w:tc>
           <w:tcPr>
-            <w:tcW w:type="dxa" w:w="4680"/>
+            <w:tcW w:type="dxa" w:w="6585"/>
             <w:tcBorders>
               <w:top w:val="single" w:color="D0D0CE" w:sz="1"/>
               <w:left w:val="single" w:color="D0D0CE" w:sz="1"/>
@@ -12093,7 +12221,7 @@
       <w:tr>
         <w:tc>
           <w:tcPr>
-            <w:tcW w:type="dxa" w:w="4680"/>
+            <w:tcW w:type="dxa" w:w="2775"/>
             <w:tcBorders>
               <w:top w:val="single" w:color="D0D0CE" w:sz="1"/>
               <w:left w:val="single" w:color="D0D0CE" w:sz="1"/>
@@ -12119,7 +12247,7 @@
         </w:tc>
         <w:tc>
           <w:tcPr>
-            <w:tcW w:type="dxa" w:w="4680"/>
+            <w:tcW w:type="dxa" w:w="6585"/>
             <w:tcBorders>
               <w:top w:val="single" w:color="D0D0CE" w:sz="1"/>
               <w:left w:val="single" w:color="D0D0CE" w:sz="1"/>
@@ -12147,7 +12275,7 @@
       <w:tr>
         <w:tc>
           <w:tcPr>
-            <w:tcW w:type="dxa" w:w="4680"/>
+            <w:tcW w:type="dxa" w:w="2775"/>
             <w:tcBorders>
               <w:top w:val="single" w:color="D0D0CE" w:sz="1"/>
               <w:left w:val="single" w:color="D0D0CE" w:sz="1"/>
@@ -12173,7 +12301,7 @@
         </w:tc>
         <w:tc>
           <w:tcPr>
-            <w:tcW w:type="dxa" w:w="4680"/>
+            <w:tcW w:type="dxa" w:w="6585"/>
             <w:tcBorders>
               <w:top w:val="single" w:color="D0D0CE" w:sz="1"/>
               <w:left w:val="single" w:color="D0D0CE" w:sz="1"/>
@@ -12201,7 +12329,7 @@
       <w:tr>
         <w:tc>
           <w:tcPr>
-            <w:tcW w:type="dxa" w:w="4680"/>
+            <w:tcW w:type="dxa" w:w="2775"/>
             <w:tcBorders>
               <w:top w:val="single" w:color="D0D0CE" w:sz="1"/>
               <w:left w:val="single" w:color="D0D0CE" w:sz="1"/>
@@ -12227,7 +12355,7 @@
         </w:tc>
         <w:tc>
           <w:tcPr>
-            <w:tcW w:type="dxa" w:w="4680"/>
+            <w:tcW w:type="dxa" w:w="6585"/>
             <w:tcBorders>
               <w:top w:val="single" w:color="D0D0CE" w:sz="1"/>
               <w:left w:val="single" w:color="D0D0CE" w:sz="1"/>
@@ -12255,7 +12383,7 @@
       <w:tr>
         <w:tc>
           <w:tcPr>
-            <w:tcW w:type="dxa" w:w="4680"/>
+            <w:tcW w:type="dxa" w:w="2775"/>
             <w:tcBorders>
               <w:top w:val="single" w:color="D0D0CE" w:sz="1"/>
               <w:left w:val="single" w:color="D0D0CE" w:sz="1"/>
@@ -12281,7 +12409,7 @@
         </w:tc>
         <w:tc>
           <w:tcPr>
-            <w:tcW w:type="dxa" w:w="4680"/>
+            <w:tcW w:type="dxa" w:w="6585"/>
             <w:tcBorders>
               <w:top w:val="single" w:color="D0D0CE" w:sz="1"/>
               <w:left w:val="single" w:color="D0D0CE" w:sz="1"/>
@@ -12309,7 +12437,7 @@
       <w:tr>
         <w:tc>
           <w:tcPr>
-            <w:tcW w:type="dxa" w:w="4680"/>
+            <w:tcW w:type="dxa" w:w="2775"/>
             <w:tcBorders>
               <w:top w:val="single" w:color="D0D0CE" w:sz="1"/>
               <w:left w:val="single" w:color="D0D0CE" w:sz="1"/>
@@ -12335,7 +12463,7 @@
         </w:tc>
         <w:tc>
           <w:tcPr>
-            <w:tcW w:type="dxa" w:w="4680"/>
+            <w:tcW w:type="dxa" w:w="6585"/>
             <w:tcBorders>
               <w:top w:val="single" w:color="D0D0CE" w:sz="1"/>
               <w:left w:val="single" w:color="D0D0CE" w:sz="1"/>
@@ -12363,7 +12491,7 @@
       <w:tr>
         <w:tc>
           <w:tcPr>
-            <w:tcW w:type="dxa" w:w="4680"/>
+            <w:tcW w:type="dxa" w:w="2775"/>
             <w:tcBorders>
               <w:top w:val="single" w:color="D0D0CE" w:sz="1"/>
               <w:left w:val="single" w:color="D0D0CE" w:sz="1"/>
@@ -12389,7 +12517,7 @@
         </w:tc>
         <w:tc>
           <w:tcPr>
-            <w:tcW w:type="dxa" w:w="4680"/>
+            <w:tcW w:type="dxa" w:w="6585"/>
             <w:tcBorders>
               <w:top w:val="single" w:color="D0D0CE" w:sz="1"/>
               <w:left w:val="single" w:color="D0D0CE" w:sz="1"/>
@@ -12417,7 +12545,7 @@
       <w:tr>
         <w:tc>
           <w:tcPr>
-            <w:tcW w:type="dxa" w:w="4680"/>
+            <w:tcW w:type="dxa" w:w="2775"/>
             <w:tcBorders>
               <w:top w:val="single" w:color="D0D0CE" w:sz="1"/>
               <w:left w:val="single" w:color="D0D0CE" w:sz="1"/>
@@ -12443,7 +12571,7 @@
         </w:tc>
         <w:tc>
           <w:tcPr>
-            <w:tcW w:type="dxa" w:w="4680"/>
+            <w:tcW w:type="dxa" w:w="6585"/>
             <w:tcBorders>
               <w:top w:val="single" w:color="D0D0CE" w:sz="1"/>
               <w:left w:val="single" w:color="D0D0CE" w:sz="1"/>
@@ -12471,7 +12599,7 @@
       <w:tr>
         <w:tc>
           <w:tcPr>
-            <w:tcW w:type="dxa" w:w="4680"/>
+            <w:tcW w:type="dxa" w:w="2775"/>
             <w:tcBorders>
               <w:top w:val="single" w:color="D0D0CE" w:sz="1"/>
               <w:left w:val="single" w:color="D0D0CE" w:sz="1"/>
@@ -12497,7 +12625,7 @@
         </w:tc>
         <w:tc>
           <w:tcPr>
-            <w:tcW w:type="dxa" w:w="4680"/>
+            <w:tcW w:type="dxa" w:w="6585"/>
             <w:tcBorders>
               <w:top w:val="single" w:color="D0D0CE" w:sz="1"/>
               <w:left w:val="single" w:color="D0D0CE" w:sz="1"/>
@@ -12525,7 +12653,7 @@
       <w:tr>
         <w:tc>
           <w:tcPr>
-            <w:tcW w:type="dxa" w:w="4680"/>
+            <w:tcW w:type="dxa" w:w="2775"/>
             <w:tcBorders>
               <w:top w:val="single" w:color="D0D0CE" w:sz="1"/>
               <w:left w:val="single" w:color="D0D0CE" w:sz="1"/>
@@ -12551,7 +12679,7 @@
         </w:tc>
         <w:tc>
           <w:tcPr>
-            <w:tcW w:type="dxa" w:w="4680"/>
+            <w:tcW w:type="dxa" w:w="6585"/>
             <w:tcBorders>
               <w:top w:val="single" w:color="D0D0CE" w:sz="1"/>
               <w:left w:val="single" w:color="D0D0CE" w:sz="1"/>
@@ -12577,6 +12705,14 @@
         </w:tc>
       </w:tr>
     </w:tbl>
+    <w:p>
+      <w:pPr>
+        <w:spacing w:after="120"/>
+      </w:pPr>
+      <w:r>
+        <w:t xml:space="preserve"/>
+      </w:r>
+    </w:p>
     <w:p>
       <w:pPr>
         <w:pStyle w:val="Heading1"/>
@@ -12598,8 +12734,8 @@
         </w:tblBorders>
       </w:tblPr>
       <w:tblGrid>
-        <w:gridCol w:w="4680"/>
-        <w:gridCol w:w="4680"/>
+        <w:gridCol w:w="3139"/>
+        <w:gridCol w:w="6221"/>
       </w:tblGrid>
       <w:tr>
         <w:trPr>
@@ -12607,7 +12743,7 @@
         </w:trPr>
         <w:tc>
           <w:tcPr>
-            <w:tcW w:type="dxa" w:w="4680"/>
+            <w:tcW w:type="dxa" w:w="3139"/>
             <w:tcBorders>
               <w:top w:val="single" w:color="D0D0CE" w:sz="1"/>
               <w:left w:val="single" w:color="D0D0CE" w:sz="1"/>
@@ -12640,7 +12776,7 @@
         </w:tc>
         <w:tc>
           <w:tcPr>
-            <w:tcW w:type="dxa" w:w="4680"/>
+            <w:tcW w:type="dxa" w:w="6221"/>
             <w:tcBorders>
               <w:top w:val="single" w:color="D0D0CE" w:sz="1"/>
               <w:left w:val="single" w:color="D0D0CE" w:sz="1"/>
@@ -12675,7 +12811,7 @@
       <w:tr>
         <w:tc>
           <w:tcPr>
-            <w:tcW w:type="dxa" w:w="4680"/>
+            <w:tcW w:type="dxa" w:w="3139"/>
             <w:tcBorders>
               <w:top w:val="single" w:color="D0D0CE" w:sz="1"/>
               <w:left w:val="single" w:color="D0D0CE" w:sz="1"/>
@@ -12701,7 +12837,7 @@
         </w:tc>
         <w:tc>
           <w:tcPr>
-            <w:tcW w:type="dxa" w:w="4680"/>
+            <w:tcW w:type="dxa" w:w="6221"/>
             <w:tcBorders>
               <w:top w:val="single" w:color="D0D0CE" w:sz="1"/>
               <w:left w:val="single" w:color="D0D0CE" w:sz="1"/>
@@ -12729,7 +12865,7 @@
       <w:tr>
         <w:tc>
           <w:tcPr>
-            <w:tcW w:type="dxa" w:w="4680"/>
+            <w:tcW w:type="dxa" w:w="3139"/>
             <w:tcBorders>
               <w:top w:val="single" w:color="D0D0CE" w:sz="1"/>
               <w:left w:val="single" w:color="D0D0CE" w:sz="1"/>
@@ -12755,7 +12891,7 @@
         </w:tc>
         <w:tc>
           <w:tcPr>
-            <w:tcW w:type="dxa" w:w="4680"/>
+            <w:tcW w:type="dxa" w:w="6221"/>
             <w:tcBorders>
               <w:top w:val="single" w:color="D0D0CE" w:sz="1"/>
               <w:left w:val="single" w:color="D0D0CE" w:sz="1"/>
@@ -12783,7 +12919,7 @@
       <w:tr>
         <w:tc>
           <w:tcPr>
-            <w:tcW w:type="dxa" w:w="4680"/>
+            <w:tcW w:type="dxa" w:w="3139"/>
             <w:tcBorders>
               <w:top w:val="single" w:color="D0D0CE" w:sz="1"/>
               <w:left w:val="single" w:color="D0D0CE" w:sz="1"/>
@@ -12809,7 +12945,7 @@
         </w:tc>
         <w:tc>
           <w:tcPr>
-            <w:tcW w:type="dxa" w:w="4680"/>
+            <w:tcW w:type="dxa" w:w="6221"/>
             <w:tcBorders>
               <w:top w:val="single" w:color="D0D0CE" w:sz="1"/>
               <w:left w:val="single" w:color="D0D0CE" w:sz="1"/>
@@ -12837,7 +12973,7 @@
       <w:tr>
         <w:tc>
           <w:tcPr>
-            <w:tcW w:type="dxa" w:w="4680"/>
+            <w:tcW w:type="dxa" w:w="3139"/>
             <w:tcBorders>
               <w:top w:val="single" w:color="D0D0CE" w:sz="1"/>
               <w:left w:val="single" w:color="D0D0CE" w:sz="1"/>
@@ -12863,7 +12999,7 @@
         </w:tc>
         <w:tc>
           <w:tcPr>
-            <w:tcW w:type="dxa" w:w="4680"/>
+            <w:tcW w:type="dxa" w:w="6221"/>
             <w:tcBorders>
               <w:top w:val="single" w:color="D0D0CE" w:sz="1"/>
               <w:left w:val="single" w:color="D0D0CE" w:sz="1"/>
@@ -12891,7 +13027,7 @@
       <w:tr>
         <w:tc>
           <w:tcPr>
-            <w:tcW w:type="dxa" w:w="4680"/>
+            <w:tcW w:type="dxa" w:w="3139"/>
             <w:tcBorders>
               <w:top w:val="single" w:color="D0D0CE" w:sz="1"/>
               <w:left w:val="single" w:color="D0D0CE" w:sz="1"/>
@@ -12917,7 +13053,7 @@
         </w:tc>
         <w:tc>
           <w:tcPr>
-            <w:tcW w:type="dxa" w:w="4680"/>
+            <w:tcW w:type="dxa" w:w="6221"/>
             <w:tcBorders>
               <w:top w:val="single" w:color="D0D0CE" w:sz="1"/>
               <w:left w:val="single" w:color="D0D0CE" w:sz="1"/>
@@ -12945,7 +13081,7 @@
       <w:tr>
         <w:tc>
           <w:tcPr>
-            <w:tcW w:type="dxa" w:w="4680"/>
+            <w:tcW w:type="dxa" w:w="3139"/>
             <w:tcBorders>
               <w:top w:val="single" w:color="D0D0CE" w:sz="1"/>
               <w:left w:val="single" w:color="D0D0CE" w:sz="1"/>
@@ -12971,7 +13107,7 @@
         </w:tc>
         <w:tc>
           <w:tcPr>
-            <w:tcW w:type="dxa" w:w="4680"/>
+            <w:tcW w:type="dxa" w:w="6221"/>
             <w:tcBorders>
               <w:top w:val="single" w:color="D0D0CE" w:sz="1"/>
               <w:left w:val="single" w:color="D0D0CE" w:sz="1"/>
@@ -12999,7 +13135,7 @@
       <w:tr>
         <w:tc>
           <w:tcPr>
-            <w:tcW w:type="dxa" w:w="4680"/>
+            <w:tcW w:type="dxa" w:w="3139"/>
             <w:tcBorders>
               <w:top w:val="single" w:color="D0D0CE" w:sz="1"/>
               <w:left w:val="single" w:color="D0D0CE" w:sz="1"/>
@@ -13025,7 +13161,7 @@
         </w:tc>
         <w:tc>
           <w:tcPr>
-            <w:tcW w:type="dxa" w:w="4680"/>
+            <w:tcW w:type="dxa" w:w="6221"/>
             <w:tcBorders>
               <w:top w:val="single" w:color="D0D0CE" w:sz="1"/>
               <w:left w:val="single" w:color="D0D0CE" w:sz="1"/>
@@ -13053,7 +13189,7 @@
       <w:tr>
         <w:tc>
           <w:tcPr>
-            <w:tcW w:type="dxa" w:w="4680"/>
+            <w:tcW w:type="dxa" w:w="3139"/>
             <w:tcBorders>
               <w:top w:val="single" w:color="D0D0CE" w:sz="1"/>
               <w:left w:val="single" w:color="D0D0CE" w:sz="1"/>
@@ -13079,7 +13215,7 @@
         </w:tc>
         <w:tc>
           <w:tcPr>
-            <w:tcW w:type="dxa" w:w="4680"/>
+            <w:tcW w:type="dxa" w:w="6221"/>
             <w:tcBorders>
               <w:top w:val="single" w:color="D0D0CE" w:sz="1"/>
               <w:left w:val="single" w:color="D0D0CE" w:sz="1"/>
@@ -13105,6 +13241,14 @@
         </w:tc>
       </w:tr>
     </w:tbl>
+    <w:p>
+      <w:pPr>
+        <w:spacing w:after="120"/>
+      </w:pPr>
+      <w:r>
+        <w:t xml:space="preserve"/>
+      </w:r>
+    </w:p>
     <w:p>
       <w:pPr>
         <w:pStyle w:val="Heading1"/>
@@ -13207,8 +13351,8 @@
         </w:tblBorders>
       </w:tblPr>
       <w:tblGrid>
-        <w:gridCol w:w="4680"/>
-        <w:gridCol w:w="4680"/>
+        <w:gridCol w:w="2437"/>
+        <w:gridCol w:w="6923"/>
       </w:tblGrid>
       <w:tr>
         <w:trPr>
@@ -13216,7 +13360,7 @@
         </w:trPr>
         <w:tc>
           <w:tcPr>
-            <w:tcW w:type="dxa" w:w="4680"/>
+            <w:tcW w:type="dxa" w:w="2437"/>
             <w:tcBorders>
               <w:top w:val="single" w:color="D0D0CE" w:sz="1"/>
               <w:left w:val="single" w:color="D0D0CE" w:sz="1"/>
@@ -13249,7 +13393,7 @@
         </w:tc>
         <w:tc>
           <w:tcPr>
-            <w:tcW w:type="dxa" w:w="4680"/>
+            <w:tcW w:type="dxa" w:w="6923"/>
             <w:tcBorders>
               <w:top w:val="single" w:color="D0D0CE" w:sz="1"/>
               <w:left w:val="single" w:color="D0D0CE" w:sz="1"/>
@@ -13284,7 +13428,7 @@
       <w:tr>
         <w:tc>
           <w:tcPr>
-            <w:tcW w:type="dxa" w:w="4680"/>
+            <w:tcW w:type="dxa" w:w="2437"/>
             <w:tcBorders>
               <w:top w:val="single" w:color="D0D0CE" w:sz="1"/>
               <w:left w:val="single" w:color="D0D0CE" w:sz="1"/>
@@ -13310,7 +13454,7 @@
         </w:tc>
         <w:tc>
           <w:tcPr>
-            <w:tcW w:type="dxa" w:w="4680"/>
+            <w:tcW w:type="dxa" w:w="6923"/>
             <w:tcBorders>
               <w:top w:val="single" w:color="D0D0CE" w:sz="1"/>
               <w:left w:val="single" w:color="D0D0CE" w:sz="1"/>
@@ -13338,7 +13482,7 @@
       <w:tr>
         <w:tc>
           <w:tcPr>
-            <w:tcW w:type="dxa" w:w="4680"/>
+            <w:tcW w:type="dxa" w:w="2437"/>
             <w:tcBorders>
               <w:top w:val="single" w:color="D0D0CE" w:sz="1"/>
               <w:left w:val="single" w:color="D0D0CE" w:sz="1"/>
@@ -13364,7 +13508,7 @@
         </w:tc>
         <w:tc>
           <w:tcPr>
-            <w:tcW w:type="dxa" w:w="4680"/>
+            <w:tcW w:type="dxa" w:w="6923"/>
             <w:tcBorders>
               <w:top w:val="single" w:color="D0D0CE" w:sz="1"/>
               <w:left w:val="single" w:color="D0D0CE" w:sz="1"/>
@@ -13392,7 +13536,7 @@
       <w:tr>
         <w:tc>
           <w:tcPr>
-            <w:tcW w:type="dxa" w:w="4680"/>
+            <w:tcW w:type="dxa" w:w="2437"/>
             <w:tcBorders>
               <w:top w:val="single" w:color="D0D0CE" w:sz="1"/>
               <w:left w:val="single" w:color="D0D0CE" w:sz="1"/>
@@ -13418,7 +13562,7 @@
         </w:tc>
         <w:tc>
           <w:tcPr>
-            <w:tcW w:type="dxa" w:w="4680"/>
+            <w:tcW w:type="dxa" w:w="6923"/>
             <w:tcBorders>
               <w:top w:val="single" w:color="D0D0CE" w:sz="1"/>
               <w:left w:val="single" w:color="D0D0CE" w:sz="1"/>
@@ -13446,7 +13590,7 @@
       <w:tr>
         <w:tc>
           <w:tcPr>
-            <w:tcW w:type="dxa" w:w="4680"/>
+            <w:tcW w:type="dxa" w:w="2437"/>
             <w:tcBorders>
               <w:top w:val="single" w:color="D0D0CE" w:sz="1"/>
               <w:left w:val="single" w:color="D0D0CE" w:sz="1"/>
@@ -13472,7 +13616,7 @@
         </w:tc>
         <w:tc>
           <w:tcPr>
-            <w:tcW w:type="dxa" w:w="4680"/>
+            <w:tcW w:type="dxa" w:w="6923"/>
             <w:tcBorders>
               <w:top w:val="single" w:color="D0D0CE" w:sz="1"/>
               <w:left w:val="single" w:color="D0D0CE" w:sz="1"/>
@@ -13500,7 +13644,7 @@
       <w:tr>
         <w:tc>
           <w:tcPr>
-            <w:tcW w:type="dxa" w:w="4680"/>
+            <w:tcW w:type="dxa" w:w="2437"/>
             <w:tcBorders>
               <w:top w:val="single" w:color="D0D0CE" w:sz="1"/>
               <w:left w:val="single" w:color="D0D0CE" w:sz="1"/>
@@ -13526,7 +13670,7 @@
         </w:tc>
         <w:tc>
           <w:tcPr>
-            <w:tcW w:type="dxa" w:w="4680"/>
+            <w:tcW w:type="dxa" w:w="6923"/>
             <w:tcBorders>
               <w:top w:val="single" w:color="D0D0CE" w:sz="1"/>
               <w:left w:val="single" w:color="D0D0CE" w:sz="1"/>
@@ -13554,7 +13698,7 @@
       <w:tr>
         <w:tc>
           <w:tcPr>
-            <w:tcW w:type="dxa" w:w="4680"/>
+            <w:tcW w:type="dxa" w:w="2437"/>
             <w:tcBorders>
               <w:top w:val="single" w:color="D0D0CE" w:sz="1"/>
               <w:left w:val="single" w:color="D0D0CE" w:sz="1"/>
@@ -13580,7 +13724,7 @@
         </w:tc>
         <w:tc>
           <w:tcPr>
-            <w:tcW w:type="dxa" w:w="4680"/>
+            <w:tcW w:type="dxa" w:w="6923"/>
             <w:tcBorders>
               <w:top w:val="single" w:color="D0D0CE" w:sz="1"/>
               <w:left w:val="single" w:color="D0D0CE" w:sz="1"/>
@@ -13608,7 +13752,7 @@
       <w:tr>
         <w:tc>
           <w:tcPr>
-            <w:tcW w:type="dxa" w:w="4680"/>
+            <w:tcW w:type="dxa" w:w="2437"/>
             <w:tcBorders>
               <w:top w:val="single" w:color="D0D0CE" w:sz="1"/>
               <w:left w:val="single" w:color="D0D0CE" w:sz="1"/>
@@ -13634,7 +13778,7 @@
         </w:tc>
         <w:tc>
           <w:tcPr>
-            <w:tcW w:type="dxa" w:w="4680"/>
+            <w:tcW w:type="dxa" w:w="6923"/>
             <w:tcBorders>
               <w:top w:val="single" w:color="D0D0CE" w:sz="1"/>
               <w:left w:val="single" w:color="D0D0CE" w:sz="1"/>
@@ -13662,7 +13806,7 @@
       <w:tr>
         <w:tc>
           <w:tcPr>
-            <w:tcW w:type="dxa" w:w="4680"/>
+            <w:tcW w:type="dxa" w:w="2437"/>
             <w:tcBorders>
               <w:top w:val="single" w:color="D0D0CE" w:sz="1"/>
               <w:left w:val="single" w:color="D0D0CE" w:sz="1"/>
@@ -13688,7 +13832,7 @@
         </w:tc>
         <w:tc>
           <w:tcPr>
-            <w:tcW w:type="dxa" w:w="4680"/>
+            <w:tcW w:type="dxa" w:w="6923"/>
             <w:tcBorders>
               <w:top w:val="single" w:color="D0D0CE" w:sz="1"/>
               <w:left w:val="single" w:color="D0D0CE" w:sz="1"/>
@@ -13714,6 +13858,14 @@
         </w:tc>
       </w:tr>
     </w:tbl>
+    <w:p>
+      <w:pPr>
+        <w:spacing w:after="120"/>
+      </w:pPr>
+      <w:r>
+        <w:t xml:space="preserve"/>
+      </w:r>
+    </w:p>
     <w:p>
       <w:pPr>
         <w:pStyle w:val="Heading1"/>
@@ -13774,10 +13926,10 @@
         </w:tblBorders>
       </w:tblPr>
       <w:tblGrid>
-        <w:gridCol w:w="2340"/>
-        <w:gridCol w:w="2340"/>
-        <w:gridCol w:w="2340"/>
-        <w:gridCol w:w="2340"/>
+        <w:gridCol w:w="1123"/>
+        <w:gridCol w:w="1720"/>
+        <w:gridCol w:w="4424"/>
+        <w:gridCol w:w="2093"/>
       </w:tblGrid>
       <w:tr>
         <w:trPr>
@@ -13785,7 +13937,7 @@
         </w:trPr>
         <w:tc>
           <w:tcPr>
-            <w:tcW w:type="dxa" w:w="2340"/>
+            <w:tcW w:type="dxa" w:w="1123"/>
             <w:tcBorders>
               <w:top w:val="single" w:color="D0D0CE" w:sz="1"/>
               <w:left w:val="single" w:color="D0D0CE" w:sz="1"/>
@@ -13809,8 +13961,8 @@
                 <w:b/>
                 <w:bCs/>
                 <w:color w:val="FFFFFF"/>
-                <w:sz w:val="16"/>
-                <w:szCs w:val="16"/>
+                <w:sz w:val="18"/>
+                <w:szCs w:val="18"/>
               </w:rPr>
               <w:t xml:space="preserve">Period</w:t>
             </w:r>
@@ -13818,7 +13970,7 @@
         </w:tc>
         <w:tc>
           <w:tcPr>
-            <w:tcW w:type="dxa" w:w="2340"/>
+            <w:tcW w:type="dxa" w:w="1720"/>
             <w:tcBorders>
               <w:top w:val="single" w:color="D0D0CE" w:sz="1"/>
               <w:left w:val="single" w:color="D0D0CE" w:sz="1"/>
@@ -13842,8 +13994,8 @@
                 <w:b/>
                 <w:bCs/>
                 <w:color w:val="FFFFFF"/>
-                <w:sz w:val="16"/>
-                <w:szCs w:val="16"/>
+                <w:sz w:val="18"/>
+                <w:szCs w:val="18"/>
               </w:rPr>
               <w:t xml:space="preserve">Team objective</w:t>
             </w:r>
@@ -13851,7 +14003,7 @@
         </w:tc>
         <w:tc>
           <w:tcPr>
-            <w:tcW w:type="dxa" w:w="2340"/>
+            <w:tcW w:type="dxa" w:w="4424"/>
             <w:tcBorders>
               <w:top w:val="single" w:color="D0D0CE" w:sz="1"/>
               <w:left w:val="single" w:color="D0D0CE" w:sz="1"/>
@@ -13875,8 +14027,8 @@
                 <w:b/>
                 <w:bCs/>
                 <w:color w:val="FFFFFF"/>
-                <w:sz w:val="16"/>
-                <w:szCs w:val="16"/>
+                <w:sz w:val="18"/>
+                <w:szCs w:val="18"/>
               </w:rPr>
               <w:t xml:space="preserve">Concrete outputs</w:t>
             </w:r>
@@ -13884,7 +14036,7 @@
         </w:tc>
         <w:tc>
           <w:tcPr>
-            <w:tcW w:type="dxa" w:w="2340"/>
+            <w:tcW w:type="dxa" w:w="2093"/>
             <w:tcBorders>
               <w:top w:val="single" w:color="D0D0CE" w:sz="1"/>
               <w:left w:val="single" w:color="D0D0CE" w:sz="1"/>
@@ -13908,8 +14060,8 @@
                 <w:b/>
                 <w:bCs/>
                 <w:color w:val="FFFFFF"/>
-                <w:sz w:val="16"/>
-                <w:szCs w:val="16"/>
+                <w:sz w:val="18"/>
+                <w:szCs w:val="18"/>
               </w:rPr>
               <w:t xml:space="preserve">Decision gate</w:t>
             </w:r>
@@ -13919,7 +14071,7 @@
       <w:tr>
         <w:tc>
           <w:tcPr>
-            <w:tcW w:type="dxa" w:w="2340"/>
+            <w:tcW w:type="dxa" w:w="1123"/>
             <w:tcBorders>
               <w:top w:val="single" w:color="D0D0CE" w:sz="1"/>
               <w:left w:val="single" w:color="D0D0CE" w:sz="1"/>
@@ -13945,7 +14097,7 @@
         </w:tc>
         <w:tc>
           <w:tcPr>
-            <w:tcW w:type="dxa" w:w="2340"/>
+            <w:tcW w:type="dxa" w:w="1720"/>
             <w:tcBorders>
               <w:top w:val="single" w:color="D0D0CE" w:sz="1"/>
               <w:left w:val="single" w:color="D0D0CE" w:sz="1"/>
@@ -13971,7 +14123,7 @@
         </w:tc>
         <w:tc>
           <w:tcPr>
-            <w:tcW w:type="dxa" w:w="2340"/>
+            <w:tcW w:type="dxa" w:w="4424"/>
             <w:tcBorders>
               <w:top w:val="single" w:color="D0D0CE" w:sz="1"/>
               <w:left w:val="single" w:color="D0D0CE" w:sz="1"/>
@@ -13997,7 +14149,7 @@
         </w:tc>
         <w:tc>
           <w:tcPr>
-            <w:tcW w:type="dxa" w:w="2340"/>
+            <w:tcW w:type="dxa" w:w="2093"/>
             <w:tcBorders>
               <w:top w:val="single" w:color="D0D0CE" w:sz="1"/>
               <w:left w:val="single" w:color="D0D0CE" w:sz="1"/>
@@ -14025,7 +14177,7 @@
       <w:tr>
         <w:tc>
           <w:tcPr>
-            <w:tcW w:type="dxa" w:w="2340"/>
+            <w:tcW w:type="dxa" w:w="1123"/>
             <w:tcBorders>
               <w:top w:val="single" w:color="D0D0CE" w:sz="1"/>
               <w:left w:val="single" w:color="D0D0CE" w:sz="1"/>
@@ -14051,7 +14203,7 @@
         </w:tc>
         <w:tc>
           <w:tcPr>
-            <w:tcW w:type="dxa" w:w="2340"/>
+            <w:tcW w:type="dxa" w:w="1720"/>
             <w:tcBorders>
               <w:top w:val="single" w:color="D0D0CE" w:sz="1"/>
               <w:left w:val="single" w:color="D0D0CE" w:sz="1"/>
@@ -14077,7 +14229,7 @@
         </w:tc>
         <w:tc>
           <w:tcPr>
-            <w:tcW w:type="dxa" w:w="2340"/>
+            <w:tcW w:type="dxa" w:w="4424"/>
             <w:tcBorders>
               <w:top w:val="single" w:color="D0D0CE" w:sz="1"/>
               <w:left w:val="single" w:color="D0D0CE" w:sz="1"/>
@@ -14103,7 +14255,7 @@
         </w:tc>
         <w:tc>
           <w:tcPr>
-            <w:tcW w:type="dxa" w:w="2340"/>
+            <w:tcW w:type="dxa" w:w="2093"/>
             <w:tcBorders>
               <w:top w:val="single" w:color="D0D0CE" w:sz="1"/>
               <w:left w:val="single" w:color="D0D0CE" w:sz="1"/>
@@ -14131,7 +14283,7 @@
       <w:tr>
         <w:tc>
           <w:tcPr>
-            <w:tcW w:type="dxa" w:w="2340"/>
+            <w:tcW w:type="dxa" w:w="1123"/>
             <w:tcBorders>
               <w:top w:val="single" w:color="D0D0CE" w:sz="1"/>
               <w:left w:val="single" w:color="D0D0CE" w:sz="1"/>
@@ -14157,7 +14309,7 @@
         </w:tc>
         <w:tc>
           <w:tcPr>
-            <w:tcW w:type="dxa" w:w="2340"/>
+            <w:tcW w:type="dxa" w:w="1720"/>
             <w:tcBorders>
               <w:top w:val="single" w:color="D0D0CE" w:sz="1"/>
               <w:left w:val="single" w:color="D0D0CE" w:sz="1"/>
@@ -14183,7 +14335,7 @@
         </w:tc>
         <w:tc>
           <w:tcPr>
-            <w:tcW w:type="dxa" w:w="2340"/>
+            <w:tcW w:type="dxa" w:w="4424"/>
             <w:tcBorders>
               <w:top w:val="single" w:color="D0D0CE" w:sz="1"/>
               <w:left w:val="single" w:color="D0D0CE" w:sz="1"/>
@@ -14209,7 +14361,7 @@
         </w:tc>
         <w:tc>
           <w:tcPr>
-            <w:tcW w:type="dxa" w:w="2340"/>
+            <w:tcW w:type="dxa" w:w="2093"/>
             <w:tcBorders>
               <w:top w:val="single" w:color="D0D0CE" w:sz="1"/>
               <w:left w:val="single" w:color="D0D0CE" w:sz="1"/>
@@ -14237,7 +14389,7 @@
       <w:tr>
         <w:tc>
           <w:tcPr>
-            <w:tcW w:type="dxa" w:w="2340"/>
+            <w:tcW w:type="dxa" w:w="1123"/>
             <w:tcBorders>
               <w:top w:val="single" w:color="D0D0CE" w:sz="1"/>
               <w:left w:val="single" w:color="D0D0CE" w:sz="1"/>
@@ -14263,7 +14415,7 @@
         </w:tc>
         <w:tc>
           <w:tcPr>
-            <w:tcW w:type="dxa" w:w="2340"/>
+            <w:tcW w:type="dxa" w:w="1720"/>
             <w:tcBorders>
               <w:top w:val="single" w:color="D0D0CE" w:sz="1"/>
               <w:left w:val="single" w:color="D0D0CE" w:sz="1"/>
@@ -14289,7 +14441,7 @@
         </w:tc>
         <w:tc>
           <w:tcPr>
-            <w:tcW w:type="dxa" w:w="2340"/>
+            <w:tcW w:type="dxa" w:w="4424"/>
             <w:tcBorders>
               <w:top w:val="single" w:color="D0D0CE" w:sz="1"/>
               <w:left w:val="single" w:color="D0D0CE" w:sz="1"/>
@@ -14315,7 +14467,7 @@
         </w:tc>
         <w:tc>
           <w:tcPr>
-            <w:tcW w:type="dxa" w:w="2340"/>
+            <w:tcW w:type="dxa" w:w="2093"/>
             <w:tcBorders>
               <w:top w:val="single" w:color="D0D0CE" w:sz="1"/>
               <w:left w:val="single" w:color="D0D0CE" w:sz="1"/>
@@ -14343,7 +14495,7 @@
       <w:tr>
         <w:tc>
           <w:tcPr>
-            <w:tcW w:type="dxa" w:w="2340"/>
+            <w:tcW w:type="dxa" w:w="1123"/>
             <w:tcBorders>
               <w:top w:val="single" w:color="D0D0CE" w:sz="1"/>
               <w:left w:val="single" w:color="D0D0CE" w:sz="1"/>
@@ -14369,7 +14521,7 @@
         </w:tc>
         <w:tc>
           <w:tcPr>
-            <w:tcW w:type="dxa" w:w="2340"/>
+            <w:tcW w:type="dxa" w:w="1720"/>
             <w:tcBorders>
               <w:top w:val="single" w:color="D0D0CE" w:sz="1"/>
               <w:left w:val="single" w:color="D0D0CE" w:sz="1"/>
@@ -14395,7 +14547,7 @@
         </w:tc>
         <w:tc>
           <w:tcPr>
-            <w:tcW w:type="dxa" w:w="2340"/>
+            <w:tcW w:type="dxa" w:w="4424"/>
             <w:tcBorders>
               <w:top w:val="single" w:color="D0D0CE" w:sz="1"/>
               <w:left w:val="single" w:color="D0D0CE" w:sz="1"/>
@@ -14421,7 +14573,7 @@
         </w:tc>
         <w:tc>
           <w:tcPr>
-            <w:tcW w:type="dxa" w:w="2340"/>
+            <w:tcW w:type="dxa" w:w="2093"/>
             <w:tcBorders>
               <w:top w:val="single" w:color="D0D0CE" w:sz="1"/>
               <w:left w:val="single" w:color="D0D0CE" w:sz="1"/>
@@ -14447,6 +14599,14 @@
         </w:tc>
       </w:tr>
     </w:tbl>
+    <w:p>
+      <w:pPr>
+        <w:spacing w:after="120"/>
+      </w:pPr>
+      <w:r>
+        <w:t xml:space="preserve"/>
+      </w:r>
+    </w:p>
     <w:p>
       <w:pPr>
         <w:pStyle w:val="Heading1"/>
@@ -14468,9 +14628,9 @@
         </w:tblBorders>
       </w:tblPr>
       <w:tblGrid>
-        <w:gridCol w:w="3120"/>
-        <w:gridCol w:w="3120"/>
-        <w:gridCol w:w="3120"/>
+        <w:gridCol w:w="1974"/>
+        <w:gridCol w:w="3452"/>
+        <w:gridCol w:w="3934"/>
       </w:tblGrid>
       <w:tr>
         <w:trPr>
@@ -14478,7 +14638,7 @@
         </w:trPr>
         <w:tc>
           <w:tcPr>
-            <w:tcW w:type="dxa" w:w="3120"/>
+            <w:tcW w:type="dxa" w:w="1974"/>
             <w:tcBorders>
               <w:top w:val="single" w:color="D0D0CE" w:sz="1"/>
               <w:left w:val="single" w:color="D0D0CE" w:sz="1"/>
@@ -14511,7 +14671,7 @@
         </w:tc>
         <w:tc>
           <w:tcPr>
-            <w:tcW w:type="dxa" w:w="3120"/>
+            <w:tcW w:type="dxa" w:w="3452"/>
             <w:tcBorders>
               <w:top w:val="single" w:color="D0D0CE" w:sz="1"/>
               <w:left w:val="single" w:color="D0D0CE" w:sz="1"/>
@@ -14544,7 +14704,7 @@
         </w:tc>
         <w:tc>
           <w:tcPr>
-            <w:tcW w:type="dxa" w:w="3120"/>
+            <w:tcW w:type="dxa" w:w="3934"/>
             <w:tcBorders>
               <w:top w:val="single" w:color="D0D0CE" w:sz="1"/>
               <w:left w:val="single" w:color="D0D0CE" w:sz="1"/>
@@ -14579,7 +14739,7 @@
       <w:tr>
         <w:tc>
           <w:tcPr>
-            <w:tcW w:type="dxa" w:w="3120"/>
+            <w:tcW w:type="dxa" w:w="1974"/>
             <w:tcBorders>
               <w:top w:val="single" w:color="D0D0CE" w:sz="1"/>
               <w:left w:val="single" w:color="D0D0CE" w:sz="1"/>
@@ -14605,7 +14765,7 @@
         </w:tc>
         <w:tc>
           <w:tcPr>
-            <w:tcW w:type="dxa" w:w="3120"/>
+            <w:tcW w:type="dxa" w:w="3452"/>
             <w:tcBorders>
               <w:top w:val="single" w:color="D0D0CE" w:sz="1"/>
               <w:left w:val="single" w:color="D0D0CE" w:sz="1"/>
@@ -14631,7 +14791,7 @@
         </w:tc>
         <w:tc>
           <w:tcPr>
-            <w:tcW w:type="dxa" w:w="3120"/>
+            <w:tcW w:type="dxa" w:w="3934"/>
             <w:tcBorders>
               <w:top w:val="single" w:color="D0D0CE" w:sz="1"/>
               <w:left w:val="single" w:color="D0D0CE" w:sz="1"/>
@@ -14659,7 +14819,7 @@
       <w:tr>
         <w:tc>
           <w:tcPr>
-            <w:tcW w:type="dxa" w:w="3120"/>
+            <w:tcW w:type="dxa" w:w="1974"/>
             <w:tcBorders>
               <w:top w:val="single" w:color="D0D0CE" w:sz="1"/>
               <w:left w:val="single" w:color="D0D0CE" w:sz="1"/>
@@ -14685,7 +14845,7 @@
         </w:tc>
         <w:tc>
           <w:tcPr>
-            <w:tcW w:type="dxa" w:w="3120"/>
+            <w:tcW w:type="dxa" w:w="3452"/>
             <w:tcBorders>
               <w:top w:val="single" w:color="D0D0CE" w:sz="1"/>
               <w:left w:val="single" w:color="D0D0CE" w:sz="1"/>
@@ -14711,7 +14871,7 @@
         </w:tc>
         <w:tc>
           <w:tcPr>
-            <w:tcW w:type="dxa" w:w="3120"/>
+            <w:tcW w:type="dxa" w:w="3934"/>
             <w:tcBorders>
               <w:top w:val="single" w:color="D0D0CE" w:sz="1"/>
               <w:left w:val="single" w:color="D0D0CE" w:sz="1"/>
@@ -14739,7 +14899,7 @@
       <w:tr>
         <w:tc>
           <w:tcPr>
-            <w:tcW w:type="dxa" w:w="3120"/>
+            <w:tcW w:type="dxa" w:w="1974"/>
             <w:tcBorders>
               <w:top w:val="single" w:color="D0D0CE" w:sz="1"/>
               <w:left w:val="single" w:color="D0D0CE" w:sz="1"/>
@@ -14765,7 +14925,7 @@
         </w:tc>
         <w:tc>
           <w:tcPr>
-            <w:tcW w:type="dxa" w:w="3120"/>
+            <w:tcW w:type="dxa" w:w="3452"/>
             <w:tcBorders>
               <w:top w:val="single" w:color="D0D0CE" w:sz="1"/>
               <w:left w:val="single" w:color="D0D0CE" w:sz="1"/>
@@ -14791,7 +14951,7 @@
         </w:tc>
         <w:tc>
           <w:tcPr>
-            <w:tcW w:type="dxa" w:w="3120"/>
+            <w:tcW w:type="dxa" w:w="3934"/>
             <w:tcBorders>
               <w:top w:val="single" w:color="D0D0CE" w:sz="1"/>
               <w:left w:val="single" w:color="D0D0CE" w:sz="1"/>
@@ -14819,7 +14979,7 @@
       <w:tr>
         <w:tc>
           <w:tcPr>
-            <w:tcW w:type="dxa" w:w="3120"/>
+            <w:tcW w:type="dxa" w:w="1974"/>
             <w:tcBorders>
               <w:top w:val="single" w:color="D0D0CE" w:sz="1"/>
               <w:left w:val="single" w:color="D0D0CE" w:sz="1"/>
@@ -14845,7 +15005,7 @@
         </w:tc>
         <w:tc>
           <w:tcPr>
-            <w:tcW w:type="dxa" w:w="3120"/>
+            <w:tcW w:type="dxa" w:w="3452"/>
             <w:tcBorders>
               <w:top w:val="single" w:color="D0D0CE" w:sz="1"/>
               <w:left w:val="single" w:color="D0D0CE" w:sz="1"/>
@@ -14871,7 +15031,7 @@
         </w:tc>
         <w:tc>
           <w:tcPr>
-            <w:tcW w:type="dxa" w:w="3120"/>
+            <w:tcW w:type="dxa" w:w="3934"/>
             <w:tcBorders>
               <w:top w:val="single" w:color="D0D0CE" w:sz="1"/>
               <w:left w:val="single" w:color="D0D0CE" w:sz="1"/>
@@ -14899,7 +15059,7 @@
       <w:tr>
         <w:tc>
           <w:tcPr>
-            <w:tcW w:type="dxa" w:w="3120"/>
+            <w:tcW w:type="dxa" w:w="1974"/>
             <w:tcBorders>
               <w:top w:val="single" w:color="D0D0CE" w:sz="1"/>
               <w:left w:val="single" w:color="D0D0CE" w:sz="1"/>
@@ -14925,7 +15085,7 @@
         </w:tc>
         <w:tc>
           <w:tcPr>
-            <w:tcW w:type="dxa" w:w="3120"/>
+            <w:tcW w:type="dxa" w:w="3452"/>
             <w:tcBorders>
               <w:top w:val="single" w:color="D0D0CE" w:sz="1"/>
               <w:left w:val="single" w:color="D0D0CE" w:sz="1"/>
@@ -14951,7 +15111,7 @@
         </w:tc>
         <w:tc>
           <w:tcPr>
-            <w:tcW w:type="dxa" w:w="3120"/>
+            <w:tcW w:type="dxa" w:w="3934"/>
             <w:tcBorders>
               <w:top w:val="single" w:color="D0D0CE" w:sz="1"/>
               <w:left w:val="single" w:color="D0D0CE" w:sz="1"/>
@@ -14977,6 +15137,14 @@
         </w:tc>
       </w:tr>
     </w:tbl>
+    <w:p>
+      <w:pPr>
+        <w:spacing w:after="120"/>
+      </w:pPr>
+      <w:r>
+        <w:t xml:space="preserve"/>
+      </w:r>
+    </w:p>
     <w:p>
       <w:pPr>
         <w:pStyle w:val="Heading1"/>
@@ -15006,7 +15174,7 @@
         <w:spacing w:after="120"/>
       </w:pPr>
       <w:r>
-        <w:t xml:space="preserve">[Case Study] Design case study — a conversational AI companion for menopause and perimenopause support (author’s prior applied work).</w:t>
+        <w:t xml:space="preserve">[Case Study] Eltayeb, Y. (2026). Menopause-support companion design case study. In SAFE-CARE public release repository, v1.0. Conefia. GitHub/Zenodo. https://doi.org/10.5281/zenodo.21330842</w:t>
       </w:r>
     </w:p>
     <w:p>
@@ -15014,7 +15182,7 @@
         <w:spacing w:after="120"/>
       </w:pPr>
       <w:r>
-        <w:t xml:space="preserve">[Conference Outline] Conference talk outline — “Building Safe Conversational AI Agents for Healthcare.”</w:t>
+        <w:t xml:space="preserve">[Conference Outline] Eltayeb, Y. (2026). Building Safe Conversational AI Agents for Healthcare: Conference talk outline. In SAFE-CARE public release repository, v1.0. Conefia. GitHub/Zenodo. https://doi.org/10.5281/zenodo.21330842</w:t>
       </w:r>
     </w:p>
     <w:p>
@@ -15254,7 +15422,17 @@
         <w:t xml:space="preserve">How to cite:</w:t>
       </w:r>
       <w:r>
-        <w:t xml:space="preserve"> Eltayeb, Y. (2026). *SAFE-CARE: A Framework for Designing and Evaluating Safe Healthcare AI Agents*. Conefia. DOI: [Zenodo DOI].</w:t>
+        <w:t xml:space="preserve"> Eltayeb, Y. (2026). </w:t>
+      </w:r>
+      <w:r>
+        <w:rPr>
+          <w:i/>
+          <w:iCs/>
+        </w:rPr>
+        <w:t xml:space="preserve">SAFE-CARE: A Framework for Designing and Evaluating Safe Healthcare AI Agents</w:t>
+      </w:r>
+      <w:r>
+        <w:t xml:space="preserve">. Conefia. DOI: https://doi.org/10.5281/zenodo.21330159.</w:t>
       </w:r>
     </w:p>
     <w:p>

--- a/release_assets/docx/SAFE-CARE_Framework_Whitepaper.docx
+++ b/release_assets/docx/SAFE-CARE_Framework_Whitepaper.docx
@@ -33,7 +33,7 @@
           <w:sz w:val="17"/>
           <w:szCs w:val="17"/>
         </w:rPr>
-        <w:t xml:space="preserve">SAFE-CARE Framework — authored by Yassen Eltayeb, Conefia · Version 1.0 · July 2026</w:t>
+        <w:t xml:space="preserve">SAFE-CARE Framework — authored by Yassen Eltayeb, Conefia · Version 1.1 · July 2026</w:t>
       </w:r>
     </w:p>
     <w:p>
@@ -875,7 +875,7 @@
         <w:spacing w:after="120"/>
       </w:pPr>
       <w:r>
-        <w:t xml:space="preserve">SAFE-CARE converts those principles into an operating model: define the scope, ground the answer, fence unsafe behavior, evaluate through simulations and human review, contextualize carefully, act only through governed tools, route risk to humans, and maintain evidence for governance. [NIST AI RMF]</w:t>
+        <w:t xml:space="preserve">SAFE-CARE converts those principles into an operating model: define the scope, ground the answer, fence unsafe behavior, evaluate through simulations and human review, contextualize carefully, act only through governed tools, route risk to humans, and maintain evidence for governance. [NIST AI RMF] [NIST AI 600-1]</w:t>
       </w:r>
     </w:p>
     <w:p>
@@ -15207,6 +15207,14 @@
       </w:pPr>
       <w:r>
         <w:t xml:space="preserve">[NIST AI RMF] National Institute of Standards and Technology. AI Risk Management Framework. https://www.nist.gov/itl/ai-risk-management-framework</w:t>
+      </w:r>
+    </w:p>
+    <w:p>
+      <w:pPr>
+        <w:spacing w:after="120"/>
+      </w:pPr>
+      <w:r>
+        <w:t xml:space="preserve">[NIST AI 600-1] National Institute of Standards and Technology. Artificial Intelligence Risk Management Framework: Generative Artificial Intelligence Profile (NIST AI 600-1). U.S. Department of Commerce, July 2024. https://doi.org/10.6028/NIST.AI.600-1</w:t>
       </w:r>
     </w:p>
     <w:p>
@@ -15382,7 +15390,7 @@
         <w:t xml:space="preserve">Version:</w:t>
       </w:r>
       <w:r>
-        <w:t xml:space="preserve"> v1.0 · July 2026.</w:t>
+        <w:t xml:space="preserve"> v1.1 · July 2026.</w:t>
       </w:r>
     </w:p>
     <w:p>

--- a/release_assets/docx/SAFE-CARE_Framework_Whitepaper.docx
+++ b/release_assets/docx/SAFE-CARE_Framework_Whitepaper.docx
@@ -15174,7 +15174,7 @@
         <w:spacing w:after="120"/>
       </w:pPr>
       <w:r>
-        <w:t xml:space="preserve">[Case Study] Eltayeb, Y. (2026). Menopause-support companion design case study. In SAFE-CARE public release repository, v1.0. Conefia. GitHub/Zenodo. https://doi.org/10.5281/zenodo.21330842</w:t>
+        <w:t xml:space="preserve">[Case Study] Eltayeb, Y. (2026). Menopause-support companion design case study. In the SAFE-CARE public release repository. Conefia. GitHub/Zenodo. https://doi.org/10.5281/zenodo.21330841</w:t>
       </w:r>
     </w:p>
     <w:p>
@@ -15182,7 +15182,7 @@
         <w:spacing w:after="120"/>
       </w:pPr>
       <w:r>
-        <w:t xml:space="preserve">[Conference Outline] Eltayeb, Y. (2026). Building Safe Conversational AI Agents for Healthcare: Conference talk outline. In SAFE-CARE public release repository, v1.0. Conefia. GitHub/Zenodo. https://doi.org/10.5281/zenodo.21330842</w:t>
+        <w:t xml:space="preserve">[Conference Outline] Eltayeb, Y. (2026). Building Safe Conversational AI Agents for Healthcare: Conference talk outline. In the SAFE-CARE public release repository. Conefia. GitHub/Zenodo. https://doi.org/10.5281/zenodo.21330841</w:t>
       </w:r>
     </w:p>
     <w:p>
@@ -15440,7 +15440,7 @@
         <w:t xml:space="preserve">SAFE-CARE: A Framework for Designing and Evaluating Safe Healthcare AI Agents</w:t>
       </w:r>
       <w:r>
-        <w:t xml:space="preserve">. Conefia. DOI: https://doi.org/10.5281/zenodo.21330159.</w:t>
+        <w:t xml:space="preserve">. Conefia. DOI: https://doi.org/10.5281/zenodo.21330841.</w:t>
       </w:r>
     </w:p>
     <w:p>

--- a/release_assets/docx/SAFE-CARE_Framework_Whitepaper.docx
+++ b/release_assets/docx/SAFE-CARE_Framework_Whitepaper.docx
@@ -65,7 +65,7 @@
         <w:spacing w:after="120"/>
       </w:pPr>
       <w:r>
-        <w:t xml:space="preserve">Healthcare AI agents should not be evaluated as “chatbots.” They should be designed and evaluated as governed clinical-adjacent systems that reason, retrieve approved evidence, personalize from structured context, use tools safely, escalate risk, and leave an auditable trail. This framework generalizes lessons from the the menopause-support companion design into a reusable approach for Conefia’s future healthcare AI agents. [Case Study]</w:t>
+        <w:t xml:space="preserve">Healthcare AI agents should not be evaluated as “chatbots.” They should be designed and evaluated as governed clinical-adjacent systems that reason, retrieve approved evidence, personalize from structured context, use tools safely, escalate risk, and leave an auditable trail. This framework generalizes lessons from the menopause-support companion design into a reusable approach for Conefia’s future healthcare AI agents. [Case Study]</w:t>
       </w:r>
     </w:p>
     <w:p>
@@ -15174,7 +15174,7 @@
         <w:spacing w:after="120"/>
       </w:pPr>
       <w:r>
-        <w:t xml:space="preserve">[Case Study] Eltayeb, Y. (2026). Menopause-support companion design case study. In the SAFE-CARE public release repository. Conefia. GitHub/Zenodo. https://doi.org/10.5281/zenodo.21330841</w:t>
+        <w:t xml:space="preserve">[Case Study] Eltayeb, Y. (2026). Menopause-support companion design case study. In the SAFE-CARE public release repository (docs/03_SAFE-CARE_Menopause-Support_Companion_Case_Study). Conefia. GitHub/Zenodo. https://doi.org/10.5281/zenodo.21330841</w:t>
       </w:r>
     </w:p>
     <w:p>
@@ -15182,7 +15182,7 @@
         <w:spacing w:after="120"/>
       </w:pPr>
       <w:r>
-        <w:t xml:space="preserve">[Conference Outline] Eltayeb, Y. (2026). Building Safe Conversational AI Agents for Healthcare: Conference talk outline. In the SAFE-CARE public release repository. Conefia. GitHub/Zenodo. https://doi.org/10.5281/zenodo.21330841</w:t>
+        <w:t xml:space="preserve">[Conference Outline] Eltayeb, Y. (2026). Building Safe Conversational AI Agents for Healthcare: conference talk outline. In the SAFE-CARE public release repository (docs/09_SAFE-CARE_Conference_Talk_Deck_Outline). Conefia. GitHub/Zenodo. https://doi.org/10.5281/zenodo.21330841</w:t>
       </w:r>
     </w:p>
     <w:p>
